--- a/docs/reports/mcp_geo_functionality_showcase_2026-03-07.docx
+++ b/docs/reports/mcp_geo_functionality_showcase_2026-03-07.docx
@@ -1,13 +1,13 @@
 
 <file path=word/document.xml><?xml version="1.0" encoding="utf-8"?>
-<w:document xmlns:w="http://schemas.openxmlformats.org/wordprocessingml/2006/main" xmlns:m="http://schemas.openxmlformats.org/officeDocument/2006/math" xmlns:r="http://schemas.openxmlformats.org/officeDocument/2006/relationships" xmlns:o="urn:schemas-microsoft-com:office:office" xmlns:v="urn:schemas-microsoft-com:vml" xmlns:w10="urn:schemas-microsoft-com:office:word" xmlns:a="http://schemas.openxmlformats.org/drawingml/2006/main" xmlns:pic="http://schemas.openxmlformats.org/drawingml/2006/picture" xmlns:wp="http://schemas.openxmlformats.org/drawingml/2006/wordprocessingDrawing">
+<w:document xmlns:wpc="http://schemas.microsoft.com/office/word/2010/wordprocessingCanvas" xmlns:cx="http://schemas.microsoft.com/office/drawing/2014/chartex" xmlns:cx1="http://schemas.microsoft.com/office/drawing/2015/9/8/chartex" xmlns:cx2="http://schemas.microsoft.com/office/drawing/2015/10/21/chartex" xmlns:cx3="http://schemas.microsoft.com/office/drawing/2016/5/9/chartex" xmlns:cx4="http://schemas.microsoft.com/office/drawing/2016/5/10/chartex" xmlns:cx5="http://schemas.microsoft.com/office/drawing/2016/5/11/chartex" xmlns:cx6="http://schemas.microsoft.com/office/drawing/2016/5/12/chartex" xmlns:cx7="http://schemas.microsoft.com/office/drawing/2016/5/13/chartex" xmlns:cx8="http://schemas.microsoft.com/office/drawing/2016/5/14/chartex" xmlns:mc="http://schemas.openxmlformats.org/markup-compatibility/2006" xmlns:aink="http://schemas.microsoft.com/office/drawing/2016/ink" xmlns:am3d="http://schemas.microsoft.com/office/drawing/2017/model3d" xmlns:o="urn:schemas-microsoft-com:office:office" xmlns:oel="http://schemas.microsoft.com/office/2019/extlst" xmlns:r="http://schemas.openxmlformats.org/officeDocument/2006/relationships" xmlns:m="http://schemas.openxmlformats.org/officeDocument/2006/math" xmlns:v="urn:schemas-microsoft-com:vml" xmlns:wp14="http://schemas.microsoft.com/office/word/2010/wordprocessingDrawing" xmlns:wp="http://schemas.openxmlformats.org/drawingml/2006/wordprocessingDrawing" xmlns:w10="urn:schemas-microsoft-com:office:word" xmlns:w="http://schemas.openxmlformats.org/wordprocessingml/2006/main" xmlns:w14="http://schemas.microsoft.com/office/word/2010/wordml" xmlns:w15="http://schemas.microsoft.com/office/word/2012/wordml" xmlns:w16cex="http://schemas.microsoft.com/office/word/2018/wordml/cex" xmlns:w16cid="http://schemas.microsoft.com/office/word/2016/wordml/cid" xmlns:w16="http://schemas.microsoft.com/office/word/2018/wordml" xmlns:w16du="http://schemas.microsoft.com/office/word/2023/wordml/word16du" xmlns:w16sdtdh="http://schemas.microsoft.com/office/word/2020/wordml/sdtdatahash" xmlns:w16sdtfl="http://schemas.microsoft.com/office/word/2024/wordml/sdtformatlock" xmlns:w16se="http://schemas.microsoft.com/office/word/2015/wordml/symex" xmlns:wpg="http://schemas.microsoft.com/office/word/2010/wordprocessingGroup" xmlns:wpi="http://schemas.microsoft.com/office/word/2010/wordprocessingInk" xmlns:wne="http://schemas.microsoft.com/office/word/2006/wordml" xmlns:wps="http://schemas.microsoft.com/office/word/2010/wordprocessingShape" mc:Ignorable="w14 w15 w16se w16cid w16 w16cex w16sdtdh w16sdtfl w16du wp14">
   <w:body>
     <w:p>
       <w:pPr>
         <w:pStyle w:val="Title"/>
       </w:pPr>
       <w:r>
-        <w:t xml:space="preserve">MCP-Geo in practice</w:t>
+        <w:t>MCP-Geo in practice</w:t>
       </w:r>
     </w:p>
     <w:p>
@@ -15,7 +15,7 @@
         <w:pStyle w:val="Subtitle"/>
       </w:pPr>
       <w:r>
-        <w:t xml:space="preserve">Example questions from Codex sessions showing address context, place profiling, and accessibility mapping</w:t>
+        <w:t>Example questions from Codex sessions showing address context, place profiling, and accessibility mapping</w:t>
       </w:r>
     </w:p>
     <w:p>
@@ -23,11 +23,18 @@
         <w:pStyle w:val="Date"/>
       </w:pPr>
       <w:r>
-        <w:t xml:space="preserve">2026-03-07</w:t>
+        <w:t>2026-03-07</w:t>
       </w:r>
     </w:p>
     <w:sdt>
       <w:sdtPr>
+        <w:rPr>
+          <w:rFonts w:asciiTheme="minorHAnsi" w:eastAsiaTheme="minorEastAsia" w:hAnsiTheme="minorHAnsi" w:cstheme="minorBidi"/>
+          <w:color w:val="auto"/>
+          <w:sz w:val="24"/>
+          <w:szCs w:val="24"/>
+        </w:rPr>
+        <w:id w:val="2000075161"/>
         <w:docPartObj>
           <w:docPartGallery w:val="Table of Contents"/>
           <w:docPartUnique/>
@@ -39,40 +46,654 @@
             <w:pStyle w:val="TOCHeading"/>
           </w:pPr>
           <w:r>
-            <w:t xml:space="preserve">Table of Contents</w:t>
+            <w:t>Table of Contents</w:t>
           </w:r>
         </w:p>
         <w:p>
+          <w:pPr>
+            <w:pStyle w:val="TOC1"/>
+            <w:tabs>
+              <w:tab w:val="right" w:leader="dot" w:pos="9350"/>
+            </w:tabs>
+            <w:rPr>
+              <w:noProof/>
+            </w:rPr>
+          </w:pPr>
           <w:r>
-            <w:fldChar w:fldCharType="begin" w:dirty="true"/>
-            <w:instrText xml:space="preserve">TOC \o "1-3" \h \z \u</w:instrText>
+            <w:fldChar w:fldCharType="begin"/>
+          </w:r>
+          <w:r>
+            <w:instrText>TOC \o "1-3" \h \z \u</w:instrText>
+          </w:r>
+          <w:r>
             <w:fldChar w:fldCharType="separate"/>
+          </w:r>
+          <w:hyperlink w:anchor="_Toc223893623" w:history="1">
+            <w:r>
+              <w:rPr>
+                <w:rStyle w:val="Hyperlink"/>
+                <w:noProof/>
+              </w:rPr>
+              <w:t>Overview</w:t>
+            </w:r>
+            <w:r>
+              <w:rPr>
+                <w:noProof/>
+                <w:webHidden/>
+              </w:rPr>
+              <w:tab/>
+            </w:r>
+            <w:r>
+              <w:rPr>
+                <w:noProof/>
+                <w:webHidden/>
+              </w:rPr>
+              <w:fldChar w:fldCharType="begin"/>
+            </w:r>
+            <w:r>
+              <w:rPr>
+                <w:noProof/>
+                <w:webHidden/>
+              </w:rPr>
+              <w:instrText xml:space="preserve"> PAGEREF _Toc223893623 \h </w:instrText>
+            </w:r>
+            <w:r>
+              <w:rPr>
+                <w:noProof/>
+                <w:webHidden/>
+              </w:rPr>
+            </w:r>
+            <w:r>
+              <w:rPr>
+                <w:noProof/>
+                <w:webHidden/>
+              </w:rPr>
+              <w:fldChar w:fldCharType="separate"/>
+            </w:r>
+            <w:r>
+              <w:rPr>
+                <w:noProof/>
+                <w:webHidden/>
+              </w:rPr>
+              <w:t>1</w:t>
+            </w:r>
+            <w:r>
+              <w:rPr>
+                <w:noProof/>
+                <w:webHidden/>
+              </w:rPr>
+              <w:fldChar w:fldCharType="end"/>
+            </w:r>
+          </w:hyperlink>
+        </w:p>
+        <w:p>
+          <w:pPr>
+            <w:pStyle w:val="TOC1"/>
+            <w:tabs>
+              <w:tab w:val="right" w:leader="dot" w:pos="9350"/>
+            </w:tabs>
+            <w:rPr>
+              <w:noProof/>
+            </w:rPr>
+          </w:pPr>
+          <w:hyperlink w:anchor="_Toc223893624" w:history="1">
+            <w:r>
+              <w:rPr>
+                <w:rStyle w:val="Hyperlink"/>
+                <w:noProof/>
+              </w:rPr>
+              <w:t>What MCP-Geo Is Demonstrating</w:t>
+            </w:r>
+            <w:r>
+              <w:rPr>
+                <w:noProof/>
+                <w:webHidden/>
+              </w:rPr>
+              <w:tab/>
+            </w:r>
+            <w:r>
+              <w:rPr>
+                <w:noProof/>
+                <w:webHidden/>
+              </w:rPr>
+              <w:fldChar w:fldCharType="begin"/>
+            </w:r>
+            <w:r>
+              <w:rPr>
+                <w:noProof/>
+                <w:webHidden/>
+              </w:rPr>
+              <w:instrText xml:space="preserve"> PAGEREF _Toc223893624 \h </w:instrText>
+            </w:r>
+            <w:r>
+              <w:rPr>
+                <w:noProof/>
+                <w:webHidden/>
+              </w:rPr>
+            </w:r>
+            <w:r>
+              <w:rPr>
+                <w:noProof/>
+                <w:webHidden/>
+              </w:rPr>
+              <w:fldChar w:fldCharType="separate"/>
+            </w:r>
+            <w:r>
+              <w:rPr>
+                <w:noProof/>
+                <w:webHidden/>
+              </w:rPr>
+              <w:t>1</w:t>
+            </w:r>
+            <w:r>
+              <w:rPr>
+                <w:noProof/>
+                <w:webHidden/>
+              </w:rPr>
+              <w:fldChar w:fldCharType="end"/>
+            </w:r>
+          </w:hyperlink>
+        </w:p>
+        <w:p>
+          <w:pPr>
+            <w:pStyle w:val="TOC1"/>
+            <w:tabs>
+              <w:tab w:val="right" w:leader="dot" w:pos="9350"/>
+            </w:tabs>
+            <w:rPr>
+              <w:noProof/>
+            </w:rPr>
+          </w:pPr>
+          <w:hyperlink w:anchor="_Toc223893625" w:history="1">
+            <w:r>
+              <w:rPr>
+                <w:rStyle w:val="Hyperlink"/>
+                <w:noProof/>
+              </w:rPr>
+              <w:t>Example 1: From a Random Postcode to Dual-Road Building Context</w:t>
+            </w:r>
+            <w:r>
+              <w:rPr>
+                <w:noProof/>
+                <w:webHidden/>
+              </w:rPr>
+              <w:tab/>
+            </w:r>
+            <w:r>
+              <w:rPr>
+                <w:noProof/>
+                <w:webHidden/>
+              </w:rPr>
+              <w:fldChar w:fldCharType="begin"/>
+            </w:r>
+            <w:r>
+              <w:rPr>
+                <w:noProof/>
+                <w:webHidden/>
+              </w:rPr>
+              <w:instrText xml:space="preserve"> PAGEREF _Toc223893625 \h </w:instrText>
+            </w:r>
+            <w:r>
+              <w:rPr>
+                <w:noProof/>
+                <w:webHidden/>
+              </w:rPr>
+            </w:r>
+            <w:r>
+              <w:rPr>
+                <w:noProof/>
+                <w:webHidden/>
+              </w:rPr>
+              <w:fldChar w:fldCharType="separate"/>
+            </w:r>
+            <w:r>
+              <w:rPr>
+                <w:noProof/>
+                <w:webHidden/>
+              </w:rPr>
+              <w:t>2</w:t>
+            </w:r>
+            <w:r>
+              <w:rPr>
+                <w:noProof/>
+                <w:webHidden/>
+              </w:rPr>
+              <w:fldChar w:fldCharType="end"/>
+            </w:r>
+          </w:hyperlink>
+        </w:p>
+        <w:p>
+          <w:pPr>
+            <w:pStyle w:val="TOC1"/>
+            <w:tabs>
+              <w:tab w:val="right" w:leader="dot" w:pos="9350"/>
+            </w:tabs>
+            <w:rPr>
+              <w:noProof/>
+            </w:rPr>
+          </w:pPr>
+          <w:hyperlink w:anchor="_Toc223893626" w:history="1">
+            <w:r>
+              <w:rPr>
+                <w:rStyle w:val="Hyperlink"/>
+                <w:noProof/>
+              </w:rPr>
+              <w:t>Example 2: From a Town-Centre Question to a Repeatable Profiling Brief</w:t>
+            </w:r>
+            <w:r>
+              <w:rPr>
+                <w:noProof/>
+                <w:webHidden/>
+              </w:rPr>
+              <w:tab/>
+            </w:r>
+            <w:r>
+              <w:rPr>
+                <w:noProof/>
+                <w:webHidden/>
+              </w:rPr>
+              <w:fldChar w:fldCharType="begin"/>
+            </w:r>
+            <w:r>
+              <w:rPr>
+                <w:noProof/>
+                <w:webHidden/>
+              </w:rPr>
+              <w:instrText xml:space="preserve"> PAGEREF _Toc223893626 \h </w:instrText>
+            </w:r>
+            <w:r>
+              <w:rPr>
+                <w:noProof/>
+                <w:webHidden/>
+              </w:rPr>
+            </w:r>
+            <w:r>
+              <w:rPr>
+                <w:noProof/>
+                <w:webHidden/>
+              </w:rPr>
+              <w:fldChar w:fldCharType="separate"/>
+            </w:r>
+            <w:r>
+              <w:rPr>
+                <w:noProof/>
+                <w:webHidden/>
+              </w:rPr>
+              <w:t>3</w:t>
+            </w:r>
+            <w:r>
+              <w:rPr>
+                <w:noProof/>
+                <w:webHidden/>
+              </w:rPr>
+              <w:fldChar w:fldCharType="end"/>
+            </w:r>
+          </w:hyperlink>
+        </w:p>
+        <w:p>
+          <w:pPr>
+            <w:pStyle w:val="TOC1"/>
+            <w:tabs>
+              <w:tab w:val="right" w:leader="dot" w:pos="9350"/>
+            </w:tabs>
+            <w:rPr>
+              <w:noProof/>
+            </w:rPr>
+          </w:pPr>
+          <w:hyperlink w:anchor="_Toc223893627" w:history="1">
+            <w:r>
+              <w:rPr>
+                <w:rStyle w:val="Hyperlink"/>
+                <w:noProof/>
+              </w:rPr>
+              <w:t>Example 3: From a Wheelchair Routing Question to Comparative Town Maps</w:t>
+            </w:r>
+            <w:r>
+              <w:rPr>
+                <w:noProof/>
+                <w:webHidden/>
+              </w:rPr>
+              <w:tab/>
+            </w:r>
+            <w:r>
+              <w:rPr>
+                <w:noProof/>
+                <w:webHidden/>
+              </w:rPr>
+              <w:fldChar w:fldCharType="begin"/>
+            </w:r>
+            <w:r>
+              <w:rPr>
+                <w:noProof/>
+                <w:webHidden/>
+              </w:rPr>
+              <w:instrText xml:space="preserve"> PAGEREF _Toc223893627 \h </w:instrText>
+            </w:r>
+            <w:r>
+              <w:rPr>
+                <w:noProof/>
+                <w:webHidden/>
+              </w:rPr>
+            </w:r>
+            <w:r>
+              <w:rPr>
+                <w:noProof/>
+                <w:webHidden/>
+              </w:rPr>
+              <w:fldChar w:fldCharType="separate"/>
+            </w:r>
+            <w:r>
+              <w:rPr>
+                <w:noProof/>
+                <w:webHidden/>
+              </w:rPr>
+              <w:t>5</w:t>
+            </w:r>
+            <w:r>
+              <w:rPr>
+                <w:noProof/>
+                <w:webHidden/>
+              </w:rPr>
+              <w:fldChar w:fldCharType="end"/>
+            </w:r>
+          </w:hyperlink>
+        </w:p>
+        <w:p>
+          <w:pPr>
+            <w:pStyle w:val="TOC1"/>
+            <w:tabs>
+              <w:tab w:val="right" w:leader="dot" w:pos="9350"/>
+            </w:tabs>
+            <w:rPr>
+              <w:noProof/>
+            </w:rPr>
+          </w:pPr>
+          <w:hyperlink w:anchor="_Toc223893628" w:history="1">
+            <w:r>
+              <w:rPr>
+                <w:rStyle w:val="Hyperlink"/>
+                <w:noProof/>
+              </w:rPr>
+              <w:t>What These Examples Show About Utility</w:t>
+            </w:r>
+            <w:r>
+              <w:rPr>
+                <w:noProof/>
+                <w:webHidden/>
+              </w:rPr>
+              <w:tab/>
+            </w:r>
+            <w:r>
+              <w:rPr>
+                <w:noProof/>
+                <w:webHidden/>
+              </w:rPr>
+              <w:fldChar w:fldCharType="begin"/>
+            </w:r>
+            <w:r>
+              <w:rPr>
+                <w:noProof/>
+                <w:webHidden/>
+              </w:rPr>
+              <w:instrText xml:space="preserve"> PAGEREF _Toc223893628 \h </w:instrText>
+            </w:r>
+            <w:r>
+              <w:rPr>
+                <w:noProof/>
+                <w:webHidden/>
+              </w:rPr>
+            </w:r>
+            <w:r>
+              <w:rPr>
+                <w:noProof/>
+                <w:webHidden/>
+              </w:rPr>
+              <w:fldChar w:fldCharType="separate"/>
+            </w:r>
+            <w:r>
+              <w:rPr>
+                <w:noProof/>
+                <w:webHidden/>
+              </w:rPr>
+              <w:t>7</w:t>
+            </w:r>
+            <w:r>
+              <w:rPr>
+                <w:noProof/>
+                <w:webHidden/>
+              </w:rPr>
+              <w:fldChar w:fldCharType="end"/>
+            </w:r>
+          </w:hyperlink>
+        </w:p>
+        <w:p>
+          <w:pPr>
+            <w:pStyle w:val="TOC1"/>
+            <w:tabs>
+              <w:tab w:val="right" w:leader="dot" w:pos="9350"/>
+            </w:tabs>
+            <w:rPr>
+              <w:noProof/>
+            </w:rPr>
+          </w:pPr>
+          <w:hyperlink w:anchor="_Toc223893629" w:history="1">
+            <w:r>
+              <w:rPr>
+                <w:rStyle w:val="Hyperlink"/>
+                <w:noProof/>
+              </w:rPr>
+              <w:t>Current Limits and Future Value</w:t>
+            </w:r>
+            <w:r>
+              <w:rPr>
+                <w:noProof/>
+                <w:webHidden/>
+              </w:rPr>
+              <w:tab/>
+            </w:r>
+            <w:r>
+              <w:rPr>
+                <w:noProof/>
+                <w:webHidden/>
+              </w:rPr>
+              <w:fldChar w:fldCharType="begin"/>
+            </w:r>
+            <w:r>
+              <w:rPr>
+                <w:noProof/>
+                <w:webHidden/>
+              </w:rPr>
+              <w:instrText xml:space="preserve"> PAGEREF _Toc223893629 \h </w:instrText>
+            </w:r>
+            <w:r>
+              <w:rPr>
+                <w:noProof/>
+                <w:webHidden/>
+              </w:rPr>
+            </w:r>
+            <w:r>
+              <w:rPr>
+                <w:noProof/>
+                <w:webHidden/>
+              </w:rPr>
+              <w:fldChar w:fldCharType="separate"/>
+            </w:r>
+            <w:r>
+              <w:rPr>
+                <w:noProof/>
+                <w:webHidden/>
+              </w:rPr>
+              <w:t>7</w:t>
+            </w:r>
+            <w:r>
+              <w:rPr>
+                <w:noProof/>
+                <w:webHidden/>
+              </w:rPr>
+              <w:fldChar w:fldCharType="end"/>
+            </w:r>
+          </w:hyperlink>
+        </w:p>
+        <w:p>
+          <w:pPr>
+            <w:pStyle w:val="TOC1"/>
+            <w:tabs>
+              <w:tab w:val="right" w:leader="dot" w:pos="9350"/>
+            </w:tabs>
+            <w:rPr>
+              <w:noProof/>
+            </w:rPr>
+          </w:pPr>
+          <w:hyperlink w:anchor="_Toc223893630" w:history="1">
+            <w:r>
+              <w:rPr>
+                <w:rStyle w:val="Hyperlink"/>
+                <w:noProof/>
+              </w:rPr>
+              <w:t>Repeatability</w:t>
+            </w:r>
+            <w:r>
+              <w:rPr>
+                <w:noProof/>
+                <w:webHidden/>
+              </w:rPr>
+              <w:tab/>
+            </w:r>
+            <w:r>
+              <w:rPr>
+                <w:noProof/>
+                <w:webHidden/>
+              </w:rPr>
+              <w:fldChar w:fldCharType="begin"/>
+            </w:r>
+            <w:r>
+              <w:rPr>
+                <w:noProof/>
+                <w:webHidden/>
+              </w:rPr>
+              <w:instrText xml:space="preserve"> PAGEREF _Toc223893630 \h </w:instrText>
+            </w:r>
+            <w:r>
+              <w:rPr>
+                <w:noProof/>
+                <w:webHidden/>
+              </w:rPr>
+            </w:r>
+            <w:r>
+              <w:rPr>
+                <w:noProof/>
+                <w:webHidden/>
+              </w:rPr>
+              <w:fldChar w:fldCharType="separate"/>
+            </w:r>
+            <w:r>
+              <w:rPr>
+                <w:noProof/>
+                <w:webHidden/>
+              </w:rPr>
+              <w:t>7</w:t>
+            </w:r>
+            <w:r>
+              <w:rPr>
+                <w:noProof/>
+                <w:webHidden/>
+              </w:rPr>
+              <w:fldChar w:fldCharType="end"/>
+            </w:r>
+          </w:hyperlink>
+        </w:p>
+        <w:p>
+          <w:pPr>
+            <w:pStyle w:val="TOC1"/>
+            <w:tabs>
+              <w:tab w:val="right" w:leader="dot" w:pos="9350"/>
+            </w:tabs>
+            <w:rPr>
+              <w:noProof/>
+            </w:rPr>
+          </w:pPr>
+          <w:hyperlink w:anchor="_Toc223893631" w:history="1">
+            <w:r>
+              <w:rPr>
+                <w:rStyle w:val="Hyperlink"/>
+                <w:noProof/>
+              </w:rPr>
+              <w:t>Repository Sources Used</w:t>
+            </w:r>
+            <w:r>
+              <w:rPr>
+                <w:noProof/>
+                <w:webHidden/>
+              </w:rPr>
+              <w:tab/>
+            </w:r>
+            <w:r>
+              <w:rPr>
+                <w:noProof/>
+                <w:webHidden/>
+              </w:rPr>
+              <w:fldChar w:fldCharType="begin"/>
+            </w:r>
+            <w:r>
+              <w:rPr>
+                <w:noProof/>
+                <w:webHidden/>
+              </w:rPr>
+              <w:instrText xml:space="preserve"> PAGEREF _Toc223893631 \h </w:instrText>
+            </w:r>
+            <w:r>
+              <w:rPr>
+                <w:noProof/>
+                <w:webHidden/>
+              </w:rPr>
+            </w:r>
+            <w:r>
+              <w:rPr>
+                <w:noProof/>
+                <w:webHidden/>
+              </w:rPr>
+              <w:fldChar w:fldCharType="separate"/>
+            </w:r>
+            <w:r>
+              <w:rPr>
+                <w:noProof/>
+                <w:webHidden/>
+              </w:rPr>
+              <w:t>8</w:t>
+            </w:r>
+            <w:r>
+              <w:rPr>
+                <w:noProof/>
+                <w:webHidden/>
+              </w:rPr>
+              <w:fldChar w:fldCharType="end"/>
+            </w:r>
+          </w:hyperlink>
+        </w:p>
+        <w:p>
+          <w:r>
             <w:fldChar w:fldCharType="end"/>
           </w:r>
         </w:p>
       </w:sdtContent>
     </w:sdt>
-    <w:bookmarkStart w:id="13" w:name="overview"/>
     <w:p>
       <w:pPr>
         <w:pStyle w:val="Heading1"/>
       </w:pPr>
-      <w:r>
-        <w:t xml:space="preserve">Overview</w:t>
-      </w:r>
+      <w:bookmarkStart w:id="0" w:name="overview"/>
+      <w:bookmarkStart w:id="1" w:name="_Toc223893623"/>
+      <w:r>
+        <w:t>Overview</w:t>
+      </w:r>
+      <w:bookmarkEnd w:id="1"/>
     </w:p>
     <w:p>
       <w:pPr>
         <w:pStyle w:val="FirstParagraph"/>
       </w:pPr>
       <w:r>
-        <w:t xml:space="preserve">This report packages a small set of real MCP-Geo questions asked from Codex into a reusable evaluation document for people deciding whether MCP-Geo is useful in practice.</w:t>
-      </w:r>
-      <w:r>
-        <w:t xml:space="preserve"> </w:t>
-      </w:r>
-      <w:r>
-        <w:t xml:space="preserve">It focuses on three patterns that matter to evaluators:</w:t>
+        <w:t>This report packages a small set of real MCP-Geo questions asked from Codex into a reusable evaluation document for people deciding whether MCP-Geo is useful in practice. It focuses on three patterns that matter to evaluators:</w:t>
       </w:r>
     </w:p>
     <w:p>
@@ -80,11 +701,11 @@
         <w:pStyle w:val="Compact"/>
         <w:numPr>
           <w:ilvl w:val="0"/>
-          <w:numId w:val="1001"/>
+          <w:numId w:val="2"/>
         </w:numPr>
       </w:pPr>
       <w:r>
-        <w:t xml:space="preserve">starting from a simple address-level question and expanding into surrounding context</w:t>
+        <w:t>starting from a simple address-level question and expanding into surrounding context</w:t>
       </w:r>
     </w:p>
     <w:p>
@@ -92,11 +713,11 @@
         <w:pStyle w:val="Compact"/>
         <w:numPr>
           <w:ilvl w:val="0"/>
-          <w:numId w:val="1001"/>
+          <w:numId w:val="2"/>
         </w:numPr>
       </w:pPr>
       <w:r>
-        <w:t xml:space="preserve">defining and profiling a custom area of interest rather than only answering lookups</w:t>
+        <w:t>defining and profiling a custom area of interest rather than only answering lookups</w:t>
       </w:r>
     </w:p>
     <w:p>
@@ -104,11 +725,11 @@
         <w:pStyle w:val="Compact"/>
         <w:numPr>
           <w:ilvl w:val="0"/>
-          <w:numId w:val="1001"/>
+          <w:numId w:val="2"/>
         </w:numPr>
       </w:pPr>
       <w:r>
-        <w:t xml:space="preserve">producing decision-support maps that are explicit about both the evidence and the current limits</w:t>
+        <w:t>producing decision-support maps that are explicit about both the evidence and the current limits</w:t>
       </w:r>
     </w:p>
     <w:p>
@@ -116,105 +737,225 @@
         <w:pStyle w:val="FirstParagraph"/>
       </w:pPr>
       <w:r>
-        <w:t xml:space="preserve">The report is generated from a curated input manifest, existing repo notes, and tracked illustration artefacts.</w:t>
-      </w:r>
-      <w:r>
-        <w:t xml:space="preserve"> </w:t>
-      </w:r>
-      <w:r>
-        <w:t xml:space="preserve">The public source of truth for this run is the repo on</w:t>
-      </w:r>
-      <w:r>
-        <w:t xml:space="preserve"> </w:t>
+        <w:t xml:space="preserve">The report is generated from a curated input manifest, existing repo notes, and tracked illustration artefacts. The public source of truth for this run is the repo on </w:t>
       </w:r>
       <w:r>
         <w:rPr>
           <w:rStyle w:val="VerbatimChar"/>
         </w:rPr>
-        <w:t xml:space="preserve">main</w:t>
-      </w:r>
-      <w:r>
-        <w:t xml:space="preserve">:</w:t>
-      </w:r>
-      <w:r>
-        <w:t xml:space="preserve"> </w:t>
+        <w:t>main</w:t>
+      </w:r>
+      <w:r>
+        <w:t xml:space="preserve">: </w:t>
+      </w:r>
+      <w:hyperlink r:id="rId5">
+        <w:r>
+          <w:rPr>
+            <w:rStyle w:val="Hyperlink"/>
+          </w:rPr>
+          <w:t>input manifest</w:t>
+        </w:r>
+      </w:hyperlink>
+      <w:r>
+        <w:t xml:space="preserve">, </w:t>
+      </w:r>
+      <w:hyperlink r:id="rId6">
+        <w:r>
+          <w:rPr>
+            <w:rStyle w:val="Hyperlink"/>
+          </w:rPr>
+          <w:t>generator script</w:t>
+        </w:r>
+      </w:hyperlink>
+      <w:r>
+        <w:t xml:space="preserve">, </w:t>
+      </w:r>
+      <w:hyperlink r:id="rId7">
+        <w:r>
+          <w:rPr>
+            <w:rStyle w:val="Hyperlink"/>
+          </w:rPr>
+          <w:t>README</w:t>
+        </w:r>
+      </w:hyperlink>
+      <w:r>
+        <w:t xml:space="preserve">, and </w:t>
+      </w:r>
+      <w:hyperlink r:id="rId8">
+        <w:r>
+          <w:rPr>
+            <w:rStyle w:val="Hyperlink"/>
+          </w:rPr>
+          <w:t>tool registration module</w:t>
+        </w:r>
+      </w:hyperlink>
+      <w:r>
+        <w:t>.</w:t>
+      </w:r>
+    </w:p>
+    <w:p>
+      <w:pPr>
+        <w:pStyle w:val="Heading1"/>
+      </w:pPr>
+      <w:bookmarkStart w:id="2" w:name="what-mcp-geo-is-demonstrating"/>
+      <w:bookmarkStart w:id="3" w:name="_Toc223893624"/>
+      <w:bookmarkEnd w:id="0"/>
+      <w:r>
+        <w:t>What MCP-Geo Is Demonstrating</w:t>
+      </w:r>
+      <w:bookmarkEnd w:id="3"/>
+    </w:p>
+    <w:p>
+      <w:pPr>
+        <w:pStyle w:val="FirstParagraph"/>
+      </w:pPr>
+      <w:r>
+        <w:t>These examples show MCP-Geo being used for more than raw API passthrough. Across the three cases, the workflow repeatedly combines:</w:t>
+      </w:r>
+    </w:p>
+    <w:p>
+      <w:pPr>
+        <w:pStyle w:val="Compact"/>
+        <w:numPr>
+          <w:ilvl w:val="0"/>
+          <w:numId w:val="3"/>
+        </w:numPr>
+      </w:pPr>
+      <w:r>
+        <w:t>identifier and address resolution</w:t>
+      </w:r>
+    </w:p>
+    <w:p>
+      <w:pPr>
+        <w:pStyle w:val="Compact"/>
+        <w:numPr>
+          <w:ilvl w:val="0"/>
+          <w:numId w:val="3"/>
+        </w:numPr>
+      </w:pPr>
+      <w:r>
+        <w:t>OS road, path, pavement, and building layers</w:t>
+      </w:r>
+    </w:p>
+    <w:p>
+      <w:pPr>
+        <w:pStyle w:val="Compact"/>
+        <w:numPr>
+          <w:ilvl w:val="0"/>
+          <w:numId w:val="3"/>
+        </w:numPr>
+      </w:pPr>
+      <w:r>
+        <w:t>user-framed study areas rather than fixed administrative cuts</w:t>
+      </w:r>
+    </w:p>
+    <w:p>
+      <w:pPr>
+        <w:pStyle w:val="Compact"/>
+        <w:numPr>
+          <w:ilvl w:val="0"/>
+          <w:numId w:val="3"/>
+        </w:numPr>
+      </w:pPr>
+      <w:r>
+        <w:t>presentation outputs that can be read as markdown, static figures, or interactive HTML</w:t>
+      </w:r>
+    </w:p>
+    <w:p>
+      <w:pPr>
+        <w:pStyle w:val="FirstParagraph"/>
+      </w:pPr>
+      <w:r>
+        <w:lastRenderedPageBreak/>
+        <w:t xml:space="preserve">The underlying product surface is visible in the public repository: the top-level </w:t>
       </w:r>
       <w:hyperlink r:id="rId9">
         <w:r>
           <w:rPr>
             <w:rStyle w:val="Hyperlink"/>
           </w:rPr>
-          <w:t xml:space="preserve">input manifest</w:t>
+          <w:t>README</w:t>
         </w:r>
       </w:hyperlink>
       <w:r>
-        <w:t xml:space="preserve">,</w:t>
-      </w:r>
-      <w:r>
-        <w:t xml:space="preserve"> </w:t>
+        <w:t xml:space="preserve"> describes the server and its tool families, while </w:t>
       </w:r>
       <w:hyperlink r:id="rId10">
         <w:r>
           <w:rPr>
             <w:rStyle w:val="Hyperlink"/>
           </w:rPr>
-          <w:t xml:space="preserve">generator script</w:t>
+          <w:t>server/mcp/tools.py</w:t>
         </w:r>
       </w:hyperlink>
       <w:r>
-        <w:t xml:space="preserve">,</w:t>
-      </w:r>
-      <w:r>
-        <w:t xml:space="preserve"> </w:t>
-      </w:r>
-      <w:hyperlink r:id="rId11">
-        <w:r>
-          <w:rPr>
-            <w:rStyle w:val="Hyperlink"/>
-          </w:rPr>
-          <w:t xml:space="preserve">README</w:t>
-        </w:r>
-      </w:hyperlink>
-      <w:r>
-        <w:t xml:space="preserve">, and</w:t>
-      </w:r>
-      <w:r>
-        <w:t xml:space="preserve"> </w:t>
-      </w:r>
-      <w:hyperlink r:id="rId12">
-        <w:r>
-          <w:rPr>
-            <w:rStyle w:val="Hyperlink"/>
-          </w:rPr>
-          <w:t xml:space="preserve">tool registration module</w:t>
-        </w:r>
-      </w:hyperlink>
-      <w:r>
-        <w:t xml:space="preserve">.</w:t>
-      </w:r>
-    </w:p>
-    <w:bookmarkEnd w:id="13"/>
-    <w:bookmarkStart w:id="14" w:name="what-mcp-geo-is-demonstrating"/>
+        <w:t xml:space="preserve"> shows the registered tool modules that make those workflows possible.</w:t>
+      </w:r>
+    </w:p>
     <w:p>
       <w:pPr>
         <w:pStyle w:val="Heading1"/>
       </w:pPr>
-      <w:r>
-        <w:t xml:space="preserve">What MCP-Geo Is Demonstrating</w:t>
-      </w:r>
+      <w:bookmarkStart w:id="4" w:name="X72fa04ae679fb7c35ba1d4fc52acb495198c7e4"/>
+      <w:bookmarkStart w:id="5" w:name="_Toc223893625"/>
+      <w:bookmarkEnd w:id="2"/>
+      <w:r>
+        <w:t>Example 1: From a Random Postcode to Dual-Road Building Context</w:t>
+      </w:r>
+      <w:bookmarkEnd w:id="5"/>
     </w:p>
     <w:p>
       <w:pPr>
         <w:pStyle w:val="FirstParagraph"/>
       </w:pPr>
       <w:r>
-        <w:t xml:space="preserve">These examples show MCP-Geo being used for more than raw API passthrough.</w:t>
-      </w:r>
-      <w:r>
-        <w:t xml:space="preserve"> </w:t>
-      </w:r>
-      <w:r>
-        <w:t xml:space="preserve">Across the three cases, the workflow repeatedly combines:</w:t>
+        <w:rPr>
+          <w:b/>
+          <w:bCs/>
+        </w:rPr>
+        <w:t>Question asked</w:t>
+      </w:r>
+    </w:p>
+    <w:p>
+      <w:pPr>
+        <w:pStyle w:val="BodyText"/>
+      </w:pPr>
+      <w:r>
+        <w:rPr>
+          <w:rStyle w:val="VerbatimChar"/>
+        </w:rPr>
+        <w:t>Can mcp-geo tell me the road and building details of Clampet Lane, Teignmouth TQ14 8GB?</w:t>
+      </w:r>
+    </w:p>
+    <w:p>
+      <w:pPr>
+        <w:pStyle w:val="BodyText"/>
+      </w:pPr>
+      <w:r>
+        <w:rPr>
+          <w:b/>
+          <w:bCs/>
+        </w:rPr>
+        <w:t>Follow-up</w:t>
+      </w:r>
+    </w:p>
+    <w:p>
+      <w:pPr>
+        <w:pStyle w:val="BodyText"/>
+      </w:pPr>
+      <w:r>
+        <w:rPr>
+          <w:rStyle w:val="VerbatimChar"/>
+        </w:rPr>
+        <w:t>Can mcp-geo show me this context, I believe the building referenced has access from both roads?</w:t>
+      </w:r>
+    </w:p>
+    <w:p>
+      <w:pPr>
+        <w:pStyle w:val="BodyText"/>
+      </w:pPr>
+      <w:r>
+        <w:t>This starts with an ordinary address-level question and expands into road geometry, building-part massing, frontage context, and map output. It is a good illustration of how MCP-Geo moves from lookup to interpretation.</w:t>
       </w:r>
     </w:p>
     <w:p>
@@ -222,11 +963,29 @@
         <w:pStyle w:val="Compact"/>
         <w:numPr>
           <w:ilvl w:val="0"/>
-          <w:numId w:val="1002"/>
+          <w:numId w:val="4"/>
         </w:numPr>
       </w:pPr>
       <w:r>
-        <w:t xml:space="preserve">identifier and address resolution</w:t>
+        <w:t xml:space="preserve">Resolved </w:t>
+      </w:r>
+      <w:r>
+        <w:rPr>
+          <w:rStyle w:val="VerbatimChar"/>
+        </w:rPr>
+        <w:t>UPRN 10032973106</w:t>
+      </w:r>
+      <w:r>
+        <w:t xml:space="preserve"> to </w:t>
+      </w:r>
+      <w:r>
+        <w:rPr>
+          <w:rStyle w:val="VerbatimChar"/>
+        </w:rPr>
+        <w:t>FLAT 4, STANLEY HOUSE, CLAMPET LANE, TEIGNMOUTH, TQ14 8GB</w:t>
+      </w:r>
+      <w:r>
+        <w:t>.</w:t>
       </w:r>
     </w:p>
     <w:p>
@@ -234,11 +993,56 @@
         <w:pStyle w:val="Compact"/>
         <w:numPr>
           <w:ilvl w:val="0"/>
-          <w:numId w:val="1002"/>
+          <w:numId w:val="4"/>
         </w:numPr>
       </w:pPr>
       <w:r>
-        <w:t xml:space="preserve">OS road, path, pavement, and building layers</w:t>
+        <w:t xml:space="preserve">Identified </w:t>
+      </w:r>
+      <w:r>
+        <w:rPr>
+          <w:rStyle w:val="VerbatimChar"/>
+        </w:rPr>
+        <w:t>Clampet Lane</w:t>
+      </w:r>
+      <w:r>
+        <w:t xml:space="preserve"> as a narrow </w:t>
+      </w:r>
+      <w:r>
+        <w:rPr>
+          <w:rStyle w:val="VerbatimChar"/>
+        </w:rPr>
+        <w:t>Local Road</w:t>
+      </w:r>
+      <w:r>
+        <w:t xml:space="preserve"> with average width around </w:t>
+      </w:r>
+      <w:r>
+        <w:rPr>
+          <w:rStyle w:val="VerbatimChar"/>
+        </w:rPr>
+        <w:t>3.4 m</w:t>
+      </w:r>
+      <w:r>
+        <w:t xml:space="preserve"> and </w:t>
+      </w:r>
+      <w:r>
+        <w:rPr>
+          <w:rStyle w:val="VerbatimChar"/>
+        </w:rPr>
+        <w:t>Orchard Gardens</w:t>
+      </w:r>
+      <w:r>
+        <w:t xml:space="preserve"> as a broader nearby road around </w:t>
+      </w:r>
+      <w:r>
+        <w:rPr>
+          <w:rStyle w:val="VerbatimChar"/>
+        </w:rPr>
+        <w:t>7.5 m</w:t>
+      </w:r>
+      <w:r>
+        <w:t>.</w:t>
       </w:r>
     </w:p>
     <w:p>
@@ -246,11 +1050,29 @@
         <w:pStyle w:val="Compact"/>
         <w:numPr>
           <w:ilvl w:val="0"/>
-          <w:numId w:val="1002"/>
+          <w:numId w:val="4"/>
         </w:numPr>
       </w:pPr>
       <w:r>
-        <w:t xml:space="preserve">user-framed study areas rather than fixed administrative cuts</w:t>
+        <w:t xml:space="preserve">Returned building-part footprints and heights for the Stanley House cluster, including parts around </w:t>
+      </w:r>
+      <w:r>
+        <w:rPr>
+          <w:rStyle w:val="VerbatimChar"/>
+        </w:rPr>
+        <w:t>20.2 m</w:t>
+      </w:r>
+      <w:r>
+        <w:t xml:space="preserve"> and </w:t>
+      </w:r>
+      <w:r>
+        <w:rPr>
+          <w:rStyle w:val="VerbatimChar"/>
+        </w:rPr>
+        <w:t>19.9 m</w:t>
+      </w:r>
+      <w:r>
+        <w:t xml:space="preserve"> maximum height.</w:t>
       </w:r>
     </w:p>
     <w:p>
@@ -258,327 +1080,29 @@
         <w:pStyle w:val="Compact"/>
         <w:numPr>
           <w:ilvl w:val="0"/>
-          <w:numId w:val="1002"/>
+          <w:numId w:val="4"/>
         </w:numPr>
       </w:pPr>
       <w:r>
-        <w:t xml:space="preserve">presentation outputs that can be read as markdown, static figures, or interactive HTML</w:t>
-      </w:r>
-    </w:p>
-    <w:p>
-      <w:pPr>
-        <w:pStyle w:val="FirstParagraph"/>
-      </w:pPr>
-      <w:r>
-        <w:t xml:space="preserve">The underlying product surface is visible in the public repository:</w:t>
-      </w:r>
-      <w:r>
-        <w:t xml:space="preserve"> </w:t>
-      </w:r>
-      <w:r>
-        <w:t xml:space="preserve">the top-level</w:t>
-      </w:r>
-      <w:r>
-        <w:t xml:space="preserve"> </w:t>
-      </w:r>
-      <w:hyperlink r:id="rId11">
-        <w:r>
-          <w:rPr>
-            <w:rStyle w:val="Hyperlink"/>
-          </w:rPr>
-          <w:t xml:space="preserve">README</w:t>
-        </w:r>
-      </w:hyperlink>
-      <w:r>
-        <w:t xml:space="preserve"> </w:t>
-      </w:r>
-      <w:r>
-        <w:t xml:space="preserve">describes the server and its tool families, while</w:t>
-      </w:r>
-      <w:r>
-        <w:t xml:space="preserve"> </w:t>
-      </w:r>
-      <w:hyperlink r:id="rId12">
-        <w:r>
-          <w:rPr>
-            <w:rStyle w:val="Hyperlink"/>
-          </w:rPr>
-          <w:t xml:space="preserve">server/mcp/tools.py</w:t>
-        </w:r>
-      </w:hyperlink>
-      <w:r>
-        <w:t xml:space="preserve"> </w:t>
-      </w:r>
-      <w:r>
-        <w:t xml:space="preserve">shows the registered tool modules that make those workflows possible.</w:t>
-      </w:r>
-    </w:p>
-    <w:bookmarkEnd w:id="14"/>
-    <w:bookmarkStart w:id="22" w:name="X72fa04ae679fb7c35ba1d4fc52acb495198c7e4"/>
-    <w:p>
-      <w:pPr>
-        <w:pStyle w:val="Heading1"/>
-      </w:pPr>
-      <w:r>
-        <w:t xml:space="preserve">Example 1: From a Random Postcode to Dual-Road Building Context</w:t>
-      </w:r>
-    </w:p>
-    <w:p>
-      <w:pPr>
-        <w:pStyle w:val="FirstParagraph"/>
-      </w:pPr>
-      <w:r>
-        <w:rPr>
-          <w:b/>
-          <w:bCs/>
-        </w:rPr>
-        <w:t xml:space="preserve">Question asked</w:t>
-      </w:r>
-    </w:p>
-    <w:p>
-      <w:pPr>
-        <w:pStyle w:val="BodyText"/>
-      </w:pPr>
+        <w:t xml:space="preserve">Produced OS-backed screenshots that show the building cluster sitting between </w:t>
+      </w:r>
       <w:r>
         <w:rPr>
           <w:rStyle w:val="VerbatimChar"/>
         </w:rPr>
-        <w:t xml:space="preserve">Can mcp-geo tell me the road and building details of Clampet Lane, Teignmouth TQ14 8GB?</w:t>
-      </w:r>
-    </w:p>
-    <w:p>
-      <w:pPr>
-        <w:pStyle w:val="BodyText"/>
-      </w:pPr>
-      <w:r>
-        <w:rPr>
-          <w:b/>
-          <w:bCs/>
-        </w:rPr>
-        <w:t xml:space="preserve">Follow-up</w:t>
-      </w:r>
-    </w:p>
-    <w:p>
-      <w:pPr>
-        <w:pStyle w:val="BodyText"/>
-      </w:pPr>
+        <w:t>Clampet Lane</w:t>
+      </w:r>
+      <w:r>
+        <w:t xml:space="preserve"> and </w:t>
+      </w:r>
       <w:r>
         <w:rPr>
           <w:rStyle w:val="VerbatimChar"/>
         </w:rPr>
-        <w:t xml:space="preserve">Can mcp-geo show me this context, I believe the building referenced has access from both roads?</w:t>
-      </w:r>
-    </w:p>
-    <w:p>
-      <w:pPr>
-        <w:pStyle w:val="BodyText"/>
-      </w:pPr>
-      <w:r>
-        <w:t xml:space="preserve">This starts with an ordinary address-level question and expands into road geometry, building-part massing, frontage context, and map output. It is a good illustration of how MCP-Geo moves from lookup to interpretation.</w:t>
-      </w:r>
-    </w:p>
-    <w:p>
-      <w:pPr>
-        <w:pStyle w:val="Compact"/>
-        <w:numPr>
-          <w:ilvl w:val="0"/>
-          <w:numId w:val="1003"/>
-        </w:numPr>
-      </w:pPr>
-      <w:r>
-        <w:t xml:space="preserve">Resolved</w:t>
-      </w:r>
-      <w:r>
-        <w:t xml:space="preserve"> </w:t>
-      </w:r>
-      <w:r>
-        <w:rPr>
-          <w:rStyle w:val="VerbatimChar"/>
-        </w:rPr>
-        <w:t xml:space="preserve">UPRN 10032973106</w:t>
-      </w:r>
-      <w:r>
-        <w:t xml:space="preserve"> </w:t>
-      </w:r>
-      <w:r>
-        <w:t xml:space="preserve">to</w:t>
-      </w:r>
-      <w:r>
-        <w:t xml:space="preserve"> </w:t>
-      </w:r>
-      <w:r>
-        <w:rPr>
-          <w:rStyle w:val="VerbatimChar"/>
-        </w:rPr>
-        <w:t xml:space="preserve">FLAT 4, STANLEY HOUSE, CLAMPET LANE, TEIGNMOUTH, TQ14 8GB</w:t>
-      </w:r>
-      <w:r>
-        <w:t xml:space="preserve">.</w:t>
-      </w:r>
-    </w:p>
-    <w:p>
-      <w:pPr>
-        <w:pStyle w:val="Compact"/>
-        <w:numPr>
-          <w:ilvl w:val="0"/>
-          <w:numId w:val="1003"/>
-        </w:numPr>
-      </w:pPr>
-      <w:r>
-        <w:t xml:space="preserve">Identified</w:t>
-      </w:r>
-      <w:r>
-        <w:t xml:space="preserve"> </w:t>
-      </w:r>
-      <w:r>
-        <w:rPr>
-          <w:rStyle w:val="VerbatimChar"/>
-        </w:rPr>
-        <w:t xml:space="preserve">Clampet Lane</w:t>
-      </w:r>
-      <w:r>
-        <w:t xml:space="preserve"> </w:t>
-      </w:r>
-      <w:r>
-        <w:t xml:space="preserve">as a narrow</w:t>
-      </w:r>
-      <w:r>
-        <w:t xml:space="preserve"> </w:t>
-      </w:r>
-      <w:r>
-        <w:rPr>
-          <w:rStyle w:val="VerbatimChar"/>
-        </w:rPr>
-        <w:t xml:space="preserve">Local Road</w:t>
-      </w:r>
-      <w:r>
-        <w:t xml:space="preserve"> </w:t>
-      </w:r>
-      <w:r>
-        <w:t xml:space="preserve">with average width around</w:t>
-      </w:r>
-      <w:r>
-        <w:t xml:space="preserve"> </w:t>
-      </w:r>
-      <w:r>
-        <w:rPr>
-          <w:rStyle w:val="VerbatimChar"/>
-        </w:rPr>
-        <w:t xml:space="preserve">3.4 m</w:t>
-      </w:r>
-      <w:r>
-        <w:t xml:space="preserve"> </w:t>
-      </w:r>
-      <w:r>
-        <w:t xml:space="preserve">and</w:t>
-      </w:r>
-      <w:r>
-        <w:t xml:space="preserve"> </w:t>
-      </w:r>
-      <w:r>
-        <w:rPr>
-          <w:rStyle w:val="VerbatimChar"/>
-        </w:rPr>
-        <w:t xml:space="preserve">Orchard Gardens</w:t>
-      </w:r>
-      <w:r>
-        <w:t xml:space="preserve"> </w:t>
-      </w:r>
-      <w:r>
-        <w:t xml:space="preserve">as a broader nearby road around</w:t>
-      </w:r>
-      <w:r>
-        <w:t xml:space="preserve"> </w:t>
-      </w:r>
-      <w:r>
-        <w:rPr>
-          <w:rStyle w:val="VerbatimChar"/>
-        </w:rPr>
-        <w:t xml:space="preserve">7.5 m</w:t>
-      </w:r>
-      <w:r>
-        <w:t xml:space="preserve">.</w:t>
-      </w:r>
-    </w:p>
-    <w:p>
-      <w:pPr>
-        <w:pStyle w:val="Compact"/>
-        <w:numPr>
-          <w:ilvl w:val="0"/>
-          <w:numId w:val="1003"/>
-        </w:numPr>
-      </w:pPr>
-      <w:r>
-        <w:t xml:space="preserve">Returned building-part footprints and heights for the Stanley House cluster, including parts around</w:t>
-      </w:r>
-      <w:r>
-        <w:t xml:space="preserve"> </w:t>
-      </w:r>
-      <w:r>
-        <w:rPr>
-          <w:rStyle w:val="VerbatimChar"/>
-        </w:rPr>
-        <w:t xml:space="preserve">20.2 m</w:t>
-      </w:r>
-      <w:r>
-        <w:t xml:space="preserve"> </w:t>
-      </w:r>
-      <w:r>
-        <w:t xml:space="preserve">and</w:t>
-      </w:r>
-      <w:r>
-        <w:t xml:space="preserve"> </w:t>
-      </w:r>
-      <w:r>
-        <w:rPr>
-          <w:rStyle w:val="VerbatimChar"/>
-        </w:rPr>
-        <w:t xml:space="preserve">19.9 m</w:t>
-      </w:r>
-      <w:r>
-        <w:t xml:space="preserve"> </w:t>
-      </w:r>
-      <w:r>
-        <w:t xml:space="preserve">maximum height.</w:t>
-      </w:r>
-    </w:p>
-    <w:p>
-      <w:pPr>
-        <w:pStyle w:val="Compact"/>
-        <w:numPr>
-          <w:ilvl w:val="0"/>
-          <w:numId w:val="1003"/>
-        </w:numPr>
-      </w:pPr>
-      <w:r>
-        <w:t xml:space="preserve">Produced OS-backed screenshots that show the building cluster sitting between</w:t>
-      </w:r>
-      <w:r>
-        <w:t xml:space="preserve"> </w:t>
-      </w:r>
-      <w:r>
-        <w:rPr>
-          <w:rStyle w:val="VerbatimChar"/>
-        </w:rPr>
-        <w:t xml:space="preserve">Clampet Lane</w:t>
-      </w:r>
-      <w:r>
-        <w:t xml:space="preserve"> </w:t>
-      </w:r>
-      <w:r>
-        <w:t xml:space="preserve">and</w:t>
-      </w:r>
-      <w:r>
-        <w:t xml:space="preserve"> </w:t>
-      </w:r>
-      <w:r>
-        <w:rPr>
-          <w:rStyle w:val="VerbatimChar"/>
-        </w:rPr>
-        <w:t xml:space="preserve">Orchard Gardens</w:t>
-      </w:r>
-      <w:r>
-        <w:t xml:space="preserve">, consistent with dual-road context.</w:t>
+        <w:t>Orchard Gardens</w:t>
+      </w:r>
+      <w:r>
+        <w:t>, consistent with dual-road context.</w:t>
       </w:r>
     </w:p>
     <w:p>
@@ -586,22 +1110,26 @@
         <w:pStyle w:val="CaptionedFigure"/>
       </w:pPr>
       <w:r>
+        <w:rPr>
+          <w:noProof/>
+        </w:rPr>
         <w:drawing>
-          <wp:inline>
+          <wp:inline distT="0" distB="0" distL="0" distR="0" wp14:anchorId="138C8E00" wp14:editId="123045E2">
             <wp:extent cx="4907280" cy="3489621"/>
-            <wp:effectExtent b="0" l="0" r="0" t="0"/>
-            <wp:docPr descr="Clampet Lane and Orchard Gardens context panel" title="" id="16" name="Picture"/>
-            <a:graphic>
+            <wp:effectExtent l="0" t="0" r="0" b="0"/>
+            <wp:docPr id="16" name="Picture" descr="Clampet Lane and Orchard Gardens context panel"/>
+            <wp:cNvGraphicFramePr/>
+            <a:graphic xmlns:a="http://schemas.openxmlformats.org/drawingml/2006/main">
               <a:graphicData uri="http://schemas.openxmlformats.org/drawingml/2006/picture">
-                <pic:pic>
+                <pic:pic xmlns:pic="http://schemas.openxmlformats.org/drawingml/2006/picture">
                   <pic:nvPicPr>
-                    <pic:cNvPr descr="../../output/playwright/stanley-house-os-light-wider-panel.png" id="17" name="Picture"/>
+                    <pic:cNvPr id="17" name="Picture" descr="../../output/playwright/stanley-house-os-light-wider-panel.png"/>
                     <pic:cNvPicPr>
-                      <a:picLocks noChangeArrowheads="1" noChangeAspect="1"/>
+                      <a:picLocks noChangeAspect="1" noChangeArrowheads="1"/>
                     </pic:cNvPicPr>
                   </pic:nvPicPr>
                   <pic:blipFill>
-                    <a:blip r:embed="rId15"/>
+                    <a:blip r:embed="rId11"/>
                     <a:stretch>
                       <a:fillRect/>
                     </a:stretch>
@@ -633,7 +1161,7 @@
         <w:pStyle w:val="ImageCaption"/>
       </w:pPr>
       <w:r>
-        <w:t xml:space="preserve">Clampet Lane and Orchard Gardens context panel</w:t>
+        <w:t>Clampet Lane and Orchard Gardens context panel</w:t>
       </w:r>
     </w:p>
     <w:p>
@@ -641,25 +1169,8 @@
         <w:pStyle w:val="BodyText"/>
       </w:pPr>
       <w:r>
-        <w:t xml:space="preserve">This example is useful because it shows an evaluator what</w:t>
-      </w:r>
-      <w:r>
-        <w:t xml:space="preserve"> </w:t>
-      </w:r>
-      <w:r>
-        <w:t xml:space="preserve">“good enough for urban context”</w:t>
-      </w:r>
-      <w:r>
-        <w:t xml:space="preserve"> </w:t>
-      </w:r>
-      <w:r>
-        <w:t xml:space="preserve">looks like in MCP-Geo.</w:t>
-      </w:r>
-      <w:r>
-        <w:t xml:space="preserve"> </w:t>
-      </w:r>
-      <w:r>
-        <w:t xml:space="preserve">The original query starts at postcode level, but the answer moves into road width, building-part height, frontage grouping, and OS-backed map output without leaving the same workflow.</w:t>
+        <w:lastRenderedPageBreak/>
+        <w:t>This example is useful because it shows an evaluator what “good enough for urban context” looks like in MCP-Geo. The original query starts at postcode level, but the answer moves into road width, building-part height, frontage grouping, and OS-backed map output without leaving the same workflow.</w:t>
       </w:r>
     </w:p>
     <w:p>
@@ -667,7 +1178,7 @@
         <w:pStyle w:val="BodyText"/>
       </w:pPr>
       <w:r>
-        <w:t xml:space="preserve">Related artefacts:</w:t>
+        <w:t>Related artefacts:</w:t>
       </w:r>
     </w:p>
     <w:p>
@@ -675,245 +1186,154 @@
         <w:pStyle w:val="Compact"/>
         <w:numPr>
           <w:ilvl w:val="0"/>
-          <w:numId w:val="1004"/>
+          <w:numId w:val="5"/>
         </w:numPr>
       </w:pPr>
-      <w:hyperlink r:id="rId18">
-        <w:r>
-          <w:rPr>
-            <w:rStyle w:val="Hyperlink"/>
-          </w:rPr>
-          <w:t xml:space="preserve">Stanley House on OS MasterMap context</w:t>
-        </w:r>
-      </w:hyperlink>
-    </w:p>
-    <w:p>
-      <w:pPr>
-        <w:pStyle w:val="Compact"/>
-        <w:numPr>
-          <w:ilvl w:val="0"/>
-          <w:numId w:val="1004"/>
-        </w:numPr>
-      </w:pPr>
-      <w:hyperlink r:id="rId19">
-        <w:r>
-          <w:rPr>
-            <w:rStyle w:val="Hyperlink"/>
-          </w:rPr>
-          <w:t xml:space="preserve">Stanley House focused OS Light view</w:t>
-        </w:r>
-      </w:hyperlink>
-    </w:p>
-    <w:p>
-      <w:pPr>
-        <w:pStyle w:val="Compact"/>
-        <w:numPr>
-          <w:ilvl w:val="0"/>
-          <w:numId w:val="1004"/>
-        </w:numPr>
-      </w:pPr>
-      <w:hyperlink r:id="rId20">
-        <w:r>
-          <w:rPr>
-            <w:rStyle w:val="Hyperlink"/>
-          </w:rPr>
-          <w:t xml:space="preserve">Clampet Lane and Orchard Gardens wider context panel</w:t>
-        </w:r>
-      </w:hyperlink>
-    </w:p>
-    <w:p>
-      <w:pPr>
-        <w:pStyle w:val="FirstParagraph"/>
-      </w:pPr>
-      <w:r>
-        <w:t xml:space="preserve">Online sources:</w:t>
-      </w:r>
-      <w:r>
-        <w:t xml:space="preserve"> </w:t>
-      </w:r>
-      <w:hyperlink r:id="rId21">
-        <w:r>
-          <w:rPr>
-            <w:rStyle w:val="Hyperlink"/>
-          </w:rPr>
-          <w:t xml:space="preserve">Stanley House / Clampet Lane context case note</w:t>
-        </w:r>
-      </w:hyperlink>
-      <w:r>
-        <w:t xml:space="preserve">,</w:t>
-      </w:r>
-      <w:r>
-        <w:t xml:space="preserve"> </w:t>
-      </w:r>
-      <w:hyperlink r:id="rId11">
-        <w:r>
-          <w:rPr>
-            <w:rStyle w:val="Hyperlink"/>
-          </w:rPr>
-          <w:t xml:space="preserve">Repository overview and tool families</w:t>
-        </w:r>
-      </w:hyperlink>
-      <w:r>
-        <w:t xml:space="preserve">,</w:t>
-      </w:r>
-      <w:r>
-        <w:t xml:space="preserve"> </w:t>
-      </w:r>
       <w:hyperlink r:id="rId12">
         <w:r>
           <w:rPr>
             <w:rStyle w:val="Hyperlink"/>
           </w:rPr>
-          <w:t xml:space="preserve">Registered tool modules</w:t>
+          <w:t>Stanley House on OS MasterMap context</w:t>
         </w:r>
       </w:hyperlink>
-    </w:p>
-    <w:bookmarkEnd w:id="22"/>
-    <w:bookmarkStart w:id="27" w:name="Xfb55bf48f1e725f9d02446686c1b177600a6083"/>
-    <w:p>
-      <w:pPr>
-        <w:pStyle w:val="Heading1"/>
-      </w:pPr>
-      <w:r>
-        <w:t xml:space="preserve">Example 2: From a Town-Centre Question to a Repeatable Profiling Brief</w:t>
-      </w:r>
-    </w:p>
-    <w:p>
-      <w:pPr>
-        <w:pStyle w:val="FirstParagraph"/>
-      </w:pPr>
-      <w:r>
-        <w:rPr>
-          <w:b/>
-          <w:bCs/>
-        </w:rPr>
-        <w:t xml:space="preserve">Question asked</w:t>
-      </w:r>
-    </w:p>
-    <w:p>
-      <w:pPr>
-        <w:pStyle w:val="BodyText"/>
-      </w:pPr>
-      <w:r>
-        <w:rPr>
-          <w:rStyle w:val="VerbatimChar"/>
-        </w:rPr>
-        <w:t xml:space="preserve">I’m interested in creating a profile of the buildings on the peninsula south of the railway line. Consider what data you have access to from MCP-Geo and ways this can be visualised in a series of infographics.</w:t>
-      </w:r>
-    </w:p>
-    <w:p>
-      <w:pPr>
-        <w:pStyle w:val="BodyText"/>
-      </w:pPr>
-      <w:r>
-        <w:rPr>
-          <w:b/>
-          <w:bCs/>
-        </w:rPr>
-        <w:t xml:space="preserve">Follow-up</w:t>
-      </w:r>
-    </w:p>
-    <w:p>
-      <w:pPr>
-        <w:pStyle w:val="BodyText"/>
-      </w:pPr>
-      <w:r>
-        <w:rPr>
-          <w:rStyle w:val="VerbatimChar"/>
-        </w:rPr>
-        <w:t xml:space="preserve">First a set of actual infographic mockups.</w:t>
-      </w:r>
-    </w:p>
-    <w:p>
-      <w:pPr>
-        <w:pStyle w:val="BodyText"/>
-      </w:pPr>
-      <w:r>
-        <w:t xml:space="preserve">This shows MCP-Geo working as a profiling and planning tool rather than only a lookup service. The answer moved from area definition to exact layer counts, analytic framing, and a reproducible infographic specification.</w:t>
-      </w:r>
     </w:p>
     <w:p>
       <w:pPr>
         <w:pStyle w:val="Compact"/>
         <w:numPr>
           <w:ilvl w:val="0"/>
-          <w:numId w:val="1005"/>
+          <w:numId w:val="5"/>
         </w:numPr>
       </w:pPr>
-      <w:r>
-        <w:t xml:space="preserve">Defined a reproducible south-of-railway polygon for the Teignmouth peninsula.</w:t>
-      </w:r>
+      <w:hyperlink r:id="rId13">
+        <w:r>
+          <w:rPr>
+            <w:rStyle w:val="Hyperlink"/>
+          </w:rPr>
+          <w:t>Stanley House focused OS Light view</w:t>
+        </w:r>
+      </w:hyperlink>
     </w:p>
     <w:p>
       <w:pPr>
         <w:pStyle w:val="Compact"/>
         <w:numPr>
           <w:ilvl w:val="0"/>
-          <w:numId w:val="1005"/>
+          <w:numId w:val="5"/>
         </w:numPr>
       </w:pPr>
-      <w:r>
-        <w:t xml:space="preserve">Counted</w:t>
-      </w:r>
-      <w:r>
-        <w:t xml:space="preserve"> </w:t>
-      </w:r>
+      <w:hyperlink r:id="rId14">
+        <w:r>
+          <w:rPr>
+            <w:rStyle w:val="Hyperlink"/>
+          </w:rPr>
+          <w:t>Clampet Lane and Orchard Gardens wider context panel</w:t>
+        </w:r>
+      </w:hyperlink>
+    </w:p>
+    <w:p>
+      <w:pPr>
+        <w:pStyle w:val="FirstParagraph"/>
+      </w:pPr>
+      <w:r>
+        <w:t xml:space="preserve">Online sources: </w:t>
+      </w:r>
+      <w:hyperlink r:id="rId15">
+        <w:r>
+          <w:rPr>
+            <w:rStyle w:val="Hyperlink"/>
+          </w:rPr>
+          <w:t>Stanley House / Clampet Lane context case note</w:t>
+        </w:r>
+      </w:hyperlink>
+      <w:r>
+        <w:t xml:space="preserve">, </w:t>
+      </w:r>
+      <w:hyperlink r:id="rId16">
+        <w:r>
+          <w:rPr>
+            <w:rStyle w:val="Hyperlink"/>
+          </w:rPr>
+          <w:t>Repository overview and tool families</w:t>
+        </w:r>
+      </w:hyperlink>
+      <w:r>
+        <w:t xml:space="preserve">, </w:t>
+      </w:r>
+      <w:hyperlink r:id="rId17">
+        <w:r>
+          <w:rPr>
+            <w:rStyle w:val="Hyperlink"/>
+          </w:rPr>
+          <w:t>Registered tool modules</w:t>
+        </w:r>
+      </w:hyperlink>
+    </w:p>
+    <w:p>
+      <w:pPr>
+        <w:pStyle w:val="Heading1"/>
+      </w:pPr>
+      <w:bookmarkStart w:id="6" w:name="Xfb55bf48f1e725f9d02446686c1b177600a6083"/>
+      <w:bookmarkStart w:id="7" w:name="_Toc223893626"/>
+      <w:bookmarkEnd w:id="4"/>
+      <w:r>
+        <w:t>Example 2: From a Town-Centre Question to a Repeatable Profiling Brief</w:t>
+      </w:r>
+      <w:bookmarkEnd w:id="7"/>
+    </w:p>
+    <w:p>
+      <w:pPr>
+        <w:pStyle w:val="FirstParagraph"/>
+      </w:pPr>
+      <w:r>
+        <w:rPr>
+          <w:b/>
+          <w:bCs/>
+        </w:rPr>
+        <w:t>Question asked</w:t>
+      </w:r>
+    </w:p>
+    <w:p>
+      <w:pPr>
+        <w:pStyle w:val="BodyText"/>
+      </w:pPr>
       <w:r>
         <w:rPr>
           <w:rStyle w:val="VerbatimChar"/>
         </w:rPr>
-        <w:t xml:space="preserve">743</w:t>
-      </w:r>
-      <w:r>
-        <w:t xml:space="preserve"> </w:t>
-      </w:r>
-      <w:r>
-        <w:t xml:space="preserve">whole buildings,</w:t>
-      </w:r>
-      <w:r>
-        <w:t xml:space="preserve"> </w:t>
-      </w:r>
+        <w:t>I’m interested in creating a profile of the buildings on the peninsula south of the railway line. Consider what data you have access to from MCP-Geo and ways this can be visualised in a series of infographics.</w:t>
+      </w:r>
+    </w:p>
+    <w:p>
+      <w:pPr>
+        <w:pStyle w:val="BodyText"/>
+      </w:pPr>
+      <w:r>
+        <w:rPr>
+          <w:b/>
+          <w:bCs/>
+        </w:rPr>
+        <w:t>Follow-up</w:t>
+      </w:r>
+    </w:p>
+    <w:p>
+      <w:pPr>
+        <w:pStyle w:val="BodyText"/>
+      </w:pPr>
       <w:r>
         <w:rPr>
           <w:rStyle w:val="VerbatimChar"/>
         </w:rPr>
-        <w:t xml:space="preserve">915</w:t>
-      </w:r>
-      <w:r>
-        <w:t xml:space="preserve"> </w:t>
-      </w:r>
-      <w:r>
-        <w:t xml:space="preserve">building parts,</w:t>
-      </w:r>
-      <w:r>
-        <w:t xml:space="preserve"> </w:t>
-      </w:r>
-      <w:r>
-        <w:rPr>
-          <w:rStyle w:val="VerbatimChar"/>
-        </w:rPr>
-        <w:t xml:space="preserve">297</w:t>
-      </w:r>
-      <w:r>
-        <w:t xml:space="preserve"> </w:t>
-      </w:r>
-      <w:r>
-        <w:t xml:space="preserve">road links, and</w:t>
-      </w:r>
-      <w:r>
-        <w:t xml:space="preserve"> </w:t>
-      </w:r>
-      <w:r>
-        <w:rPr>
-          <w:rStyle w:val="VerbatimChar"/>
-        </w:rPr>
-        <w:t xml:space="preserve">254</w:t>
-      </w:r>
-      <w:r>
-        <w:t xml:space="preserve"> </w:t>
-      </w:r>
-      <w:r>
-        <w:t xml:space="preserve">path links in the study area.</w:t>
+        <w:t>First a set of actual infographic mockups.</w:t>
+      </w:r>
+    </w:p>
+    <w:p>
+      <w:pPr>
+        <w:pStyle w:val="BodyText"/>
+      </w:pPr>
+      <w:r>
+        <w:t>This shows MCP-Geo working as a profiling and planning tool rather than only a lookup service. The answer moved from area definition to exact layer counts, analytic framing, and a reproducible infographic specification.</w:t>
       </w:r>
     </w:p>
     <w:p>
@@ -921,11 +1341,11 @@
         <w:pStyle w:val="Compact"/>
         <w:numPr>
           <w:ilvl w:val="0"/>
-          <w:numId w:val="1005"/>
+          <w:numId w:val="6"/>
         </w:numPr>
       </w:pPr>
       <w:r>
-        <w:t xml:space="preserve">Identified the strongest profile layers: building footprints, building parts, road links, path links, grouped address inventories, and ONS/NOMIS context layers.</w:t>
+        <w:t>Defined a reproducible south-of-railway polygon for the Teignmouth peninsula.</w:t>
       </w:r>
     </w:p>
     <w:p>
@@ -933,11 +1353,71 @@
         <w:pStyle w:val="Compact"/>
         <w:numPr>
           <w:ilvl w:val="0"/>
-          <w:numId w:val="1005"/>
+          <w:numId w:val="6"/>
         </w:numPr>
       </w:pPr>
       <w:r>
-        <w:t xml:space="preserve">Specified a practical infographic set covering built form, skyline, street character, frontage density, use mix, permeability, and edge conditions.</w:t>
+        <w:t xml:space="preserve">Counted </w:t>
+      </w:r>
+      <w:r>
+        <w:rPr>
+          <w:rStyle w:val="VerbatimChar"/>
+        </w:rPr>
+        <w:t>743</w:t>
+      </w:r>
+      <w:r>
+        <w:t xml:space="preserve"> whole buildings, </w:t>
+      </w:r>
+      <w:r>
+        <w:rPr>
+          <w:rStyle w:val="VerbatimChar"/>
+        </w:rPr>
+        <w:t>915</w:t>
+      </w:r>
+      <w:r>
+        <w:t xml:space="preserve"> building parts, </w:t>
+      </w:r>
+      <w:r>
+        <w:rPr>
+          <w:rStyle w:val="VerbatimChar"/>
+        </w:rPr>
+        <w:t>297</w:t>
+      </w:r>
+      <w:r>
+        <w:t xml:space="preserve"> road links, and </w:t>
+      </w:r>
+      <w:r>
+        <w:rPr>
+          <w:rStyle w:val="VerbatimChar"/>
+        </w:rPr>
+        <w:t>254</w:t>
+      </w:r>
+      <w:r>
+        <w:t xml:space="preserve"> path links in the study area.</w:t>
+      </w:r>
+    </w:p>
+    <w:p>
+      <w:pPr>
+        <w:pStyle w:val="Compact"/>
+        <w:numPr>
+          <w:ilvl w:val="0"/>
+          <w:numId w:val="6"/>
+        </w:numPr>
+      </w:pPr>
+      <w:r>
+        <w:t>Identified the strongest profile layers: building footprints, building parts, road links, path links, grouped address inventories, and ONS/NOMIS context layers.</w:t>
+      </w:r>
+    </w:p>
+    <w:p>
+      <w:pPr>
+        <w:pStyle w:val="Compact"/>
+        <w:numPr>
+          <w:ilvl w:val="0"/>
+          <w:numId w:val="6"/>
+        </w:numPr>
+      </w:pPr>
+      <w:r>
+        <w:t>Specified a practical infographic set covering built form, skyline, street character, frontage density, use mix, permeability, and edge conditions.</w:t>
       </w:r>
     </w:p>
     <w:p>
@@ -945,22 +1425,27 @@
         <w:pStyle w:val="CaptionedFigure"/>
       </w:pPr>
       <w:r>
+        <w:rPr>
+          <w:noProof/>
+        </w:rPr>
+        <w:lastRenderedPageBreak/>
         <w:drawing>
-          <wp:inline>
+          <wp:inline distT="0" distB="0" distL="0" distR="0" wp14:anchorId="60F5A533" wp14:editId="4ACF74E9">
             <wp:extent cx="4693920" cy="2640330"/>
-            <wp:effectExtent b="0" l="0" r="0" t="0"/>
-            <wp:docPr descr="Teignmouth peninsula profile counts" title="" id="24" name="Picture"/>
-            <a:graphic>
+            <wp:effectExtent l="0" t="0" r="0" b="0"/>
+            <wp:docPr id="24" name="Picture" descr="Teignmouth peninsula profile counts"/>
+            <wp:cNvGraphicFramePr/>
+            <a:graphic xmlns:a="http://schemas.openxmlformats.org/drawingml/2006/main">
               <a:graphicData uri="http://schemas.openxmlformats.org/drawingml/2006/picture">
-                <pic:pic>
+                <pic:pic xmlns:pic="http://schemas.openxmlformats.org/drawingml/2006/picture">
                   <pic:nvPicPr>
-                    <pic:cNvPr descr="assets/teignmouth_peninsula_profile_counts_2026-03-07.png" id="25" name="Picture"/>
+                    <pic:cNvPr id="25" name="Picture" descr="assets/teignmouth_peninsula_profile_counts_2026-03-07.png"/>
                     <pic:cNvPicPr>
-                      <a:picLocks noChangeArrowheads="1" noChangeAspect="1"/>
+                      <a:picLocks noChangeAspect="1" noChangeArrowheads="1"/>
                     </pic:cNvPicPr>
                   </pic:nvPicPr>
                   <pic:blipFill>
-                    <a:blip r:embed="rId23"/>
+                    <a:blip r:embed="rId18"/>
                     <a:stretch>
                       <a:fillRect/>
                     </a:stretch>
@@ -992,7 +1477,7 @@
         <w:pStyle w:val="ImageCaption"/>
       </w:pPr>
       <w:r>
-        <w:t xml:space="preserve">Teignmouth peninsula profile counts</w:t>
+        <w:t>Teignmouth peninsula profile counts</w:t>
       </w:r>
     </w:p>
     <w:p>
@@ -1000,34 +1485,7 @@
         <w:pStyle w:val="BodyText"/>
       </w:pPr>
       <w:r>
-        <w:t xml:space="preserve">The key shift here is from</w:t>
-      </w:r>
-      <w:r>
-        <w:t xml:space="preserve"> </w:t>
-      </w:r>
-      <w:r>
-        <w:t xml:space="preserve">“tell me about this place”</w:t>
-      </w:r>
-      <w:r>
-        <w:t xml:space="preserve"> </w:t>
-      </w:r>
-      <w:r>
-        <w:t xml:space="preserve">to</w:t>
-      </w:r>
-      <w:r>
-        <w:t xml:space="preserve"> </w:t>
-      </w:r>
-      <w:r>
-        <w:t xml:space="preserve">“define an operational area of interest and specify the analytics pack”</w:t>
-      </w:r>
-      <w:r>
-        <w:t xml:space="preserve">.</w:t>
-      </w:r>
-      <w:r>
-        <w:t xml:space="preserve"> </w:t>
-      </w:r>
-      <w:r>
-        <w:t xml:space="preserve">That makes this example especially useful for evaluators who want to know whether MCP-Geo can support briefs, profiling exercises, and future infographic or dashboard work.</w:t>
+        <w:t>The key shift here is from “tell me about this place” to “define an operational area of interest and specify the analytics pack”. That makes this example especially useful for evaluators who want to know whether MCP-Geo can support briefs, profiling exercises, and future infographic or dashboard work.</w:t>
       </w:r>
     </w:p>
     <w:p>
@@ -1035,7 +1493,7 @@
         <w:pStyle w:val="BodyText"/>
       </w:pPr>
       <w:r>
-        <w:t xml:space="preserve">The peninsula brief records the exact live counts used in the chart above:</w:t>
+        <w:t>The peninsula brief records the exact live counts used in the chart above:</w:t>
       </w:r>
     </w:p>
     <w:p>
@@ -1043,20 +1501,17 @@
         <w:pStyle w:val="Compact"/>
         <w:numPr>
           <w:ilvl w:val="0"/>
-          <w:numId w:val="1006"/>
+          <w:numId w:val="7"/>
         </w:numPr>
       </w:pPr>
       <w:r>
-        <w:t xml:space="preserve">buildings:</w:t>
-      </w:r>
-      <w:r>
-        <w:t xml:space="preserve"> </w:t>
+        <w:t xml:space="preserve">buildings: </w:t>
       </w:r>
       <w:r>
         <w:rPr>
           <w:rStyle w:val="VerbatimChar"/>
         </w:rPr>
-        <w:t xml:space="preserve">743</w:t>
+        <w:t>743</w:t>
       </w:r>
     </w:p>
     <w:p>
@@ -1064,20 +1519,17 @@
         <w:pStyle w:val="Compact"/>
         <w:numPr>
           <w:ilvl w:val="0"/>
-          <w:numId w:val="1006"/>
+          <w:numId w:val="7"/>
         </w:numPr>
       </w:pPr>
       <w:r>
-        <w:t xml:space="preserve">building parts:</w:t>
-      </w:r>
-      <w:r>
-        <w:t xml:space="preserve"> </w:t>
+        <w:t xml:space="preserve">building parts: </w:t>
       </w:r>
       <w:r>
         <w:rPr>
           <w:rStyle w:val="VerbatimChar"/>
         </w:rPr>
-        <w:t xml:space="preserve">915</w:t>
+        <w:t>915</w:t>
       </w:r>
     </w:p>
     <w:p>
@@ -1085,20 +1537,17 @@
         <w:pStyle w:val="Compact"/>
         <w:numPr>
           <w:ilvl w:val="0"/>
-          <w:numId w:val="1006"/>
+          <w:numId w:val="7"/>
         </w:numPr>
       </w:pPr>
       <w:r>
-        <w:t xml:space="preserve">road links:</w:t>
-      </w:r>
-      <w:r>
-        <w:t xml:space="preserve"> </w:t>
+        <w:t xml:space="preserve">road links: </w:t>
       </w:r>
       <w:r>
         <w:rPr>
           <w:rStyle w:val="VerbatimChar"/>
         </w:rPr>
-        <w:t xml:space="preserve">297</w:t>
+        <w:t>297</w:t>
       </w:r>
     </w:p>
     <w:p>
@@ -1106,20 +1555,17 @@
         <w:pStyle w:val="Compact"/>
         <w:numPr>
           <w:ilvl w:val="0"/>
-          <w:numId w:val="1006"/>
+          <w:numId w:val="7"/>
         </w:numPr>
       </w:pPr>
       <w:r>
-        <w:t xml:space="preserve">path links:</w:t>
-      </w:r>
-      <w:r>
-        <w:t xml:space="preserve"> </w:t>
+        <w:t xml:space="preserve">path links: </w:t>
       </w:r>
       <w:r>
         <w:rPr>
           <w:rStyle w:val="VerbatimChar"/>
         </w:rPr>
-        <w:t xml:space="preserve">254</w:t>
+        <w:t>254</w:t>
       </w:r>
     </w:p>
     <w:p>
@@ -1127,57 +1573,50 @@
         <w:pStyle w:val="FirstParagraph"/>
       </w:pPr>
       <w:r>
-        <w:t xml:space="preserve">Online sources:</w:t>
-      </w:r>
-      <w:r>
-        <w:t xml:space="preserve"> </w:t>
-      </w:r>
-      <w:hyperlink r:id="rId26">
+        <w:t xml:space="preserve">Online sources: </w:t>
+      </w:r>
+      <w:hyperlink r:id="rId19">
         <w:r>
           <w:rPr>
             <w:rStyle w:val="Hyperlink"/>
           </w:rPr>
-          <w:t xml:space="preserve">Teignmouth peninsula building profile brief</w:t>
+          <w:t>Teignmouth peninsula building profile brief</w:t>
         </w:r>
       </w:hyperlink>
       <w:r>
-        <w:t xml:space="preserve">,</w:t>
-      </w:r>
-      <w:r>
-        <w:t xml:space="preserve"> </w:t>
-      </w:r>
-      <w:hyperlink r:id="rId11">
+        <w:t xml:space="preserve">, </w:t>
+      </w:r>
+      <w:hyperlink r:id="rId20">
         <w:r>
           <w:rPr>
             <w:rStyle w:val="Hyperlink"/>
           </w:rPr>
-          <w:t xml:space="preserve">Repository overview and tool families</w:t>
+          <w:t>Repository overview and tool families</w:t>
         </w:r>
       </w:hyperlink>
       <w:r>
-        <w:t xml:space="preserve">,</w:t>
-      </w:r>
-      <w:r>
-        <w:t xml:space="preserve"> </w:t>
-      </w:r>
-      <w:hyperlink r:id="rId12">
+        <w:t xml:space="preserve">, </w:t>
+      </w:r>
+      <w:hyperlink r:id="rId21">
         <w:r>
           <w:rPr>
             <w:rStyle w:val="Hyperlink"/>
           </w:rPr>
-          <w:t xml:space="preserve">Registered tool modules</w:t>
+          <w:t>Registered tool modules</w:t>
         </w:r>
       </w:hyperlink>
     </w:p>
-    <w:bookmarkEnd w:id="27"/>
-    <w:bookmarkStart w:id="46" w:name="Xf7a192bc9d2d7380c8ee21d29451c420006d636"/>
     <w:p>
       <w:pPr>
         <w:pStyle w:val="Heading1"/>
       </w:pPr>
-      <w:r>
-        <w:t xml:space="preserve">Example 3: From a Wheelchair Routing Question to Comparative Town Maps</w:t>
-      </w:r>
+      <w:bookmarkStart w:id="8" w:name="Xf7a192bc9d2d7380c8ee21d29451c420006d636"/>
+      <w:bookmarkStart w:id="9" w:name="_Toc223893627"/>
+      <w:bookmarkEnd w:id="6"/>
+      <w:r>
+        <w:t>Example 3: From a Wheelchair Routing Question to Comparative Town Maps</w:t>
+      </w:r>
+      <w:bookmarkEnd w:id="9"/>
     </w:p>
     <w:p>
       <w:pPr>
@@ -1188,7 +1627,7 @@
           <w:b/>
           <w:bCs/>
         </w:rPr>
-        <w:t xml:space="preserve">Question asked</w:t>
+        <w:t>Question asked</w:t>
       </w:r>
     </w:p>
     <w:p>
@@ -1199,7 +1638,7 @@
         <w:rPr>
           <w:rStyle w:val="VerbatimChar"/>
         </w:rPr>
-        <w:t xml:space="preserve">I want to use mcp-geo to create a map that shows roads that have pavements suitable for the Quantum iLevel Wheelchair.</w:t>
+        <w:t>I want to use mcp-geo to create a map that shows roads that have pavements suitable for the Quantum iLevel Wheelchair.</w:t>
       </w:r>
     </w:p>
     <w:p>
@@ -1211,7 +1650,7 @@
           <w:b/>
           <w:bCs/>
         </w:rPr>
-        <w:t xml:space="preserve">Follow-up</w:t>
+        <w:t>Follow-up</w:t>
       </w:r>
     </w:p>
     <w:p>
@@ -1222,7 +1661,7 @@
         <w:rPr>
           <w:rStyle w:val="VerbatimChar"/>
         </w:rPr>
-        <w:t xml:space="preserve">Continue as suggested. Add Sidmouth.</w:t>
+        <w:t>Continue as suggested. Add Sidmouth.</w:t>
       </w:r>
     </w:p>
     <w:p>
@@ -1230,7 +1669,7 @@
         <w:pStyle w:val="BodyText"/>
       </w:pPr>
       <w:r>
-        <w:t xml:space="preserve">This case shows MCP-Geo supporting a real public-realm question: turning road width, pavement coverage, lighting, and gradient evidence into route hypotheses, then comparing towns using the same conservative filter.</w:t>
+        <w:t>This case shows MCP-Geo supporting a real public-realm question: turning road width, pavement coverage, lighting, and gradient evidence into route hypotheses, then comparing towns using the same conservative filter.</w:t>
       </w:r>
     </w:p>
     <w:p>
@@ -1238,11 +1677,11 @@
         <w:pStyle w:val="Compact"/>
         <w:numPr>
           <w:ilvl w:val="0"/>
-          <w:numId w:val="1007"/>
+          <w:numId w:val="8"/>
         </w:numPr>
       </w:pPr>
       <w:r>
-        <w:t xml:space="preserve">Created a route filter using road-link widths, pavement coverage, path type, elevation gain, and lighting rather than a simple nearest-path map.</w:t>
+        <w:t>Created a route filter using road-link widths, pavement coverage, path type, elevation gain, and lighting rather than a simple nearest-path map.</w:t>
       </w:r>
     </w:p>
     <w:p>
@@ -1250,11 +1689,11 @@
         <w:pStyle w:val="Compact"/>
         <w:numPr>
           <w:ilvl w:val="0"/>
-          <w:numId w:val="1007"/>
+          <w:numId w:val="8"/>
         </w:numPr>
       </w:pPr>
       <w:r>
-        <w:t xml:space="preserve">Produced both static PNG outputs and interactive HTML maps for Teignmouth, Exmouth, and Sidmouth.</w:t>
+        <w:t>Produced both static PNG outputs and interactive HTML maps for Teignmouth, Exmouth, and Sidmouth.</w:t>
       </w:r>
     </w:p>
     <w:p>
@@ -1262,11 +1701,12 @@
         <w:pStyle w:val="Compact"/>
         <w:numPr>
           <w:ilvl w:val="0"/>
-          <w:numId w:val="1007"/>
+          <w:numId w:val="8"/>
         </w:numPr>
       </w:pPr>
       <w:r>
-        <w:t xml:space="preserve">Showed meaningful differentiation across the three towns: Teignmouth as the constrained case, Exmouth as the broad positive comparator, and Sidmouth as the compact-core comparator.</w:t>
+        <w:lastRenderedPageBreak/>
+        <w:t>Showed meaningful differentiation across the three towns: Teignmouth as the constrained case, Exmouth as the broad positive comparator, and Sidmouth as the compact-core comparator.</w:t>
       </w:r>
     </w:p>
     <w:p>
@@ -1274,11 +1714,11 @@
         <w:pStyle w:val="Compact"/>
         <w:numPr>
           <w:ilvl w:val="0"/>
-          <w:numId w:val="1007"/>
+          <w:numId w:val="8"/>
         </w:numPr>
       </w:pPr>
       <w:r>
-        <w:t xml:space="preserve">Captured product limits explicitly, including dropped-kerb, crossing, clutter, and on-the-day access gaps that MCP-Geo does not yet model.</w:t>
+        <w:t>Captured product limits explicitly, including dropped-kerb, crossing, clutter, and on-the-day access gaps that MCP-Geo does not yet model.</w:t>
       </w:r>
     </w:p>
     <w:p>
@@ -1286,22 +1726,26 @@
         <w:pStyle w:val="CaptionedFigure"/>
       </w:pPr>
       <w:r>
+        <w:rPr>
+          <w:noProof/>
+        </w:rPr>
         <w:drawing>
-          <wp:inline>
-            <wp:extent cx="5013960" cy="2729822"/>
-            <wp:effectExtent b="0" l="0" r="0" t="0"/>
-            <wp:docPr descr="Wheelchair route comparison chart" title="" id="29" name="Picture"/>
-            <a:graphic>
+          <wp:inline distT="0" distB="0" distL="0" distR="0" wp14:anchorId="13C4F141" wp14:editId="5CDE2880">
+            <wp:extent cx="6063343" cy="3037114"/>
+            <wp:effectExtent l="0" t="0" r="0" b="0"/>
+            <wp:docPr id="29" name="Picture" descr="Wheelchair route comparison chart"/>
+            <wp:cNvGraphicFramePr/>
+            <a:graphic xmlns:a="http://schemas.openxmlformats.org/drawingml/2006/main">
               <a:graphicData uri="http://schemas.openxmlformats.org/drawingml/2006/picture">
-                <pic:pic>
+                <pic:pic xmlns:pic="http://schemas.openxmlformats.org/drawingml/2006/picture">
                   <pic:nvPicPr>
-                    <pic:cNvPr descr="assets/wheelchair_route_comparison_2026-03-07.png" id="30" name="Picture"/>
+                    <pic:cNvPr id="30" name="Picture" descr="assets/wheelchair_route_comparison_2026-03-07.png"/>
                     <pic:cNvPicPr>
-                      <a:picLocks noChangeArrowheads="1" noChangeAspect="1"/>
+                      <a:picLocks noChangeAspect="1" noChangeArrowheads="1"/>
                     </pic:cNvPicPr>
                   </pic:nvPicPr>
                   <pic:blipFill>
-                    <a:blip r:embed="rId28"/>
+                    <a:blip r:embed="rId22"/>
                     <a:stretch>
                       <a:fillRect/>
                     </a:stretch>
@@ -1309,7 +1753,7 @@
                   <pic:spPr bwMode="auto">
                     <a:xfrm>
                       <a:off x="0" y="0"/>
-                      <a:ext cx="5013960" cy="2729822"/>
+                      <a:ext cx="6121223" cy="3066106"/>
                     </a:xfrm>
                     <a:prstGeom prst="rect">
                       <a:avLst/>
@@ -1333,7 +1777,7 @@
         <w:pStyle w:val="ImageCaption"/>
       </w:pPr>
       <w:r>
-        <w:t xml:space="preserve">Wheelchair route comparison chart</w:t>
+        <w:t>Wheelchair route comparison chart</w:t>
       </w:r>
     </w:p>
     <w:p>
@@ -1341,22 +1785,26 @@
         <w:pStyle w:val="CaptionedFigure"/>
       </w:pPr>
       <w:r>
+        <w:rPr>
+          <w:noProof/>
+        </w:rPr>
         <w:drawing>
-          <wp:inline>
-            <wp:extent cx="5120640" cy="2973274"/>
-            <wp:effectExtent b="0" l="0" r="0" t="0"/>
-            <wp:docPr descr="Teignmouth, Exmouth and Sidmouth wheelchair map triptych" title="" id="32" name="Picture"/>
-            <a:graphic>
+          <wp:inline distT="0" distB="0" distL="0" distR="0" wp14:anchorId="01C50772" wp14:editId="6780C1B4">
+            <wp:extent cx="6106886" cy="3978366"/>
+            <wp:effectExtent l="0" t="0" r="1905" b="0"/>
+            <wp:docPr id="32" name="Picture" descr="Teignmouth, Exmouth and Sidmouth wheelchair map triptych"/>
+            <wp:cNvGraphicFramePr/>
+            <a:graphic xmlns:a="http://schemas.openxmlformats.org/drawingml/2006/main">
               <a:graphicData uri="http://schemas.openxmlformats.org/drawingml/2006/picture">
-                <pic:pic>
+                <pic:pic xmlns:pic="http://schemas.openxmlformats.org/drawingml/2006/picture">
                   <pic:nvPicPr>
-                    <pic:cNvPr descr="assets/wheelchair_access_maps_triptych_2026-03-07.png" id="33" name="Picture"/>
+                    <pic:cNvPr id="33" name="Picture" descr="assets/wheelchair_access_maps_triptych_2026-03-07.png"/>
                     <pic:cNvPicPr>
-                      <a:picLocks noChangeArrowheads="1" noChangeAspect="1"/>
+                      <a:picLocks noChangeAspect="1" noChangeArrowheads="1"/>
                     </pic:cNvPicPr>
                   </pic:nvPicPr>
                   <pic:blipFill>
-                    <a:blip r:embed="rId31"/>
+                    <a:blip r:embed="rId23"/>
                     <a:stretch>
                       <a:fillRect/>
                     </a:stretch>
@@ -1364,7 +1812,7 @@
                   <pic:spPr bwMode="auto">
                     <a:xfrm>
                       <a:off x="0" y="0"/>
-                      <a:ext cx="5120640" cy="2973274"/>
+                      <a:ext cx="6234161" cy="4061280"/>
                     </a:xfrm>
                     <a:prstGeom prst="rect">
                       <a:avLst/>
@@ -1388,7 +1836,215 @@
         <w:pStyle w:val="ImageCaption"/>
       </w:pPr>
       <w:r>
-        <w:t xml:space="preserve">Teignmouth, Exmouth and Sidmouth wheelchair map triptych</w:t>
+        <w:t xml:space="preserve">Teignmouth, Exmouth and </w:t>
+      </w:r>
+      <w:proofErr w:type="spellStart"/>
+      <w:r>
+        <w:t>Sidmouth</w:t>
+      </w:r>
+      <w:proofErr w:type="spellEnd"/>
+      <w:r>
+        <w:t xml:space="preserve"> wheelchair map triptych</w:t>
+      </w:r>
+    </w:p>
+    <w:p>
+      <w:pPr>
+        <w:pStyle w:val="ImageCaption"/>
+        <w:rPr>
+          <w:i w:val="0"/>
+          <w:iCs/>
+        </w:rPr>
+      </w:pPr>
+      <w:r>
+        <w:rPr>
+          <w:i w:val="0"/>
+          <w:iCs/>
+          <w:noProof/>
+        </w:rPr>
+        <w:lastRenderedPageBreak/>
+        <w:drawing>
+          <wp:inline distT="0" distB="0" distL="0" distR="0" wp14:anchorId="77F87873" wp14:editId="2394FC7B">
+            <wp:extent cx="6863443" cy="3908297"/>
+            <wp:effectExtent l="0" t="0" r="0" b="3810"/>
+            <wp:docPr id="373431525" name="Picture 1"/>
+            <wp:cNvGraphicFramePr>
+              <a:graphicFrameLocks xmlns:a="http://schemas.openxmlformats.org/drawingml/2006/main" noChangeAspect="1"/>
+            </wp:cNvGraphicFramePr>
+            <a:graphic xmlns:a="http://schemas.openxmlformats.org/drawingml/2006/main">
+              <a:graphicData uri="http://schemas.openxmlformats.org/drawingml/2006/picture">
+                <pic:pic xmlns:pic="http://schemas.openxmlformats.org/drawingml/2006/picture">
+                  <pic:nvPicPr>
+                    <pic:cNvPr id="373431525" name="Picture 373431525"/>
+                    <pic:cNvPicPr/>
+                  </pic:nvPicPr>
+                  <pic:blipFill rotWithShape="1">
+                    <a:blip r:embed="rId24">
+                      <a:extLst>
+                        <a:ext uri="{28A0092B-C50C-407E-A947-70E740481C1C}">
+                          <a14:useLocalDpi xmlns:a14="http://schemas.microsoft.com/office/drawing/2010/main" val="0"/>
+                        </a:ext>
+                      </a:extLst>
+                    </a:blip>
+                    <a:srcRect l="10610" t="13903" r="10643" b="14351"/>
+                    <a:stretch>
+                      <a:fillRect/>
+                    </a:stretch>
+                  </pic:blipFill>
+                  <pic:spPr bwMode="auto">
+                    <a:xfrm>
+                      <a:off x="0" y="0"/>
+                      <a:ext cx="7033681" cy="4005237"/>
+                    </a:xfrm>
+                    <a:prstGeom prst="rect">
+                      <a:avLst/>
+                    </a:prstGeom>
+                    <a:ln>
+                      <a:noFill/>
+                    </a:ln>
+                    <a:extLst>
+                      <a:ext uri="{53640926-AAD7-44D8-BBD7-CCE9431645EC}">
+                        <a14:shadowObscured xmlns:a14="http://schemas.microsoft.com/office/drawing/2010/main"/>
+                      </a:ext>
+                    </a:extLst>
+                  </pic:spPr>
+                </pic:pic>
+              </a:graphicData>
+            </a:graphic>
+          </wp:inline>
+        </w:drawing>
+      </w:r>
+    </w:p>
+    <w:p>
+      <w:pPr>
+        <w:pStyle w:val="ImageCaption"/>
+        <w:rPr>
+          <w:i w:val="0"/>
+          <w:iCs/>
+        </w:rPr>
+      </w:pPr>
+      <w:r>
+        <w:rPr>
+          <w:i w:val="0"/>
+          <w:iCs/>
+          <w:noProof/>
+        </w:rPr>
+        <w:drawing>
+          <wp:inline distT="0" distB="0" distL="0" distR="0" wp14:anchorId="2CF800CF" wp14:editId="6F33DBD8">
+            <wp:extent cx="6863080" cy="3882200"/>
+            <wp:effectExtent l="0" t="0" r="0" b="4445"/>
+            <wp:docPr id="81903424" name="Picture 2"/>
+            <wp:cNvGraphicFramePr>
+              <a:graphicFrameLocks xmlns:a="http://schemas.openxmlformats.org/drawingml/2006/main" noChangeAspect="1"/>
+            </wp:cNvGraphicFramePr>
+            <a:graphic xmlns:a="http://schemas.openxmlformats.org/drawingml/2006/main">
+              <a:graphicData uri="http://schemas.openxmlformats.org/drawingml/2006/picture">
+                <pic:pic xmlns:pic="http://schemas.openxmlformats.org/drawingml/2006/picture">
+                  <pic:nvPicPr>
+                    <pic:cNvPr id="81903424" name="Picture 81903424"/>
+                    <pic:cNvPicPr/>
+                  </pic:nvPicPr>
+                  <pic:blipFill rotWithShape="1">
+                    <a:blip r:embed="rId25">
+                      <a:extLst>
+                        <a:ext uri="{28A0092B-C50C-407E-A947-70E740481C1C}">
+                          <a14:useLocalDpi xmlns:a14="http://schemas.microsoft.com/office/drawing/2010/main" val="0"/>
+                        </a:ext>
+                      </a:extLst>
+                    </a:blip>
+                    <a:srcRect l="10318" t="14095" r="10388" b="14140"/>
+                    <a:stretch>
+                      <a:fillRect/>
+                    </a:stretch>
+                  </pic:blipFill>
+                  <pic:spPr bwMode="auto">
+                    <a:xfrm>
+                      <a:off x="0" y="0"/>
+                      <a:ext cx="6983639" cy="3950396"/>
+                    </a:xfrm>
+                    <a:prstGeom prst="rect">
+                      <a:avLst/>
+                    </a:prstGeom>
+                    <a:ln>
+                      <a:noFill/>
+                    </a:ln>
+                    <a:extLst>
+                      <a:ext uri="{53640926-AAD7-44D8-BBD7-CCE9431645EC}">
+                        <a14:shadowObscured xmlns:a14="http://schemas.microsoft.com/office/drawing/2010/main"/>
+                      </a:ext>
+                    </a:extLst>
+                  </pic:spPr>
+                </pic:pic>
+              </a:graphicData>
+            </a:graphic>
+          </wp:inline>
+        </w:drawing>
+      </w:r>
+    </w:p>
+    <w:p>
+      <w:pPr>
+        <w:pStyle w:val="ImageCaption"/>
+        <w:rPr>
+          <w:i w:val="0"/>
+          <w:iCs/>
+        </w:rPr>
+      </w:pPr>
+      <w:r>
+        <w:rPr>
+          <w:i w:val="0"/>
+          <w:iCs/>
+          <w:noProof/>
+        </w:rPr>
+        <w:lastRenderedPageBreak/>
+        <w:drawing>
+          <wp:inline distT="0" distB="0" distL="0" distR="0" wp14:anchorId="4E8D27F9" wp14:editId="1D646CA3">
+            <wp:extent cx="6858000" cy="3891032"/>
+            <wp:effectExtent l="0" t="0" r="0" b="0"/>
+            <wp:docPr id="351424713" name="Picture 3"/>
+            <wp:cNvGraphicFramePr>
+              <a:graphicFrameLocks xmlns:a="http://schemas.openxmlformats.org/drawingml/2006/main" noChangeAspect="1"/>
+            </wp:cNvGraphicFramePr>
+            <a:graphic xmlns:a="http://schemas.openxmlformats.org/drawingml/2006/main">
+              <a:graphicData uri="http://schemas.openxmlformats.org/drawingml/2006/picture">
+                <pic:pic xmlns:pic="http://schemas.openxmlformats.org/drawingml/2006/picture">
+                  <pic:nvPicPr>
+                    <pic:cNvPr id="351424713" name="Picture 351424713"/>
+                    <pic:cNvPicPr/>
+                  </pic:nvPicPr>
+                  <pic:blipFill rotWithShape="1">
+                    <a:blip r:embed="rId26">
+                      <a:extLst>
+                        <a:ext uri="{28A0092B-C50C-407E-A947-70E740481C1C}">
+                          <a14:useLocalDpi xmlns:a14="http://schemas.microsoft.com/office/drawing/2010/main" val="0"/>
+                        </a:ext>
+                      </a:extLst>
+                    </a:blip>
+                    <a:srcRect l="10478" t="14095" r="10468" b="14140"/>
+                    <a:stretch>
+                      <a:fillRect/>
+                    </a:stretch>
+                  </pic:blipFill>
+                  <pic:spPr bwMode="auto">
+                    <a:xfrm>
+                      <a:off x="0" y="0"/>
+                      <a:ext cx="7019411" cy="3982612"/>
+                    </a:xfrm>
+                    <a:prstGeom prst="rect">
+                      <a:avLst/>
+                    </a:prstGeom>
+                    <a:ln>
+                      <a:noFill/>
+                    </a:ln>
+                    <a:extLst>
+                      <a:ext uri="{53640926-AAD7-44D8-BBD7-CCE9431645EC}">
+                        <a14:shadowObscured xmlns:a14="http://schemas.microsoft.com/office/drawing/2010/main"/>
+                      </a:ext>
+                    </a:extLst>
+                  </pic:spPr>
+                </pic:pic>
+              </a:graphicData>
+            </a:graphic>
+          </wp:inline>
+        </w:drawing>
       </w:r>
     </w:p>
     <w:p>
@@ -1396,13 +2052,7 @@
         <w:pStyle w:val="BodyText"/>
       </w:pPr>
       <w:r>
-        <w:t xml:space="preserve">The comparative work is especially useful for evaluation because it does not stop at a single map.</w:t>
-      </w:r>
-      <w:r>
-        <w:t xml:space="preserve"> </w:t>
-      </w:r>
-      <w:r>
-        <w:t xml:space="preserve">It applies one conservative route filter across three coastal towns and then makes the strengths and limits explicit.</w:t>
+        <w:t>The comparative work is especially useful for evaluation because it does not stop at a single map. It applies one conservative route filter across three coastal towns and then makes the strengths and limits explicit.</w:t>
       </w:r>
     </w:p>
     <w:p>
@@ -1410,53 +2060,44 @@
         <w:pStyle w:val="Compact"/>
         <w:numPr>
           <w:ilvl w:val="0"/>
-          <w:numId w:val="1008"/>
+          <w:numId w:val="9"/>
         </w:numPr>
       </w:pPr>
       <w:r>
         <w:rPr>
           <w:rStyle w:val="VerbatimChar"/>
         </w:rPr>
-        <w:t xml:space="preserve">Teignmouth</w:t>
-      </w:r>
-      <w:r>
-        <w:t xml:space="preserve">: preferred</w:t>
-      </w:r>
-      <w:r>
-        <w:t xml:space="preserve"> </w:t>
+        <w:t>Teignmouth</w:t>
+      </w:r>
+      <w:r>
+        <w:t xml:space="preserve">: preferred </w:t>
       </w:r>
       <w:r>
         <w:rPr>
           <w:rStyle w:val="VerbatimChar"/>
         </w:rPr>
-        <w:t xml:space="preserve">2.84 km</w:t>
-      </w:r>
-      <w:r>
-        <w:t xml:space="preserve">, use with care</w:t>
-      </w:r>
-      <w:r>
-        <w:t xml:space="preserve"> </w:t>
+        <w:t>2.84 km</w:t>
+      </w:r>
+      <w:r>
+        <w:t xml:space="preserve">, use with care </w:t>
       </w:r>
       <w:r>
         <w:rPr>
           <w:rStyle w:val="VerbatimChar"/>
         </w:rPr>
-        <w:t xml:space="preserve">4.17 km</w:t>
-      </w:r>
-      <w:r>
-        <w:t xml:space="preserve">, barrier</w:t>
-      </w:r>
-      <w:r>
-        <w:t xml:space="preserve"> </w:t>
+        <w:t>4.17 km</w:t>
+      </w:r>
+      <w:r>
+        <w:t xml:space="preserve">, barrier </w:t>
       </w:r>
       <w:r>
         <w:rPr>
           <w:rStyle w:val="VerbatimChar"/>
         </w:rPr>
-        <w:t xml:space="preserve">1.25 km</w:t>
-      </w:r>
-      <w:r>
-        <w:t xml:space="preserve">; Teignmouth station about 26 m; Shopmobility about 27 m.</w:t>
+        <w:t>1.25 km</w:t>
+      </w:r>
+      <w:r>
+        <w:t>; Teignmouth station about 26 m; Shopmobility about 27 m.</w:t>
       </w:r>
     </w:p>
     <w:p>
@@ -1464,53 +2105,44 @@
         <w:pStyle w:val="Compact"/>
         <w:numPr>
           <w:ilvl w:val="0"/>
-          <w:numId w:val="1008"/>
+          <w:numId w:val="9"/>
         </w:numPr>
       </w:pPr>
       <w:r>
         <w:rPr>
           <w:rStyle w:val="VerbatimChar"/>
         </w:rPr>
-        <w:t xml:space="preserve">Exmouth</w:t>
-      </w:r>
-      <w:r>
-        <w:t xml:space="preserve">: preferred</w:t>
-      </w:r>
-      <w:r>
-        <w:t xml:space="preserve"> </w:t>
+        <w:t>Exmouth</w:t>
+      </w:r>
+      <w:r>
+        <w:t xml:space="preserve">: preferred </w:t>
       </w:r>
       <w:r>
         <w:rPr>
           <w:rStyle w:val="VerbatimChar"/>
         </w:rPr>
-        <w:t xml:space="preserve">5.32 km</w:t>
-      </w:r>
-      <w:r>
-        <w:t xml:space="preserve">, use with care</w:t>
-      </w:r>
-      <w:r>
-        <w:t xml:space="preserve"> </w:t>
+        <w:t>5.32 km</w:t>
+      </w:r>
+      <w:r>
+        <w:t xml:space="preserve">, use with care </w:t>
       </w:r>
       <w:r>
         <w:rPr>
           <w:rStyle w:val="VerbatimChar"/>
         </w:rPr>
-        <w:t xml:space="preserve">18.90 km</w:t>
-      </w:r>
-      <w:r>
-        <w:t xml:space="preserve">, barrier</w:t>
-      </w:r>
-      <w:r>
-        <w:t xml:space="preserve"> </w:t>
+        <w:t>18.90 km</w:t>
+      </w:r>
+      <w:r>
+        <w:t xml:space="preserve">, barrier </w:t>
       </w:r>
       <w:r>
         <w:rPr>
           <w:rStyle w:val="VerbatimChar"/>
         </w:rPr>
-        <w:t xml:space="preserve">2.60 km</w:t>
-      </w:r>
-      <w:r>
-        <w:t xml:space="preserve">; Exmouth railway station about 22 m; Exmouth indoor market about 28 m.</w:t>
+        <w:t>2.60 km</w:t>
+      </w:r>
+      <w:r>
+        <w:t>; Exmouth railway station about 22 m; Exmouth indoor market about 28 m.</w:t>
       </w:r>
     </w:p>
     <w:p>
@@ -1518,53 +2150,44 @@
         <w:pStyle w:val="Compact"/>
         <w:numPr>
           <w:ilvl w:val="0"/>
-          <w:numId w:val="1008"/>
+          <w:numId w:val="9"/>
         </w:numPr>
       </w:pPr>
       <w:r>
         <w:rPr>
           <w:rStyle w:val="VerbatimChar"/>
         </w:rPr>
-        <w:t xml:space="preserve">Sidmouth</w:t>
-      </w:r>
-      <w:r>
-        <w:t xml:space="preserve">: preferred</w:t>
-      </w:r>
-      <w:r>
-        <w:t xml:space="preserve"> </w:t>
+        <w:t>Sidmouth</w:t>
+      </w:r>
+      <w:r>
+        <w:t xml:space="preserve">: preferred </w:t>
       </w:r>
       <w:r>
         <w:rPr>
           <w:rStyle w:val="VerbatimChar"/>
         </w:rPr>
-        <w:t xml:space="preserve">1.26 km</w:t>
-      </w:r>
-      <w:r>
-        <w:t xml:space="preserve">, use with care</w:t>
-      </w:r>
-      <w:r>
-        <w:t xml:space="preserve"> </w:t>
+        <w:t>1.26 km</w:t>
+      </w:r>
+      <w:r>
+        <w:t xml:space="preserve">, use with care </w:t>
       </w:r>
       <w:r>
         <w:rPr>
           <w:rStyle w:val="VerbatimChar"/>
         </w:rPr>
-        <w:t xml:space="preserve">5.68 km</w:t>
-      </w:r>
-      <w:r>
-        <w:t xml:space="preserve">, barrier</w:t>
-      </w:r>
-      <w:r>
-        <w:t xml:space="preserve"> </w:t>
+        <w:t>5.68 km</w:t>
+      </w:r>
+      <w:r>
+        <w:t xml:space="preserve">, barrier </w:t>
       </w:r>
       <w:r>
         <w:rPr>
           <w:rStyle w:val="VerbatimChar"/>
         </w:rPr>
-        <w:t xml:space="preserve">0.44 km</w:t>
-      </w:r>
-      <w:r>
-        <w:t xml:space="preserve">; Tourist Information Centre about 5 m; Sidmouth Market about 12 m.</w:t>
+        <w:t>0.44 km</w:t>
+      </w:r>
+      <w:r>
+        <w:t>; Tourist Information Centre about 5 m; Sidmouth Market about 12 m.</w:t>
       </w:r>
     </w:p>
     <w:p>
@@ -1572,7 +2195,7 @@
         <w:pStyle w:val="FirstParagraph"/>
       </w:pPr>
       <w:r>
-        <w:t xml:space="preserve">Interactive and static artefacts:</w:t>
+        <w:t>Interactive and static artefacts:</w:t>
       </w:r>
     </w:p>
     <w:p>
@@ -1580,556 +2203,569 @@
         <w:pStyle w:val="Compact"/>
         <w:numPr>
           <w:ilvl w:val="0"/>
-          <w:numId w:val="1009"/>
+          <w:numId w:val="10"/>
         </w:numPr>
       </w:pPr>
       <w:r>
-        <w:t xml:space="preserve">Teignmouth wheelchair access map PNG:</w:t>
-      </w:r>
-      <w:r>
-        <w:t xml:space="preserve"> </w:t>
+        <w:t xml:space="preserve">Teignmouth wheelchair access map PNG: </w:t>
+      </w:r>
+      <w:hyperlink r:id="rId27">
+        <w:r>
+          <w:rPr>
+            <w:rStyle w:val="Hyperlink"/>
+          </w:rPr>
+          <w:t>PNG artefact</w:t>
+        </w:r>
+      </w:hyperlink>
+      <w:r>
+        <w:t xml:space="preserve"> and </w:t>
+      </w:r>
+      <w:hyperlink r:id="rId28">
+        <w:r>
+          <w:rPr>
+            <w:rStyle w:val="Hyperlink"/>
+          </w:rPr>
+          <w:t>HTML map</w:t>
+        </w:r>
+      </w:hyperlink>
+    </w:p>
+    <w:p>
+      <w:pPr>
+        <w:pStyle w:val="Compact"/>
+        <w:numPr>
+          <w:ilvl w:val="0"/>
+          <w:numId w:val="10"/>
+        </w:numPr>
+      </w:pPr>
+      <w:r>
+        <w:t xml:space="preserve">Exmouth wheelchair access map PNG: </w:t>
+      </w:r>
+      <w:hyperlink r:id="rId29">
+        <w:r>
+          <w:rPr>
+            <w:rStyle w:val="Hyperlink"/>
+          </w:rPr>
+          <w:t>PNG artefact</w:t>
+        </w:r>
+      </w:hyperlink>
+      <w:r>
+        <w:t xml:space="preserve"> and </w:t>
+      </w:r>
+      <w:hyperlink r:id="rId30">
+        <w:r>
+          <w:rPr>
+            <w:rStyle w:val="Hyperlink"/>
+          </w:rPr>
+          <w:t>HTML map</w:t>
+        </w:r>
+      </w:hyperlink>
+    </w:p>
+    <w:p>
+      <w:pPr>
+        <w:pStyle w:val="Compact"/>
+        <w:numPr>
+          <w:ilvl w:val="0"/>
+          <w:numId w:val="10"/>
+        </w:numPr>
+      </w:pPr>
+      <w:r>
+        <w:t xml:space="preserve">Sidmouth wheelchair access map PNG: </w:t>
+      </w:r>
+      <w:hyperlink r:id="rId31">
+        <w:r>
+          <w:rPr>
+            <w:rStyle w:val="Hyperlink"/>
+          </w:rPr>
+          <w:t>PNG artefact</w:t>
+        </w:r>
+      </w:hyperlink>
+      <w:r>
+        <w:t xml:space="preserve"> and </w:t>
+      </w:r>
+      <w:hyperlink r:id="rId32">
+        <w:r>
+          <w:rPr>
+            <w:rStyle w:val="Hyperlink"/>
+          </w:rPr>
+          <w:t>HTML map</w:t>
+        </w:r>
+      </w:hyperlink>
+    </w:p>
+    <w:p>
+      <w:pPr>
+        <w:pStyle w:val="Compact"/>
+        <w:numPr>
+          <w:ilvl w:val="0"/>
+          <w:numId w:val="10"/>
+        </w:numPr>
+      </w:pPr>
+      <w:r>
+        <w:t xml:space="preserve">Generated wheelchair comparison routes chart: </w:t>
+      </w:r>
+      <w:hyperlink r:id="rId33">
+        <w:r>
+          <w:rPr>
+            <w:rStyle w:val="Hyperlink"/>
+          </w:rPr>
+          <w:t>artefact</w:t>
+        </w:r>
+      </w:hyperlink>
+    </w:p>
+    <w:p>
+      <w:pPr>
+        <w:pStyle w:val="FirstParagraph"/>
+      </w:pPr>
+      <w:r>
+        <w:t xml:space="preserve">Implementation note: the underlying map-production workflow is public in </w:t>
       </w:r>
       <w:hyperlink r:id="rId34">
         <w:r>
           <w:rPr>
             <w:rStyle w:val="Hyperlink"/>
           </w:rPr>
-          <w:t xml:space="preserve">PNG artefact</w:t>
+          <w:t>scripts/generate_teignmouth_wheelchair_access_map.py</w:t>
         </w:r>
       </w:hyperlink>
       <w:r>
-        <w:t xml:space="preserve"> </w:t>
-      </w:r>
-      <w:r>
-        <w:t xml:space="preserve">and</w:t>
-      </w:r>
-      <w:r>
-        <w:t xml:space="preserve"> </w:t>
+        <w:t>.</w:t>
+      </w:r>
+    </w:p>
+    <w:p>
+      <w:pPr>
+        <w:pStyle w:val="BodyText"/>
+      </w:pPr>
+      <w:r>
+        <w:t xml:space="preserve">Online sources: </w:t>
       </w:r>
       <w:hyperlink r:id="rId35">
         <w:r>
           <w:rPr>
             <w:rStyle w:val="Hyperlink"/>
           </w:rPr>
-          <w:t xml:space="preserve">HTML map</w:t>
+          <w:t>Teignmouth wheelchair access map note</w:t>
         </w:r>
       </w:hyperlink>
-    </w:p>
-    <w:p>
-      <w:pPr>
-        <w:pStyle w:val="Compact"/>
-        <w:numPr>
-          <w:ilvl w:val="0"/>
-          <w:numId w:val="1009"/>
-        </w:numPr>
-      </w:pPr>
-      <w:r>
-        <w:t xml:space="preserve">Exmouth wheelchair access map PNG:</w:t>
-      </w:r>
-      <w:r>
-        <w:t xml:space="preserve"> </w:t>
+      <w:r>
+        <w:t xml:space="preserve">, </w:t>
       </w:r>
       <w:hyperlink r:id="rId36">
         <w:r>
           <w:rPr>
             <w:rStyle w:val="Hyperlink"/>
           </w:rPr>
-          <w:t xml:space="preserve">PNG artefact</w:t>
+          <w:t>Exmouth wheelchair access map note</w:t>
         </w:r>
       </w:hyperlink>
       <w:r>
-        <w:t xml:space="preserve"> </w:t>
-      </w:r>
-      <w:r>
-        <w:t xml:space="preserve">and</w:t>
-      </w:r>
-      <w:r>
-        <w:t xml:space="preserve"> </w:t>
+        <w:t xml:space="preserve">, </w:t>
       </w:r>
       <w:hyperlink r:id="rId37">
+        <w:proofErr w:type="spellStart"/>
         <w:r>
           <w:rPr>
             <w:rStyle w:val="Hyperlink"/>
           </w:rPr>
-          <w:t xml:space="preserve">HTML map</w:t>
+          <w:t>Sidmouth</w:t>
+        </w:r>
+        <w:proofErr w:type="spellEnd"/>
+        <w:r>
+          <w:rPr>
+            <w:rStyle w:val="Hyperlink"/>
+          </w:rPr>
+          <w:t xml:space="preserve"> wheelchair access map note</w:t>
         </w:r>
       </w:hyperlink>
-    </w:p>
-    <w:p>
-      <w:pPr>
-        <w:pStyle w:val="Compact"/>
-        <w:numPr>
-          <w:ilvl w:val="0"/>
-          <w:numId w:val="1009"/>
-        </w:numPr>
-      </w:pPr>
-      <w:r>
-        <w:t xml:space="preserve">Sidmouth wheelchair access map PNG:</w:t>
-      </w:r>
-      <w:r>
-        <w:t xml:space="preserve"> </w:t>
+      <w:r>
+        <w:t xml:space="preserve">, </w:t>
       </w:r>
       <w:hyperlink r:id="rId38">
         <w:r>
           <w:rPr>
             <w:rStyle w:val="Hyperlink"/>
           </w:rPr>
-          <w:t xml:space="preserve">PNG artefact</w:t>
+          <w:t>Three-town wheelchair comparison note</w:t>
         </w:r>
       </w:hyperlink>
-      <w:r>
-        <w:t xml:space="preserve"> </w:t>
-      </w:r>
-      <w:r>
-        <w:t xml:space="preserve">and</w:t>
-      </w:r>
-      <w:r>
-        <w:t xml:space="preserve"> </w:t>
+    </w:p>
+    <w:p>
+      <w:pPr>
+        <w:pStyle w:val="Heading1"/>
+      </w:pPr>
+      <w:bookmarkStart w:id="10" w:name="what-these-examples-show-about-utility"/>
+      <w:bookmarkStart w:id="11" w:name="_Toc223893628"/>
+      <w:bookmarkEnd w:id="8"/>
+      <w:r>
+        <w:t>What These Examples Show About Utility</w:t>
+      </w:r>
+      <w:bookmarkEnd w:id="11"/>
+    </w:p>
+    <w:p>
+      <w:pPr>
+        <w:pStyle w:val="FirstParagraph"/>
+      </w:pPr>
+      <w:r>
+        <w:t>Taken together, the three cases suggest that MCP-Geo is most useful when the user is trying to move through three layers of work:</w:t>
+      </w:r>
+    </w:p>
+    <w:p>
+      <w:pPr>
+        <w:pStyle w:val="Compact"/>
+        <w:numPr>
+          <w:ilvl w:val="0"/>
+          <w:numId w:val="11"/>
+        </w:numPr>
+      </w:pPr>
+      <w:r>
+        <w:lastRenderedPageBreak/>
+        <w:t>resolve a place, address, or route question into stable identifiers and geometry</w:t>
+      </w:r>
+    </w:p>
+    <w:p>
+      <w:pPr>
+        <w:pStyle w:val="Compact"/>
+        <w:numPr>
+          <w:ilvl w:val="0"/>
+          <w:numId w:val="11"/>
+        </w:numPr>
+      </w:pPr>
+      <w:r>
+        <w:t>combine several related spatial layers into an interpretable answer</w:t>
+      </w:r>
+    </w:p>
+    <w:p>
+      <w:pPr>
+        <w:pStyle w:val="Compact"/>
+        <w:numPr>
+          <w:ilvl w:val="0"/>
+          <w:numId w:val="11"/>
+        </w:numPr>
+      </w:pPr>
+      <w:r>
+        <w:t>turn that answer into a re-usable artefact such as a note, map, or briefing graphic</w:t>
+      </w:r>
+    </w:p>
+    <w:p>
+      <w:pPr>
+        <w:pStyle w:val="FirstParagraph"/>
+      </w:pPr>
+      <w:r>
+        <w:t>The Stanley House case shows address-to-context movement. The peninsula case shows profiling and briefing. The wheelchair work shows public-realm interpretation, comparative mapping, and honest treatment of product limits.</w:t>
+      </w:r>
+    </w:p>
+    <w:p>
+      <w:pPr>
+        <w:pStyle w:val="Heading1"/>
+      </w:pPr>
+      <w:bookmarkStart w:id="12" w:name="current-limits-and-future-value"/>
+      <w:bookmarkStart w:id="13" w:name="_Toc223893629"/>
+      <w:bookmarkEnd w:id="10"/>
+      <w:r>
+        <w:t>Current Limits and Future Value</w:t>
+      </w:r>
+      <w:bookmarkEnd w:id="13"/>
+    </w:p>
+    <w:p>
+      <w:pPr>
+        <w:pStyle w:val="FirstParagraph"/>
+      </w:pPr>
+      <w:r>
+        <w:t>The wheelchair case is the clearest reminder that good geospatial answers are not the same thing as a final audit. The current evidence stack is strong on road width, path type, pavement coverage, lighting, and gradient proxies, but it is weaker where access depends on dropped kerbs, crossing detail, temporary obstructions, and other on-the-ground conditions.</w:t>
+      </w:r>
+    </w:p>
+    <w:p>
+      <w:pPr>
+        <w:pStyle w:val="BodyText"/>
+      </w:pPr>
+      <w:r>
+        <w:t>For evaluators, that is a strength rather than a weakness if it is stated clearly: MCP-Geo works well as a hypothesis engine, a profiling tool, and a map/report generator. It is not yet a replacement for doorway-level access surveys or formal public-realm audits.</w:t>
+      </w:r>
+    </w:p>
+    <w:p>
+      <w:pPr>
+        <w:pStyle w:val="Heading1"/>
+      </w:pPr>
+      <w:bookmarkStart w:id="14" w:name="repeatability"/>
+      <w:bookmarkStart w:id="15" w:name="_Toc223893630"/>
+      <w:bookmarkEnd w:id="12"/>
+      <w:r>
+        <w:t>Repeatability</w:t>
+      </w:r>
+      <w:bookmarkEnd w:id="15"/>
+    </w:p>
+    <w:p>
+      <w:pPr>
+        <w:pStyle w:val="FirstParagraph"/>
+      </w:pPr>
+      <w:r>
+        <w:t xml:space="preserve">This report is designed to be rerun. The content is driven by </w:t>
       </w:r>
       <w:hyperlink r:id="rId39">
         <w:r>
           <w:rPr>
             <w:rStyle w:val="Hyperlink"/>
           </w:rPr>
-          <w:t xml:space="preserve">HTML map</w:t>
+          <w:t>the manifest</w:t>
         </w:r>
       </w:hyperlink>
-    </w:p>
-    <w:p>
-      <w:pPr>
-        <w:pStyle w:val="Compact"/>
-        <w:numPr>
-          <w:ilvl w:val="0"/>
-          <w:numId w:val="1009"/>
-        </w:numPr>
-      </w:pPr>
-      <w:r>
-        <w:t xml:space="preserve">Generated wheelchair comparison routes chart:</w:t>
-      </w:r>
-      <w:r>
-        <w:t xml:space="preserve"> </w:t>
+      <w:r>
+        <w:t xml:space="preserve"> and generated by </w:t>
       </w:r>
       <w:hyperlink r:id="rId40">
         <w:r>
           <w:rPr>
             <w:rStyle w:val="Hyperlink"/>
           </w:rPr>
-          <w:t xml:space="preserve">artefact</w:t>
+          <w:t>the script</w:t>
         </w:r>
       </w:hyperlink>
+      <w:r>
+        <w:t xml:space="preserve">. By default the report links to the public </w:t>
+      </w:r>
+      <w:r>
+        <w:rPr>
+          <w:rStyle w:val="VerbatimChar"/>
+        </w:rPr>
+        <w:t>main</w:t>
+      </w:r>
+      <w:r>
+        <w:t xml:space="preserve"> branch for web readability, but the generator accepts </w:t>
+      </w:r>
+      <w:r>
+        <w:rPr>
+          <w:rStyle w:val="VerbatimChar"/>
+        </w:rPr>
+        <w:t>--git-ref</w:t>
+      </w:r>
+      <w:r>
+        <w:t xml:space="preserve"> so a future run can pin every citation to a release tag or commit.</w:t>
+      </w:r>
+    </w:p>
+    <w:p>
+      <w:pPr>
+        <w:pStyle w:val="BodyText"/>
+      </w:pPr>
+      <w:r>
+        <w:t>Regeneration command:</w:t>
+      </w:r>
+    </w:p>
+    <w:p>
+      <w:pPr>
+        <w:pStyle w:val="SourceCode"/>
+      </w:pPr>
+      <w:r>
+        <w:rPr>
+          <w:rStyle w:val="ExtensionTok"/>
+        </w:rPr>
+        <w:t>./.venv/bin/python</w:t>
+      </w:r>
+      <w:r>
+        <w:rPr>
+          <w:rStyle w:val="NormalTok"/>
+        </w:rPr>
+        <w:t xml:space="preserve"> scripts/generate_mcp_geo_functionality_showcase.py </w:t>
+      </w:r>
+      <w:r>
+        <w:rPr>
+          <w:rStyle w:val="AttributeTok"/>
+        </w:rPr>
+        <w:t>--git-ref</w:t>
+      </w:r>
+      <w:r>
+        <w:rPr>
+          <w:rStyle w:val="NormalTok"/>
+        </w:rPr>
+        <w:t xml:space="preserve"> main</w:t>
+      </w:r>
     </w:p>
     <w:p>
       <w:pPr>
         <w:pStyle w:val="FirstParagraph"/>
       </w:pPr>
       <w:r>
-        <w:t xml:space="preserve">Implementation note:</w:t>
-      </w:r>
-      <w:r>
-        <w:t xml:space="preserve"> </w:t>
-      </w:r>
-      <w:r>
-        <w:t xml:space="preserve">the underlying map-production workflow is public in</w:t>
-      </w:r>
-      <w:r>
-        <w:t xml:space="preserve"> </w:t>
-      </w:r>
+        <w:t>Outputs written by the generator:</w:t>
+      </w:r>
+    </w:p>
+    <w:p>
+      <w:pPr>
+        <w:pStyle w:val="Compact"/>
+        <w:numPr>
+          <w:ilvl w:val="0"/>
+          <w:numId w:val="12"/>
+        </w:numPr>
+      </w:pPr>
+      <w:r>
+        <w:rPr>
+          <w:rStyle w:val="VerbatimChar"/>
+        </w:rPr>
+        <w:t>docs/reports/mcp_geo_functionality_showcase_2026-03-07.md</w:t>
+      </w:r>
+    </w:p>
+    <w:p>
+      <w:pPr>
+        <w:pStyle w:val="Compact"/>
+        <w:numPr>
+          <w:ilvl w:val="0"/>
+          <w:numId w:val="12"/>
+        </w:numPr>
+      </w:pPr>
+      <w:r>
+        <w:rPr>
+          <w:rStyle w:val="VerbatimChar"/>
+        </w:rPr>
+        <w:t>docs/reports/mcp_geo_functionality_showcase_2026-03-07.docx</w:t>
+      </w:r>
+    </w:p>
+    <w:p>
+      <w:pPr>
+        <w:pStyle w:val="Compact"/>
+        <w:numPr>
+          <w:ilvl w:val="0"/>
+          <w:numId w:val="12"/>
+        </w:numPr>
+      </w:pPr>
+      <w:r>
+        <w:rPr>
+          <w:rStyle w:val="VerbatimChar"/>
+        </w:rPr>
+        <w:t>docs/reports/mcp_geo_functionality_showcase_2026-03-07.pdf</w:t>
+      </w:r>
+    </w:p>
+    <w:p>
+      <w:pPr>
+        <w:pStyle w:val="Heading1"/>
+      </w:pPr>
+      <w:bookmarkStart w:id="16" w:name="repository-sources-used"/>
+      <w:bookmarkStart w:id="17" w:name="_Toc223893631"/>
+      <w:bookmarkEnd w:id="14"/>
+      <w:r>
+        <w:t>Repository Sources Used</w:t>
+      </w:r>
+      <w:bookmarkEnd w:id="17"/>
+    </w:p>
+    <w:p>
+      <w:pPr>
+        <w:pStyle w:val="Compact"/>
+        <w:numPr>
+          <w:ilvl w:val="0"/>
+          <w:numId w:val="13"/>
+        </w:numPr>
+      </w:pPr>
       <w:hyperlink r:id="rId41">
         <w:r>
           <w:rPr>
             <w:rStyle w:val="Hyperlink"/>
           </w:rPr>
-          <w:t xml:space="preserve">scripts/generate_teignmouth_wheelchair_access_map.py</w:t>
+          <w:t>README.md</w:t>
         </w:r>
       </w:hyperlink>
-      <w:r>
-        <w:t xml:space="preserve">.</w:t>
-      </w:r>
-    </w:p>
-    <w:p>
-      <w:pPr>
-        <w:pStyle w:val="BodyText"/>
-      </w:pPr>
-      <w:r>
-        <w:t xml:space="preserve">Online sources:</w:t>
-      </w:r>
-      <w:r>
-        <w:t xml:space="preserve"> </w:t>
-      </w:r>
+    </w:p>
+    <w:p>
+      <w:pPr>
+        <w:pStyle w:val="Compact"/>
+        <w:numPr>
+          <w:ilvl w:val="0"/>
+          <w:numId w:val="13"/>
+        </w:numPr>
+      </w:pPr>
       <w:hyperlink r:id="rId42">
         <w:r>
           <w:rPr>
             <w:rStyle w:val="Hyperlink"/>
           </w:rPr>
-          <w:t xml:space="preserve">Teignmouth wheelchair access map note</w:t>
+          <w:t>server/mcp/tools.py</w:t>
         </w:r>
       </w:hyperlink>
-      <w:r>
-        <w:t xml:space="preserve">,</w:t>
-      </w:r>
-      <w:r>
-        <w:t xml:space="preserve"> </w:t>
-      </w:r>
+    </w:p>
+    <w:p>
+      <w:pPr>
+        <w:pStyle w:val="Compact"/>
+        <w:numPr>
+          <w:ilvl w:val="0"/>
+          <w:numId w:val="13"/>
+        </w:numPr>
+      </w:pPr>
       <w:hyperlink r:id="rId43">
         <w:r>
           <w:rPr>
             <w:rStyle w:val="Hyperlink"/>
           </w:rPr>
-          <w:t xml:space="preserve">Exmouth wheelchair access map note</w:t>
+          <w:t>Stanley House / Clampet Lane context case note</w:t>
         </w:r>
       </w:hyperlink>
-      <w:r>
-        <w:t xml:space="preserve">,</w:t>
-      </w:r>
-      <w:r>
-        <w:t xml:space="preserve"> </w:t>
-      </w:r>
+    </w:p>
+    <w:p>
+      <w:pPr>
+        <w:pStyle w:val="Compact"/>
+        <w:numPr>
+          <w:ilvl w:val="0"/>
+          <w:numId w:val="13"/>
+        </w:numPr>
+      </w:pPr>
       <w:hyperlink r:id="rId44">
         <w:r>
           <w:rPr>
             <w:rStyle w:val="Hyperlink"/>
           </w:rPr>
-          <w:t xml:space="preserve">Sidmouth wheelchair access map note</w:t>
+          <w:t>Teignmouth peninsula building profile brief</w:t>
         </w:r>
       </w:hyperlink>
-      <w:r>
-        <w:t xml:space="preserve">,</w:t>
-      </w:r>
-      <w:r>
-        <w:t xml:space="preserve"> </w:t>
-      </w:r>
+    </w:p>
+    <w:p>
+      <w:pPr>
+        <w:pStyle w:val="Compact"/>
+        <w:numPr>
+          <w:ilvl w:val="0"/>
+          <w:numId w:val="13"/>
+        </w:numPr>
+      </w:pPr>
       <w:hyperlink r:id="rId45">
         <w:r>
           <w:rPr>
             <w:rStyle w:val="Hyperlink"/>
           </w:rPr>
-          <w:t xml:space="preserve">Three-town wheelchair comparison note</w:t>
+          <w:t>Teignmouth wheelchair access map note</w:t>
         </w:r>
       </w:hyperlink>
-    </w:p>
-    <w:bookmarkEnd w:id="46"/>
-    <w:bookmarkStart w:id="47" w:name="what-these-examples-show-about-utility"/>
-    <w:p>
-      <w:pPr>
-        <w:pStyle w:val="Heading1"/>
-      </w:pPr>
-      <w:r>
-        <w:t xml:space="preserve">What These Examples Show About Utility</w:t>
-      </w:r>
-    </w:p>
-    <w:p>
-      <w:pPr>
-        <w:pStyle w:val="FirstParagraph"/>
-      </w:pPr>
-      <w:r>
-        <w:t xml:space="preserve">Taken together, the three cases suggest that MCP-Geo is most useful when the user is trying to move through three layers of work:</w:t>
-      </w:r>
     </w:p>
     <w:p>
       <w:pPr>
         <w:pStyle w:val="Compact"/>
         <w:numPr>
           <w:ilvl w:val="0"/>
-          <w:numId w:val="1010"/>
+          <w:numId w:val="13"/>
         </w:numPr>
       </w:pPr>
-      <w:r>
-        <w:t xml:space="preserve">resolve a place, address, or route question into stable identifiers and geometry</w:t>
-      </w:r>
-    </w:p>
-    <w:p>
-      <w:pPr>
-        <w:pStyle w:val="Compact"/>
-        <w:numPr>
-          <w:ilvl w:val="0"/>
-          <w:numId w:val="1010"/>
-        </w:numPr>
-      </w:pPr>
-      <w:r>
-        <w:t xml:space="preserve">combine several related spatial layers into an interpretable answer</w:t>
-      </w:r>
-    </w:p>
-    <w:p>
-      <w:pPr>
-        <w:pStyle w:val="Compact"/>
-        <w:numPr>
-          <w:ilvl w:val="0"/>
-          <w:numId w:val="1010"/>
-        </w:numPr>
-      </w:pPr>
-      <w:r>
-        <w:t xml:space="preserve">turn that answer into a re-usable artefact such as a note, map, or briefing graphic</w:t>
-      </w:r>
-    </w:p>
-    <w:p>
-      <w:pPr>
-        <w:pStyle w:val="FirstParagraph"/>
-      </w:pPr>
-      <w:r>
-        <w:t xml:space="preserve">The Stanley House case shows address-to-context movement.</w:t>
-      </w:r>
-      <w:r>
-        <w:t xml:space="preserve"> </w:t>
-      </w:r>
-      <w:r>
-        <w:t xml:space="preserve">The peninsula case shows profiling and briefing.</w:t>
-      </w:r>
-      <w:r>
-        <w:t xml:space="preserve"> </w:t>
-      </w:r>
-      <w:r>
-        <w:t xml:space="preserve">The wheelchair work shows public-realm interpretation, comparative mapping, and honest treatment of product limits.</w:t>
-      </w:r>
-    </w:p>
-    <w:bookmarkEnd w:id="47"/>
-    <w:bookmarkStart w:id="48" w:name="current-limits-and-future-value"/>
-    <w:p>
-      <w:pPr>
-        <w:pStyle w:val="Heading1"/>
-      </w:pPr>
-      <w:r>
-        <w:t xml:space="preserve">Current Limits and Future Value</w:t>
-      </w:r>
-    </w:p>
-    <w:p>
-      <w:pPr>
-        <w:pStyle w:val="FirstParagraph"/>
-      </w:pPr>
-      <w:r>
-        <w:t xml:space="preserve">The wheelchair case is the clearest reminder that good geospatial answers are not the same thing as a final audit.</w:t>
-      </w:r>
-      <w:r>
-        <w:t xml:space="preserve"> </w:t>
-      </w:r>
-      <w:r>
-        <w:t xml:space="preserve">The current evidence stack is strong on road width, path type, pavement coverage, lighting, and gradient proxies, but it is weaker where access depends on dropped kerbs, crossing detail, temporary obstructions, and other on-the-ground conditions.</w:t>
-      </w:r>
-    </w:p>
-    <w:p>
-      <w:pPr>
-        <w:pStyle w:val="BodyText"/>
-      </w:pPr>
-      <w:r>
-        <w:t xml:space="preserve">For evaluators, that is a strength rather than a weakness if it is stated clearly:</w:t>
-      </w:r>
-      <w:r>
-        <w:t xml:space="preserve"> </w:t>
-      </w:r>
-      <w:r>
-        <w:t xml:space="preserve">MCP-Geo works well as a hypothesis engine, a profiling tool, and a map/report generator.</w:t>
-      </w:r>
-      <w:r>
-        <w:t xml:space="preserve"> </w:t>
-      </w:r>
-      <w:r>
-        <w:t xml:space="preserve">It is not yet a replacement for doorway-level access surveys or formal public-realm audits.</w:t>
-      </w:r>
-    </w:p>
-    <w:bookmarkEnd w:id="48"/>
-    <w:bookmarkStart w:id="49" w:name="repeatability"/>
-    <w:p>
-      <w:pPr>
-        <w:pStyle w:val="Heading1"/>
-      </w:pPr>
-      <w:r>
-        <w:t xml:space="preserve">Repeatability</w:t>
-      </w:r>
-    </w:p>
-    <w:p>
-      <w:pPr>
-        <w:pStyle w:val="FirstParagraph"/>
-      </w:pPr>
-      <w:r>
-        <w:t xml:space="preserve">This report is designed to be rerun.</w:t>
-      </w:r>
-      <w:r>
-        <w:t xml:space="preserve"> </w:t>
-      </w:r>
-      <w:r>
-        <w:t xml:space="preserve">The content is driven by</w:t>
-      </w:r>
-      <w:r>
-        <w:t xml:space="preserve"> </w:t>
-      </w:r>
-      <w:hyperlink r:id="rId9">
+      <w:hyperlink r:id="rId46">
         <w:r>
           <w:rPr>
             <w:rStyle w:val="Hyperlink"/>
           </w:rPr>
-          <w:t xml:space="preserve">the manifest</w:t>
+          <w:t>Exmouth wheelchair access map note</w:t>
         </w:r>
       </w:hyperlink>
-      <w:r>
-        <w:t xml:space="preserve"> </w:t>
-      </w:r>
-      <w:r>
-        <w:t xml:space="preserve">and generated by</w:t>
-      </w:r>
-      <w:r>
-        <w:t xml:space="preserve"> </w:t>
-      </w:r>
-      <w:hyperlink r:id="rId10">
+    </w:p>
+    <w:p>
+      <w:pPr>
+        <w:pStyle w:val="Compact"/>
+        <w:numPr>
+          <w:ilvl w:val="0"/>
+          <w:numId w:val="13"/>
+        </w:numPr>
+      </w:pPr>
+      <w:hyperlink r:id="rId47">
+        <w:proofErr w:type="spellStart"/>
         <w:r>
           <w:rPr>
             <w:rStyle w:val="Hyperlink"/>
           </w:rPr>
-          <w:t xml:space="preserve">the script</w:t>
+          <w:t>Sidmouth</w:t>
         </w:r>
-      </w:hyperlink>
-      <w:r>
-        <w:t xml:space="preserve">.</w:t>
-      </w:r>
-      <w:r>
-        <w:t xml:space="preserve"> </w:t>
-      </w:r>
-      <w:r>
-        <w:t xml:space="preserve">By default the report links to the public</w:t>
-      </w:r>
-      <w:r>
-        <w:t xml:space="preserve"> </w:t>
-      </w:r>
-      <w:r>
-        <w:rPr>
-          <w:rStyle w:val="VerbatimChar"/>
-        </w:rPr>
-        <w:t xml:space="preserve">main</w:t>
-      </w:r>
-      <w:r>
-        <w:t xml:space="preserve"> </w:t>
-      </w:r>
-      <w:r>
-        <w:t xml:space="preserve">branch for web readability, but the generator accepts</w:t>
-      </w:r>
-      <w:r>
-        <w:t xml:space="preserve"> </w:t>
-      </w:r>
-      <w:r>
-        <w:rPr>
-          <w:rStyle w:val="VerbatimChar"/>
-        </w:rPr>
-        <w:t xml:space="preserve">--git-ref</w:t>
-      </w:r>
-      <w:r>
-        <w:t xml:space="preserve"> </w:t>
-      </w:r>
-      <w:r>
-        <w:t xml:space="preserve">so a future run can pin every citation to a release tag or commit.</w:t>
-      </w:r>
-    </w:p>
-    <w:p>
-      <w:pPr>
-        <w:pStyle w:val="BodyText"/>
-      </w:pPr>
-      <w:r>
-        <w:t xml:space="preserve">Regeneration command:</w:t>
-      </w:r>
-    </w:p>
-    <w:p>
-      <w:pPr>
-        <w:pStyle w:val="SourceCode"/>
-      </w:pPr>
-      <w:r>
-        <w:rPr>
-          <w:rStyle w:val="ExtensionTok"/>
-        </w:rPr>
-        <w:t xml:space="preserve">./.venv/bin/python</w:t>
-      </w:r>
-      <w:r>
-        <w:rPr>
-          <w:rStyle w:val="NormalTok"/>
-        </w:rPr>
-        <w:t xml:space="preserve"> scripts/generate_mcp_geo_functionality_showcase.py </w:t>
-      </w:r>
-      <w:r>
-        <w:rPr>
-          <w:rStyle w:val="AttributeTok"/>
-        </w:rPr>
-        <w:t xml:space="preserve">--git-ref</w:t>
-      </w:r>
-      <w:r>
-        <w:rPr>
-          <w:rStyle w:val="NormalTok"/>
-        </w:rPr>
-        <w:t xml:space="preserve"> main</w:t>
-      </w:r>
-    </w:p>
-    <w:p>
-      <w:pPr>
-        <w:pStyle w:val="FirstParagraph"/>
-      </w:pPr>
-      <w:r>
-        <w:t xml:space="preserve">Outputs written by the generator:</w:t>
-      </w:r>
-    </w:p>
-    <w:p>
-      <w:pPr>
-        <w:pStyle w:val="Compact"/>
-        <w:numPr>
-          <w:ilvl w:val="0"/>
-          <w:numId w:val="1011"/>
-        </w:numPr>
-      </w:pPr>
-      <w:r>
-        <w:rPr>
-          <w:rStyle w:val="VerbatimChar"/>
-        </w:rPr>
-        <w:t xml:space="preserve">docs/reports/mcp_geo_functionality_showcase_2026-03-07.md</w:t>
-      </w:r>
-    </w:p>
-    <w:p>
-      <w:pPr>
-        <w:pStyle w:val="Compact"/>
-        <w:numPr>
-          <w:ilvl w:val="0"/>
-          <w:numId w:val="1011"/>
-        </w:numPr>
-      </w:pPr>
-      <w:r>
-        <w:rPr>
-          <w:rStyle w:val="VerbatimChar"/>
-        </w:rPr>
-        <w:t xml:space="preserve">docs/reports/mcp_geo_functionality_showcase_2026-03-07.docx</w:t>
-      </w:r>
-    </w:p>
-    <w:p>
-      <w:pPr>
-        <w:pStyle w:val="Compact"/>
-        <w:numPr>
-          <w:ilvl w:val="0"/>
-          <w:numId w:val="1011"/>
-        </w:numPr>
-      </w:pPr>
-      <w:r>
-        <w:rPr>
-          <w:rStyle w:val="VerbatimChar"/>
-        </w:rPr>
-        <w:t xml:space="preserve">docs/reports/mcp_geo_functionality_showcase_2026-03-07.pdf</w:t>
-      </w:r>
-    </w:p>
-    <w:bookmarkEnd w:id="49"/>
-    <w:bookmarkStart w:id="50" w:name="repository-sources-used"/>
-    <w:p>
-      <w:pPr>
-        <w:pStyle w:val="Heading1"/>
-      </w:pPr>
-      <w:r>
-        <w:t xml:space="preserve">Repository Sources Used</w:t>
-      </w:r>
-    </w:p>
-    <w:p>
-      <w:pPr>
-        <w:pStyle w:val="Compact"/>
-        <w:numPr>
-          <w:ilvl w:val="0"/>
-          <w:numId w:val="1012"/>
-        </w:numPr>
-      </w:pPr>
-      <w:hyperlink r:id="rId11">
+        <w:proofErr w:type="spellEnd"/>
         <w:r>
           <w:rPr>
             <w:rStyle w:val="Hyperlink"/>
           </w:rPr>
-          <w:t xml:space="preserve">README.md</w:t>
+          <w:t xml:space="preserve"> wheelchair access map note</w:t>
         </w:r>
       </w:hyperlink>
     </w:p>
@@ -2138,158 +2774,38 @@
         <w:pStyle w:val="Compact"/>
         <w:numPr>
           <w:ilvl w:val="0"/>
-          <w:numId w:val="1012"/>
+          <w:numId w:val="13"/>
         </w:numPr>
       </w:pPr>
-      <w:hyperlink r:id="rId12">
+      <w:hyperlink r:id="rId48">
         <w:r>
           <w:rPr>
             <w:rStyle w:val="Hyperlink"/>
           </w:rPr>
-          <w:t xml:space="preserve">server/mcp/tools.py</w:t>
+          <w:t>Three-town wheelchair comparison note</w:t>
         </w:r>
       </w:hyperlink>
-    </w:p>
-    <w:p>
-      <w:pPr>
-        <w:pStyle w:val="Compact"/>
-        <w:numPr>
-          <w:ilvl w:val="0"/>
-          <w:numId w:val="1012"/>
-        </w:numPr>
-      </w:pPr>
-      <w:hyperlink r:id="rId21">
-        <w:r>
-          <w:rPr>
-            <w:rStyle w:val="Hyperlink"/>
-          </w:rPr>
-          <w:t xml:space="preserve">Stanley House / Clampet Lane context case note</w:t>
-        </w:r>
-      </w:hyperlink>
-    </w:p>
-    <w:p>
-      <w:pPr>
-        <w:pStyle w:val="Compact"/>
-        <w:numPr>
-          <w:ilvl w:val="0"/>
-          <w:numId w:val="1012"/>
-        </w:numPr>
-      </w:pPr>
-      <w:hyperlink r:id="rId26">
-        <w:r>
-          <w:rPr>
-            <w:rStyle w:val="Hyperlink"/>
-          </w:rPr>
-          <w:t xml:space="preserve">Teignmouth peninsula building profile brief</w:t>
-        </w:r>
-      </w:hyperlink>
-    </w:p>
-    <w:p>
-      <w:pPr>
-        <w:pStyle w:val="Compact"/>
-        <w:numPr>
-          <w:ilvl w:val="0"/>
-          <w:numId w:val="1012"/>
-        </w:numPr>
-      </w:pPr>
-      <w:hyperlink r:id="rId42">
-        <w:r>
-          <w:rPr>
-            <w:rStyle w:val="Hyperlink"/>
-          </w:rPr>
-          <w:t xml:space="preserve">Teignmouth wheelchair access map note</w:t>
-        </w:r>
-      </w:hyperlink>
-    </w:p>
-    <w:p>
-      <w:pPr>
-        <w:pStyle w:val="Compact"/>
-        <w:numPr>
-          <w:ilvl w:val="0"/>
-          <w:numId w:val="1012"/>
-        </w:numPr>
-      </w:pPr>
-      <w:hyperlink r:id="rId43">
-        <w:r>
-          <w:rPr>
-            <w:rStyle w:val="Hyperlink"/>
-          </w:rPr>
-          <w:t xml:space="preserve">Exmouth wheelchair access map note</w:t>
-        </w:r>
-      </w:hyperlink>
-    </w:p>
-    <w:p>
-      <w:pPr>
-        <w:pStyle w:val="Compact"/>
-        <w:numPr>
-          <w:ilvl w:val="0"/>
-          <w:numId w:val="1012"/>
-        </w:numPr>
-      </w:pPr>
-      <w:hyperlink r:id="rId44">
-        <w:r>
-          <w:rPr>
-            <w:rStyle w:val="Hyperlink"/>
-          </w:rPr>
-          <w:t xml:space="preserve">Sidmouth wheelchair access map note</w:t>
-        </w:r>
-      </w:hyperlink>
-    </w:p>
-    <w:p>
-      <w:pPr>
-        <w:pStyle w:val="Compact"/>
-        <w:numPr>
-          <w:ilvl w:val="0"/>
-          <w:numId w:val="1012"/>
-        </w:numPr>
-      </w:pPr>
-      <w:hyperlink r:id="rId45">
-        <w:r>
-          <w:rPr>
-            <w:rStyle w:val="Hyperlink"/>
-          </w:rPr>
-          <w:t xml:space="preserve">Three-town wheelchair comparison note</w:t>
-        </w:r>
-      </w:hyperlink>
-    </w:p>
-    <w:bookmarkEnd w:id="50"/>
+      <w:bookmarkEnd w:id="16"/>
+    </w:p>
     <w:sectPr>
       <w:footnotePr>
         <w:numRestart w:val="eachSect"/>
       </w:footnotePr>
+      <w:pgSz w:w="12240" w:h="15840"/>
+      <w:pgMar w:top="720" w:right="720" w:bottom="720" w:left="720" w:header="720" w:footer="720" w:gutter="0"/>
+      <w:cols w:space="720"/>
+      <w:docGrid w:linePitch="326"/>
     </w:sectPr>
   </w:body>
 </w:document>
 </file>
 
-<file path=word/comments.xml><?xml version="1.0" encoding="utf-8"?>
-<w:comments xmlns:w="http://schemas.openxmlformats.org/wordprocessingml/2006/main" xmlns:m="http://schemas.openxmlformats.org/officeDocument/2006/math" xmlns:r="http://schemas.openxmlformats.org/officeDocument/2006/relationships" xmlns:o="urn:schemas-microsoft-com:office:office" xmlns:v="urn:schemas-microsoft-com:vml" xmlns:w10="urn:schemas-microsoft-com:office:word" xmlns:a="http://schemas.openxmlformats.org/drawingml/2006/main" xmlns:pic="http://schemas.openxmlformats.org/drawingml/2006/picture" xmlns:wp="http://schemas.openxmlformats.org/drawingml/2006/wordprocessingDrawing"/>
-</file>
-
-<file path=word/footnotes.xml><?xml version="1.0" encoding="utf-8"?>
-<w:footnotes xmlns:w="http://schemas.openxmlformats.org/wordprocessingml/2006/main" xmlns:m="http://schemas.openxmlformats.org/officeDocument/2006/math" xmlns:r="http://schemas.openxmlformats.org/officeDocument/2006/relationships" xmlns:o="urn:schemas-microsoft-com:office:office" xmlns:v="urn:schemas-microsoft-com:vml" xmlns:w10="urn:schemas-microsoft-com:office:word" xmlns:a="http://schemas.openxmlformats.org/drawingml/2006/main" xmlns:pic="http://schemas.openxmlformats.org/drawingml/2006/picture" xmlns:wp="http://schemas.openxmlformats.org/drawingml/2006/wordprocessingDrawing">
-  <w:footnote w:type="continuationSeparator" w:id="0">
-    <w:p>
-      <w:r>
-        <w:continuationSeparator/>
-      </w:r>
-    </w:p>
-  </w:footnote>
-  <w:footnote w:type="separator" w:id="-1">
-    <w:p>
-      <w:r>
-        <w:separator/>
-      </w:r>
-    </w:p>
-  </w:footnote>
-</w:footnotes>
-</file>
-
 <file path=word/numbering.xml><?xml version="1.0" encoding="utf-8"?>
-<w:numbering xmlns:w="http://schemas.openxmlformats.org/wordprocessingml/2006/main">
-  <w:abstractNum w:abstractNumId="990">
+<w:numbering xmlns:wpc="http://schemas.microsoft.com/office/word/2010/wordprocessingCanvas" xmlns:cx="http://schemas.microsoft.com/office/drawing/2014/chartex" xmlns:cx1="http://schemas.microsoft.com/office/drawing/2015/9/8/chartex" xmlns:cx2="http://schemas.microsoft.com/office/drawing/2015/10/21/chartex" xmlns:cx3="http://schemas.microsoft.com/office/drawing/2016/5/9/chartex" xmlns:cx4="http://schemas.microsoft.com/office/drawing/2016/5/10/chartex" xmlns:cx5="http://schemas.microsoft.com/office/drawing/2016/5/11/chartex" xmlns:cx6="http://schemas.microsoft.com/office/drawing/2016/5/12/chartex" xmlns:cx7="http://schemas.microsoft.com/office/drawing/2016/5/13/chartex" xmlns:cx8="http://schemas.microsoft.com/office/drawing/2016/5/14/chartex" xmlns:mc="http://schemas.openxmlformats.org/markup-compatibility/2006" xmlns:aink="http://schemas.microsoft.com/office/drawing/2016/ink" xmlns:am3d="http://schemas.microsoft.com/office/drawing/2017/model3d" xmlns:o="urn:schemas-microsoft-com:office:office" xmlns:oel="http://schemas.microsoft.com/office/2019/extlst" xmlns:r="http://schemas.openxmlformats.org/officeDocument/2006/relationships" xmlns:m="http://schemas.openxmlformats.org/officeDocument/2006/math" xmlns:v="urn:schemas-microsoft-com:vml" xmlns:wp14="http://schemas.microsoft.com/office/word/2010/wordprocessingDrawing" xmlns:wp="http://schemas.openxmlformats.org/drawingml/2006/wordprocessingDrawing" xmlns:w10="urn:schemas-microsoft-com:office:word" xmlns:w="http://schemas.openxmlformats.org/wordprocessingml/2006/main" xmlns:w14="http://schemas.microsoft.com/office/word/2010/wordml" xmlns:w15="http://schemas.microsoft.com/office/word/2012/wordml" xmlns:w16cex="http://schemas.microsoft.com/office/word/2018/wordml/cex" xmlns:w16cid="http://schemas.microsoft.com/office/word/2016/wordml/cid" xmlns:w16="http://schemas.microsoft.com/office/word/2018/wordml" xmlns:w16du="http://schemas.microsoft.com/office/word/2023/wordml/word16du" xmlns:w16sdtdh="http://schemas.microsoft.com/office/word/2020/wordml/sdtdatahash" xmlns:w16sdtfl="http://schemas.microsoft.com/office/word/2024/wordml/sdtformatlock" xmlns:w16se="http://schemas.microsoft.com/office/word/2015/wordml/symex" xmlns:wpg="http://schemas.microsoft.com/office/word/2010/wordprocessingGroup" xmlns:wpi="http://schemas.microsoft.com/office/word/2010/wordprocessingInk" xmlns:wne="http://schemas.microsoft.com/office/word/2006/wordml" xmlns:wps="http://schemas.microsoft.com/office/word/2010/wordprocessingShape" mc:Ignorable="w14 w15 w16se w16cid w16 w16cex w16sdtdh w16sdtfl w16du wp14">
+  <w:abstractNum w:abstractNumId="0" w15:restartNumberingAfterBreak="0">
     <w:nsid w:val="0000A990"/>
     <w:multiLevelType w:val="multilevel"/>
+    <w:tmpl w:val="577C93C6"/>
     <w:lvl w:ilvl="0">
       <w:numFmt w:val="bullet"/>
       <w:lvlText w:val=" "/>
@@ -2363,9 +2879,10 @@
       </w:pPr>
     </w:lvl>
   </w:abstractNum>
-  <w:abstractNum w:abstractNumId="991">
+  <w:abstractNum w:abstractNumId="1" w15:restartNumberingAfterBreak="0">
     <w:nsid w:val="0000A991"/>
     <w:multiLevelType w:val="multilevel"/>
+    <w:tmpl w:val="40AEAAD8"/>
     <w:lvl w:ilvl="0">
       <w:numFmt w:val="bullet"/>
       <w:lvlText w:val=""/>
@@ -2466,9 +2983,10 @@
       </w:rPr>
     </w:lvl>
   </w:abstractNum>
-  <w:abstractNum w:abstractNumId="99411">
+  <w:abstractNum w:abstractNumId="2" w15:restartNumberingAfterBreak="0">
     <w:nsid w:val="00A99411"/>
     <w:multiLevelType w:val="multilevel"/>
+    <w:tmpl w:val="9B70C0A2"/>
     <w:lvl w:ilvl="0">
       <w:start w:val="1"/>
       <w:numFmt w:val="decimal"/>
@@ -2551,38 +3069,38 @@
       </w:pPr>
     </w:lvl>
   </w:abstractNum>
-  <w:num w:numId="1000">
-    <w:abstractNumId w:val="990"/>
+  <w:num w:numId="1" w16cid:durableId="644549369">
+    <w:abstractNumId w:val="0"/>
   </w:num>
-  <w:num w:numId="1001">
-    <w:abstractNumId w:val="991"/>
+  <w:num w:numId="2" w16cid:durableId="1079139035">
+    <w:abstractNumId w:val="1"/>
   </w:num>
-  <w:num w:numId="1002">
-    <w:abstractNumId w:val="991"/>
+  <w:num w:numId="3" w16cid:durableId="1741631491">
+    <w:abstractNumId w:val="1"/>
   </w:num>
-  <w:num w:numId="1003">
-    <w:abstractNumId w:val="991"/>
+  <w:num w:numId="4" w16cid:durableId="1561399894">
+    <w:abstractNumId w:val="1"/>
   </w:num>
-  <w:num w:numId="1004">
-    <w:abstractNumId w:val="991"/>
+  <w:num w:numId="5" w16cid:durableId="1901092476">
+    <w:abstractNumId w:val="1"/>
   </w:num>
-  <w:num w:numId="1005">
-    <w:abstractNumId w:val="991"/>
+  <w:num w:numId="6" w16cid:durableId="1768649905">
+    <w:abstractNumId w:val="1"/>
   </w:num>
-  <w:num w:numId="1006">
-    <w:abstractNumId w:val="991"/>
+  <w:num w:numId="7" w16cid:durableId="133524429">
+    <w:abstractNumId w:val="1"/>
   </w:num>
-  <w:num w:numId="1007">
-    <w:abstractNumId w:val="991"/>
+  <w:num w:numId="8" w16cid:durableId="104085585">
+    <w:abstractNumId w:val="1"/>
   </w:num>
-  <w:num w:numId="1008">
-    <w:abstractNumId w:val="991"/>
+  <w:num w:numId="9" w16cid:durableId="714817328">
+    <w:abstractNumId w:val="1"/>
   </w:num>
-  <w:num w:numId="1009">
-    <w:abstractNumId w:val="991"/>
+  <w:num w:numId="10" w16cid:durableId="1626622157">
+    <w:abstractNumId w:val="1"/>
   </w:num>
-  <w:num w:numId="1010">
-    <w:abstractNumId w:val="99411"/>
+  <w:num w:numId="11" w16cid:durableId="1031733927">
+    <w:abstractNumId w:val="2"/>
     <w:lvlOverride w:ilvl="0">
       <w:startOverride w:val="1"/>
     </w:lvlOverride>
@@ -2611,24 +3129,24 @@
       <w:startOverride w:val="1"/>
     </w:lvlOverride>
   </w:num>
-  <w:num w:numId="1011">
-    <w:abstractNumId w:val="991"/>
+  <w:num w:numId="12" w16cid:durableId="1686252280">
+    <w:abstractNumId w:val="1"/>
   </w:num>
-  <w:num w:numId="1012">
-    <w:abstractNumId w:val="991"/>
+  <w:num w:numId="13" w16cid:durableId="1343630115">
+    <w:abstractNumId w:val="1"/>
   </w:num>
 </w:numbering>
 </file>
 
 <file path=word/styles.xml><?xml version="1.0" encoding="utf-8"?>
-<w:styles xmlns:r="http://schemas.openxmlformats.org/officeDocument/2006/relationships" xmlns:w="http://schemas.openxmlformats.org/wordprocessingml/2006/main">
+<w:styles xmlns:mc="http://schemas.openxmlformats.org/markup-compatibility/2006" xmlns:r="http://schemas.openxmlformats.org/officeDocument/2006/relationships" xmlns:w="http://schemas.openxmlformats.org/wordprocessingml/2006/main" xmlns:w14="http://schemas.microsoft.com/office/word/2010/wordml" xmlns:w15="http://schemas.microsoft.com/office/word/2012/wordml" xmlns:w16cex="http://schemas.microsoft.com/office/word/2018/wordml/cex" xmlns:w16cid="http://schemas.microsoft.com/office/word/2016/wordml/cid" xmlns:w16="http://schemas.microsoft.com/office/word/2018/wordml" xmlns:w16du="http://schemas.microsoft.com/office/word/2023/wordml/word16du" xmlns:w16sdtdh="http://schemas.microsoft.com/office/word/2020/wordml/sdtdatahash" xmlns:w16sdtfl="http://schemas.microsoft.com/office/word/2024/wordml/sdtformatlock" xmlns:w16se="http://schemas.microsoft.com/office/word/2015/wordml/symex" mc:Ignorable="w14 w15 w16se w16cid w16 w16cex w16sdtdh w16sdtfl w16du">
   <w:docDefaults>
     <w:rPrDefault>
       <w:rPr>
-        <w:rFonts w:asciiTheme="minorHAnsi" w:cstheme="minorBidi" w:eastAsiaTheme="minorEastAsia" w:hAnsiTheme="minorHAnsi"/>
+        <w:rFonts w:asciiTheme="minorHAnsi" w:eastAsiaTheme="minorEastAsia" w:hAnsiTheme="minorHAnsi" w:cstheme="minorBidi"/>
         <w:sz w:val="24"/>
         <w:szCs w:val="24"/>
-        <w:lang w:bidi="ar-SA" w:eastAsia="zh-CN" w:val="en-US"/>
+        <w:lang w:val="en-US" w:eastAsia="zh-CN" w:bidi="ar-SA"/>
       </w:rPr>
     </w:rPrDefault>
     <w:pPrDefault>
@@ -2637,168 +3155,257 @@
       </w:pPr>
     </w:pPrDefault>
   </w:docDefaults>
-  <w:latentStyles w:count="276" w:defLockedState="0" w:defQFormat="0" w:defSemiHidden="0" w:defUIPriority="0" w:defUnhideWhenUsed="0"/>
-  <w:style w:default="1" w:styleId="Normal" w:type="paragraph">
+  <w:latentStyles w:defLockedState="0" w:defUIPriority="0" w:defSemiHidden="0" w:defUnhideWhenUsed="0" w:defQFormat="0" w:count="376">
+    <w:lsdException w:name="toc 1" w:uiPriority="39"/>
+    <w:lsdException w:name="Hyperlink" w:uiPriority="99"/>
+    <w:lsdException w:name="Normal Table" w:semiHidden="1" w:unhideWhenUsed="1"/>
+    <w:lsdException w:name="Table Simple 1" w:semiHidden="1" w:unhideWhenUsed="1"/>
+    <w:lsdException w:name="Table Simple 2" w:semiHidden="1" w:unhideWhenUsed="1"/>
+    <w:lsdException w:name="Table Simple 3" w:semiHidden="1" w:unhideWhenUsed="1"/>
+    <w:lsdException w:name="Table Classic 1" w:semiHidden="1" w:unhideWhenUsed="1"/>
+    <w:lsdException w:name="Table Classic 2" w:semiHidden="1" w:unhideWhenUsed="1"/>
+    <w:lsdException w:name="Table Classic 3" w:semiHidden="1" w:unhideWhenUsed="1"/>
+    <w:lsdException w:name="Table Classic 4" w:semiHidden="1" w:unhideWhenUsed="1"/>
+    <w:lsdException w:name="Table Colorful 1" w:semiHidden="1" w:unhideWhenUsed="1"/>
+    <w:lsdException w:name="Table Colorful 2" w:semiHidden="1" w:unhideWhenUsed="1"/>
+    <w:lsdException w:name="Table Colorful 3" w:semiHidden="1" w:unhideWhenUsed="1"/>
+    <w:lsdException w:name="Table Columns 1" w:semiHidden="1" w:unhideWhenUsed="1"/>
+    <w:lsdException w:name="Table Columns 2" w:semiHidden="1" w:unhideWhenUsed="1"/>
+    <w:lsdException w:name="Table Columns 3" w:semiHidden="1" w:unhideWhenUsed="1"/>
+    <w:lsdException w:name="Table Columns 4" w:semiHidden="1" w:unhideWhenUsed="1"/>
+    <w:lsdException w:name="Table Columns 5" w:semiHidden="1" w:unhideWhenUsed="1"/>
+    <w:lsdException w:name="Table Grid 1" w:semiHidden="1" w:unhideWhenUsed="1"/>
+    <w:lsdException w:name="Table Grid 2" w:semiHidden="1" w:unhideWhenUsed="1"/>
+    <w:lsdException w:name="Table Grid 3" w:semiHidden="1" w:unhideWhenUsed="1"/>
+    <w:lsdException w:name="Table Grid 4" w:semiHidden="1" w:unhideWhenUsed="1"/>
+    <w:lsdException w:name="Table Grid 5" w:semiHidden="1" w:unhideWhenUsed="1"/>
+    <w:lsdException w:name="Table Grid 6" w:semiHidden="1" w:unhideWhenUsed="1"/>
+    <w:lsdException w:name="Table Grid 7" w:semiHidden="1" w:unhideWhenUsed="1"/>
+    <w:lsdException w:name="Table Grid 8" w:semiHidden="1" w:unhideWhenUsed="1"/>
+    <w:lsdException w:name="Table List 1" w:semiHidden="1" w:unhideWhenUsed="1"/>
+    <w:lsdException w:name="Table List 2" w:semiHidden="1" w:unhideWhenUsed="1"/>
+    <w:lsdException w:name="Table List 3" w:semiHidden="1" w:unhideWhenUsed="1"/>
+    <w:lsdException w:name="Table List 4" w:semiHidden="1" w:unhideWhenUsed="1"/>
+    <w:lsdException w:name="Table List 5" w:semiHidden="1" w:unhideWhenUsed="1"/>
+    <w:lsdException w:name="Table List 6" w:semiHidden="1" w:unhideWhenUsed="1"/>
+    <w:lsdException w:name="Table List 7" w:semiHidden="1" w:unhideWhenUsed="1"/>
+    <w:lsdException w:name="Table List 8" w:semiHidden="1" w:unhideWhenUsed="1"/>
+    <w:lsdException w:name="Table 3D effects 1" w:semiHidden="1" w:unhideWhenUsed="1"/>
+    <w:lsdException w:name="Table 3D effects 2" w:semiHidden="1" w:unhideWhenUsed="1"/>
+    <w:lsdException w:name="Table 3D effects 3" w:semiHidden="1" w:unhideWhenUsed="1"/>
+    <w:lsdException w:name="Table Contemporary" w:semiHidden="1" w:unhideWhenUsed="1"/>
+    <w:lsdException w:name="Table Elegant" w:semiHidden="1" w:unhideWhenUsed="1"/>
+    <w:lsdException w:name="Table Professional" w:semiHidden="1" w:unhideWhenUsed="1"/>
+    <w:lsdException w:name="Table Subtle 1" w:semiHidden="1" w:unhideWhenUsed="1"/>
+    <w:lsdException w:name="Table Subtle 2" w:semiHidden="1" w:unhideWhenUsed="1"/>
+    <w:lsdException w:name="Table Web 1" w:semiHidden="1" w:unhideWhenUsed="1"/>
+    <w:lsdException w:name="Table Web 2" w:semiHidden="1" w:unhideWhenUsed="1"/>
+    <w:lsdException w:name="Table Web 3" w:semiHidden="1" w:unhideWhenUsed="1"/>
+    <w:lsdException w:name="Table Theme" w:semiHidden="1" w:unhideWhenUsed="1"/>
+    <w:lsdException w:name="Light Shading"/>
+    <w:lsdException w:name="Light List"/>
+    <w:lsdException w:name="Light Grid"/>
+    <w:lsdException w:name="Medium Shading 1"/>
+    <w:lsdException w:name="Medium Shading 2"/>
+    <w:lsdException w:name="Medium List 1"/>
+    <w:lsdException w:name="Medium List 2"/>
+    <w:lsdException w:name="Medium Grid 1"/>
+    <w:lsdException w:name="Medium Grid 2"/>
+    <w:lsdException w:name="Medium Grid 3"/>
+    <w:lsdException w:name="Dark List"/>
+    <w:lsdException w:name="Colorful Shading"/>
+    <w:lsdException w:name="Colorful List"/>
+    <w:lsdException w:name="Colorful Grid"/>
+    <w:lsdException w:name="Light Shading Accent 1"/>
+    <w:lsdException w:name="Light List Accent 1"/>
+    <w:lsdException w:name="Light Grid Accent 1"/>
+    <w:lsdException w:name="Medium Shading 1 Accent 1"/>
+    <w:lsdException w:name="Medium Shading 2 Accent 1"/>
+    <w:lsdException w:name="Medium List 1 Accent 1"/>
+    <w:lsdException w:name="Medium List 2 Accent 1"/>
+    <w:lsdException w:name="Medium Grid 1 Accent 1"/>
+    <w:lsdException w:name="Medium Grid 2 Accent 1"/>
+    <w:lsdException w:name="Medium Grid 3 Accent 1"/>
+    <w:lsdException w:name="Dark List Accent 1"/>
+    <w:lsdException w:name="Colorful Shading Accent 1"/>
+    <w:lsdException w:name="Colorful List Accent 1"/>
+    <w:lsdException w:name="Colorful Grid Accent 1"/>
+    <w:lsdException w:name="Light Shading Accent 2"/>
+    <w:lsdException w:name="Light List Accent 2"/>
+    <w:lsdException w:name="Light Grid Accent 2"/>
+    <w:lsdException w:name="Medium Shading 1 Accent 2"/>
+    <w:lsdException w:name="Medium Shading 2 Accent 2"/>
+    <w:lsdException w:name="Medium List 1 Accent 2"/>
+    <w:lsdException w:name="Medium List 2 Accent 2"/>
+    <w:lsdException w:name="Medium Grid 1 Accent 2"/>
+    <w:lsdException w:name="Medium Grid 2 Accent 2"/>
+    <w:lsdException w:name="Medium Grid 3 Accent 2"/>
+    <w:lsdException w:name="Dark List Accent 2"/>
+    <w:lsdException w:name="Colorful Shading Accent 2"/>
+    <w:lsdException w:name="Colorful List Accent 2"/>
+    <w:lsdException w:name="Colorful Grid Accent 2"/>
+    <w:lsdException w:name="Light Shading Accent 3"/>
+    <w:lsdException w:name="Light List Accent 3"/>
+    <w:lsdException w:name="Light Grid Accent 3"/>
+    <w:lsdException w:name="Medium Shading 1 Accent 3"/>
+    <w:lsdException w:name="Medium Shading 2 Accent 3"/>
+    <w:lsdException w:name="Medium List 1 Accent 3"/>
+    <w:lsdException w:name="Medium List 2 Accent 3"/>
+    <w:lsdException w:name="Medium Grid 1 Accent 3"/>
+    <w:lsdException w:name="Medium Grid 2 Accent 3"/>
+    <w:lsdException w:name="Medium Grid 3 Accent 3"/>
+    <w:lsdException w:name="Dark List Accent 3"/>
+    <w:lsdException w:name="Colorful Shading Accent 3"/>
+    <w:lsdException w:name="Colorful List Accent 3"/>
+    <w:lsdException w:name="Colorful Grid Accent 3"/>
+    <w:lsdException w:name="Light Shading Accent 4"/>
+    <w:lsdException w:name="Light List Accent 4"/>
+    <w:lsdException w:name="Light Grid Accent 4"/>
+    <w:lsdException w:name="Medium Shading 1 Accent 4"/>
+    <w:lsdException w:name="Medium Shading 2 Accent 4"/>
+    <w:lsdException w:name="Medium List 1 Accent 4"/>
+    <w:lsdException w:name="Medium List 2 Accent 4"/>
+    <w:lsdException w:name="Medium Grid 1 Accent 4"/>
+    <w:lsdException w:name="Medium Grid 2 Accent 4"/>
+    <w:lsdException w:name="Medium Grid 3 Accent 4"/>
+    <w:lsdException w:name="Dark List Accent 4"/>
+    <w:lsdException w:name="Colorful Shading Accent 4"/>
+    <w:lsdException w:name="Colorful List Accent 4"/>
+    <w:lsdException w:name="Colorful Grid Accent 4"/>
+    <w:lsdException w:name="Light Shading Accent 5"/>
+    <w:lsdException w:name="Light List Accent 5"/>
+    <w:lsdException w:name="Light Grid Accent 5"/>
+    <w:lsdException w:name="Medium Shading 1 Accent 5"/>
+    <w:lsdException w:name="Medium Shading 2 Accent 5"/>
+    <w:lsdException w:name="Medium List 1 Accent 5"/>
+    <w:lsdException w:name="Medium List 2 Accent 5"/>
+    <w:lsdException w:name="Medium Grid 1 Accent 5"/>
+    <w:lsdException w:name="Medium Grid 2 Accent 5"/>
+    <w:lsdException w:name="Medium Grid 3 Accent 5"/>
+    <w:lsdException w:name="Dark List Accent 5"/>
+    <w:lsdException w:name="Colorful Shading Accent 5"/>
+    <w:lsdException w:name="Colorful List Accent 5"/>
+    <w:lsdException w:name="Colorful Grid Accent 5"/>
+    <w:lsdException w:name="Light Shading Accent 6"/>
+    <w:lsdException w:name="Light List Accent 6"/>
+    <w:lsdException w:name="Light Grid Accent 6"/>
+    <w:lsdException w:name="Medium Shading 1 Accent 6"/>
+    <w:lsdException w:name="Medium Shading 2 Accent 6"/>
+    <w:lsdException w:name="Medium List 1 Accent 6"/>
+    <w:lsdException w:name="Medium List 2 Accent 6"/>
+    <w:lsdException w:name="Medium Grid 1 Accent 6"/>
+    <w:lsdException w:name="Medium Grid 2 Accent 6"/>
+    <w:lsdException w:name="Medium Grid 3 Accent 6"/>
+    <w:lsdException w:name="Dark List Accent 6"/>
+    <w:lsdException w:name="Colorful Shading Accent 6"/>
+    <w:lsdException w:name="Colorful List Accent 6"/>
+    <w:lsdException w:name="Colorful Grid Accent 6"/>
+    <w:lsdException w:name="Grid Table 4" w:uiPriority="49"/>
+    <w:lsdException w:name="Grid Table 5 Dark" w:uiPriority="50"/>
+    <w:lsdException w:name="Grid Table 6 Colorful" w:uiPriority="51"/>
+    <w:lsdException w:name="Grid Table 7 Colorful" w:uiPriority="52"/>
+    <w:lsdException w:name="Grid Table 1 Light Accent 1" w:uiPriority="46"/>
+    <w:lsdException w:name="Grid Table 2 Accent 1" w:uiPriority="47"/>
+    <w:lsdException w:name="Grid Table 3 Accent 1" w:uiPriority="48"/>
+    <w:lsdException w:name="Grid Table 4 Accent 1" w:uiPriority="49"/>
+    <w:lsdException w:name="Grid Table 5 Dark Accent 1" w:uiPriority="50"/>
+    <w:lsdException w:name="Grid Table 6 Colorful Accent 1" w:uiPriority="51"/>
+    <w:lsdException w:name="Grid Table 7 Colorful Accent 1" w:uiPriority="52"/>
+    <w:lsdException w:name="Grid Table 1 Light Accent 2" w:uiPriority="46"/>
+    <w:lsdException w:name="Grid Table 2 Accent 2" w:uiPriority="47"/>
+    <w:lsdException w:name="Grid Table 3 Accent 2" w:uiPriority="48"/>
+    <w:lsdException w:name="Grid Table 4 Accent 2" w:uiPriority="49"/>
+    <w:lsdException w:name="Grid Table 5 Dark Accent 2" w:uiPriority="50"/>
+    <w:lsdException w:name="Grid Table 6 Colorful Accent 2" w:uiPriority="51"/>
+    <w:lsdException w:name="Grid Table 7 Colorful Accent 2" w:uiPriority="52"/>
+    <w:lsdException w:name="Grid Table 1 Light Accent 3" w:uiPriority="46"/>
+    <w:lsdException w:name="Grid Table 2 Accent 3" w:uiPriority="47"/>
+    <w:lsdException w:name="Grid Table 3 Accent 3" w:uiPriority="48"/>
+    <w:lsdException w:name="Grid Table 4 Accent 3" w:uiPriority="49"/>
+    <w:lsdException w:name="Grid Table 5 Dark Accent 3" w:uiPriority="50"/>
+    <w:lsdException w:name="Grid Table 6 Colorful Accent 3" w:uiPriority="51"/>
+    <w:lsdException w:name="Grid Table 7 Colorful Accent 3" w:uiPriority="52"/>
+    <w:lsdException w:name="Grid Table 1 Light Accent 4" w:uiPriority="46"/>
+    <w:lsdException w:name="Grid Table 2 Accent 4" w:uiPriority="47"/>
+    <w:lsdException w:name="Grid Table 3 Accent 4" w:uiPriority="48"/>
+    <w:lsdException w:name="Grid Table 4 Accent 4" w:uiPriority="49"/>
+    <w:lsdException w:name="Grid Table 5 Dark Accent 4" w:uiPriority="50"/>
+    <w:lsdException w:name="Grid Table 6 Colorful Accent 4" w:uiPriority="51"/>
+    <w:lsdException w:name="Grid Table 7 Colorful Accent 4" w:uiPriority="52"/>
+    <w:lsdException w:name="Grid Table 1 Light Accent 5" w:uiPriority="46"/>
+    <w:lsdException w:name="Grid Table 2 Accent 5" w:uiPriority="47"/>
+    <w:lsdException w:name="Grid Table 3 Accent 5" w:uiPriority="48"/>
+    <w:lsdException w:name="Grid Table 4 Accent 5" w:uiPriority="49"/>
+    <w:lsdException w:name="Grid Table 5 Dark Accent 5" w:uiPriority="50"/>
+    <w:lsdException w:name="Grid Table 6 Colorful Accent 5" w:uiPriority="51"/>
+    <w:lsdException w:name="Grid Table 7 Colorful Accent 5" w:uiPriority="52"/>
+    <w:lsdException w:name="Grid Table 1 Light Accent 6" w:uiPriority="46"/>
+    <w:lsdException w:name="Grid Table 2 Accent 6" w:uiPriority="47"/>
+    <w:lsdException w:name="Grid Table 3 Accent 6" w:uiPriority="48"/>
+    <w:lsdException w:name="Grid Table 4 Accent 6" w:uiPriority="49"/>
+    <w:lsdException w:name="Grid Table 5 Dark Accent 6" w:uiPriority="50"/>
+    <w:lsdException w:name="Grid Table 6 Colorful Accent 6" w:uiPriority="51"/>
+    <w:lsdException w:name="Grid Table 7 Colorful Accent 6" w:uiPriority="52"/>
+    <w:lsdException w:name="List Table 1 Light" w:uiPriority="46"/>
+    <w:lsdException w:name="List Table 2" w:uiPriority="47"/>
+    <w:lsdException w:name="List Table 3" w:uiPriority="48"/>
+    <w:lsdException w:name="List Table 4" w:uiPriority="49"/>
+    <w:lsdException w:name="List Table 5 Dark" w:uiPriority="50"/>
+    <w:lsdException w:name="List Table 6 Colorful" w:uiPriority="51"/>
+    <w:lsdException w:name="List Table 7 Colorful" w:uiPriority="52"/>
+    <w:lsdException w:name="List Table 1 Light Accent 1" w:uiPriority="46"/>
+    <w:lsdException w:name="List Table 2 Accent 1" w:uiPriority="47"/>
+    <w:lsdException w:name="List Table 3 Accent 1" w:uiPriority="48"/>
+    <w:lsdException w:name="List Table 4 Accent 1" w:uiPriority="49"/>
+    <w:lsdException w:name="List Table 5 Dark Accent 1" w:uiPriority="50"/>
+    <w:lsdException w:name="List Table 6 Colorful Accent 1" w:uiPriority="51"/>
+    <w:lsdException w:name="List Table 7 Colorful Accent 1" w:uiPriority="52"/>
+    <w:lsdException w:name="List Table 1 Light Accent 2" w:uiPriority="46"/>
+    <w:lsdException w:name="List Table 2 Accent 2" w:uiPriority="47"/>
+    <w:lsdException w:name="List Table 3 Accent 2" w:uiPriority="48"/>
+    <w:lsdException w:name="List Table 4 Accent 2" w:uiPriority="49"/>
+    <w:lsdException w:name="List Table 5 Dark Accent 2" w:uiPriority="50"/>
+    <w:lsdException w:name="List Table 6 Colorful Accent 2" w:uiPriority="51"/>
+    <w:lsdException w:name="List Table 7 Colorful Accent 2" w:uiPriority="52"/>
+    <w:lsdException w:name="List Table 1 Light Accent 3" w:uiPriority="46"/>
+    <w:lsdException w:name="List Table 2 Accent 3" w:uiPriority="47"/>
+    <w:lsdException w:name="List Table 3 Accent 3" w:uiPriority="48"/>
+    <w:lsdException w:name="List Table 4 Accent 3" w:uiPriority="49"/>
+    <w:lsdException w:name="List Table 5 Dark Accent 3" w:uiPriority="50"/>
+    <w:lsdException w:name="List Table 6 Colorful Accent 3" w:uiPriority="51"/>
+    <w:lsdException w:name="List Table 7 Colorful Accent 3" w:uiPriority="52"/>
+    <w:lsdException w:name="List Table 1 Light Accent 4" w:uiPriority="46"/>
+    <w:lsdException w:name="List Table 2 Accent 4" w:uiPriority="47"/>
+    <w:lsdException w:name="List Table 3 Accent 4" w:uiPriority="48"/>
+    <w:lsdException w:name="List Table 4 Accent 4" w:uiPriority="49"/>
+    <w:lsdException w:name="List Table 5 Dark Accent 4" w:uiPriority="50"/>
+    <w:lsdException w:name="List Table 6 Colorful Accent 4" w:uiPriority="51"/>
+    <w:lsdException w:name="List Table 7 Colorful Accent 4" w:uiPriority="52"/>
+    <w:lsdException w:name="List Table 1 Light Accent 5" w:uiPriority="46"/>
+    <w:lsdException w:name="List Table 2 Accent 5" w:uiPriority="47"/>
+    <w:lsdException w:name="List Table 3 Accent 5" w:uiPriority="48"/>
+    <w:lsdException w:name="List Table 4 Accent 5" w:uiPriority="49"/>
+    <w:lsdException w:name="List Table 5 Dark Accent 5" w:uiPriority="50"/>
+    <w:lsdException w:name="List Table 6 Colorful Accent 5" w:uiPriority="51"/>
+    <w:lsdException w:name="List Table 7 Colorful Accent 5" w:uiPriority="52"/>
+    <w:lsdException w:name="List Table 1 Light Accent 6" w:uiPriority="46"/>
+    <w:lsdException w:name="List Table 2 Accent 6" w:uiPriority="47"/>
+    <w:lsdException w:name="List Table 3 Accent 6" w:uiPriority="48"/>
+    <w:lsdException w:name="List Table 4 Accent 6" w:uiPriority="49"/>
+    <w:lsdException w:name="List Table 5 Dark Accent 6" w:uiPriority="50"/>
+    <w:lsdException w:name="List Table 6 Colorful Accent 6" w:uiPriority="51"/>
+    <w:lsdException w:name="List Table 7 Colorful Accent 6" w:uiPriority="52"/>
+    <w:lsdException w:name="Mention" w:semiHidden="1" w:uiPriority="99" w:unhideWhenUsed="1"/>
+    <w:lsdException w:name="Smart Hyperlink" w:semiHidden="1" w:uiPriority="99" w:unhideWhenUsed="1"/>
+    <w:lsdException w:name="Hashtag" w:semiHidden="1" w:uiPriority="99" w:unhideWhenUsed="1"/>
+    <w:lsdException w:name="Unresolved Mention" w:semiHidden="1" w:uiPriority="99" w:unhideWhenUsed="1"/>
+    <w:lsdException w:name="Smart Link" w:semiHidden="1" w:uiPriority="99" w:unhideWhenUsed="1"/>
+  </w:latentStyles>
+  <w:style w:type="paragraph" w:default="1" w:styleId="Normal">
     <w:name w:val="Normal"/>
     <w:qFormat/>
   </w:style>
-  <w:style w:styleId="BodyText" w:type="paragraph">
-    <w:name w:val="Body Text"/>
-    <w:basedOn w:val="Normal"/>
-    <w:link w:val="BodyTextChar"/>
-    <w:qFormat/>
-    <w:pPr>
-      <w:spacing w:after="180" w:before="180"/>
-    </w:pPr>
-  </w:style>
-  <w:style w:customStyle="1" w:styleId="FirstParagraph" w:type="paragraph">
-    <w:name w:val="First Paragraph"/>
-    <w:basedOn w:val="BodyText"/>
-    <w:next w:val="BodyText"/>
-    <w:qFormat/>
-  </w:style>
-  <w:style w:customStyle="1" w:styleId="Compact" w:type="paragraph">
-    <w:name w:val="Compact"/>
-    <w:basedOn w:val="BodyText"/>
-    <w:qFormat/>
-    <w:pPr>
-      <w:spacing w:after="36" w:before="36"/>
-    </w:pPr>
-  </w:style>
-  <w:style w:styleId="Title" w:type="paragraph">
-    <w:name w:val="Title"/>
-    <w:basedOn w:val="Normal"/>
-    <w:next w:val="BodyText"/>
-    <w:link w:val="TitleChar"/>
-    <w:uiPriority w:val="10"/>
-    <w:qFormat/>
-    <w:rsid w:val="00A10FD9"/>
-    <w:pPr>
-      <w:spacing w:after="80" w:line="240" w:lineRule="auto"/>
-      <w:contextualSpacing/>
-      <w:jc w:val="center"/>
-    </w:pPr>
-    <w:rPr>
-      <w:rFonts w:asciiTheme="majorHAnsi" w:cstheme="majorBidi" w:eastAsiaTheme="majorEastAsia" w:hAnsiTheme="majorHAnsi"/>
-      <w:sz w:val="56"/>
-      <w:szCs w:val="56"/>
-    </w:rPr>
-  </w:style>
-  <w:style w:customStyle="1" w:styleId="TitleChar" w:type="character">
-    <w:name w:val="Title Char"/>
-    <w:basedOn w:val="DefaultParagraphFont"/>
-    <w:link w:val="Title"/>
-    <w:uiPriority w:val="10"/>
-    <w:rsid w:val="00A10FD9"/>
-    <w:rPr>
-      <w:rFonts w:asciiTheme="majorHAnsi" w:cstheme="majorBidi" w:eastAsiaTheme="majorEastAsia" w:hAnsiTheme="majorHAnsi"/>
-      <w:sz w:val="56"/>
-      <w:szCs w:val="56"/>
-    </w:rPr>
-  </w:style>
-  <w:style w:styleId="Subtitle" w:type="paragraph">
-    <w:name w:val="Subtitle"/>
-    <w:basedOn w:val="Title"/>
-    <w:next w:val="BodyText"/>
-    <w:link w:val="SubtitleChar"/>
-    <w:uiPriority w:val="11"/>
-    <w:qFormat/>
-    <w:rsid w:val="00A10FD9"/>
-    <w:pPr>
-      <w:numPr>
-        <w:ilvl w:val="1"/>
-      </w:numPr>
-    </w:pPr>
-    <w:rPr>
-      <w:rFonts w:cstheme="majorBidi" w:eastAsiaTheme="majorEastAsia"/>
-      <w:spacing w:val="15"/>
-      <w:sz w:val="28"/>
-      <w:szCs w:val="28"/>
-    </w:rPr>
-  </w:style>
-  <w:style w:customStyle="1" w:styleId="SubtitleChar" w:type="character">
-    <w:name w:val="Subtitle Char"/>
-    <w:basedOn w:val="DefaultParagraphFont"/>
-    <w:link w:val="Subtitle"/>
-    <w:uiPriority w:val="11"/>
-    <w:rsid w:val="00A10FD9"/>
-    <w:rPr>
-      <w:rFonts w:cstheme="majorBidi" w:eastAsiaTheme="majorEastAsia"/>
-      <w:color w:themeColor="text1" w:themeTint="A6" w:val="595959"/>
-      <w:spacing w:val="15"/>
-      <w:sz w:val="28"/>
-      <w:szCs w:val="28"/>
-    </w:rPr>
-  </w:style>
-  <w:style w:customStyle="1" w:styleId="Author" w:type="paragraph">
-    <w:name w:val="Author"/>
-    <w:basedOn w:val="Title"/>
-    <w:next w:val="BodyText"/>
-    <w:qFormat/>
-    <w:pPr>
-      <w:keepNext/>
-      <w:keepLines/>
-    </w:pPr>
-    <w:rPr>
-      <w:sz w:val="24"/>
-      <w:szCs w:val="24"/>
-    </w:rPr>
-  </w:style>
-  <w:style w:styleId="Date" w:type="paragraph">
-    <w:name w:val="Date"/>
-    <w:basedOn w:val="Title"/>
-    <w:next w:val="BodyText"/>
-    <w:qFormat/>
-    <w:pPr>
-      <w:keepNext/>
-      <w:keepLines/>
-    </w:pPr>
-    <w:rPr>
-      <w:sz w:val="24"/>
-      <w:szCs w:val="24"/>
-    </w:rPr>
-  </w:style>
-  <w:style w:customStyle="1" w:styleId="AbstractTitle" w:type="paragraph">
-    <w:name w:val="Abstract Title"/>
-    <w:basedOn w:val="Normal"/>
-    <w:next w:val="Abstract"/>
-    <w:qFormat/>
-    <w:pPr>
-      <w:keepNext/>
-      <w:keepLines/>
-      <w:spacing w:after="0" w:before="300"/>
-      <w:jc w:val="center"/>
-    </w:pPr>
-    <w:rPr>
-      <w:b/>
-      <w:sz w:val="20"/>
-      <w:szCs w:val="20"/>
-    </w:rPr>
-  </w:style>
-  <w:style w:customStyle="1" w:styleId="Abstract" w:type="paragraph">
-    <w:name w:val="Abstract"/>
-    <w:basedOn w:val="Normal"/>
-    <w:next w:val="BodyText"/>
-    <w:qFormat/>
-    <w:pPr>
-      <w:keepNext/>
-      <w:keepLines/>
-      <w:spacing w:after="300" w:before="100"/>
-    </w:pPr>
-    <w:rPr>
-      <w:sz w:val="20"/>
-      <w:szCs w:val="20"/>
-    </w:rPr>
-  </w:style>
-  <w:style w:styleId="Bibliography" w:type="paragraph">
-    <w:name w:val="Bibliography"/>
-    <w:basedOn w:val="Normal"/>
-    <w:next w:val="Bibliography"/>
-    <w:qFormat/>
-    <w:pPr/>
-    <w:rPr/>
-  </w:style>
-  <w:style w:styleId="Heading1" w:type="paragraph">
+  <w:style w:type="paragraph" w:styleId="Heading1">
     <w:name w:val="heading 1"/>
     <w:basedOn w:val="Normal"/>
     <w:next w:val="BodyText"/>
@@ -2809,17 +3416,17 @@
     <w:pPr>
       <w:keepNext/>
       <w:keepLines/>
-      <w:spacing w:after="80" w:before="360"/>
+      <w:spacing w:before="360" w:after="80"/>
       <w:outlineLvl w:val="0"/>
     </w:pPr>
     <w:rPr>
-      <w:rFonts w:asciiTheme="majorHAnsi" w:cstheme="majorBidi" w:eastAsiaTheme="majorEastAsia" w:hAnsiTheme="majorHAnsi"/>
-      <w:color w:themeColor="accent1" w:themeShade="BF" w:val="0F4761"/>
+      <w:rFonts w:asciiTheme="majorHAnsi" w:eastAsiaTheme="majorEastAsia" w:hAnsiTheme="majorHAnsi" w:cstheme="majorBidi"/>
+      <w:color w:val="0F4761" w:themeColor="accent1" w:themeShade="BF"/>
       <w:sz w:val="40"/>
       <w:szCs w:val="40"/>
     </w:rPr>
   </w:style>
-  <w:style w:styleId="Heading2" w:type="paragraph">
+  <w:style w:type="paragraph" w:styleId="Heading2">
     <w:name w:val="heading 2"/>
     <w:basedOn w:val="Normal"/>
     <w:next w:val="BodyText"/>
@@ -2832,17 +3439,17 @@
     <w:pPr>
       <w:keepNext/>
       <w:keepLines/>
-      <w:spacing w:after="80" w:before="160"/>
+      <w:spacing w:before="160" w:after="80"/>
       <w:outlineLvl w:val="1"/>
     </w:pPr>
     <w:rPr>
-      <w:rFonts w:asciiTheme="majorHAnsi" w:cstheme="majorBidi" w:eastAsiaTheme="majorEastAsia" w:hAnsiTheme="majorHAnsi"/>
-      <w:color w:themeColor="accent1" w:themeShade="BF" w:val="0F4761"/>
+      <w:rFonts w:asciiTheme="majorHAnsi" w:eastAsiaTheme="majorEastAsia" w:hAnsiTheme="majorHAnsi" w:cstheme="majorBidi"/>
+      <w:color w:val="0F4761" w:themeColor="accent1" w:themeShade="BF"/>
       <w:sz w:val="32"/>
       <w:szCs w:val="32"/>
     </w:rPr>
   </w:style>
-  <w:style w:styleId="Heading3" w:type="paragraph">
+  <w:style w:type="paragraph" w:styleId="Heading3">
     <w:name w:val="heading 3"/>
     <w:basedOn w:val="Normal"/>
     <w:next w:val="BodyText"/>
@@ -2855,17 +3462,17 @@
     <w:pPr>
       <w:keepNext/>
       <w:keepLines/>
-      <w:spacing w:after="80" w:before="160"/>
+      <w:spacing w:before="160" w:after="80"/>
       <w:outlineLvl w:val="2"/>
     </w:pPr>
     <w:rPr>
-      <w:rFonts w:cstheme="majorBidi" w:eastAsiaTheme="majorEastAsia"/>
-      <w:color w:themeColor="accent1" w:themeShade="BF" w:val="0F4761"/>
+      <w:rFonts w:eastAsiaTheme="majorEastAsia" w:cstheme="majorBidi"/>
+      <w:color w:val="0F4761" w:themeColor="accent1" w:themeShade="BF"/>
       <w:sz w:val="28"/>
       <w:szCs w:val="28"/>
     </w:rPr>
   </w:style>
-  <w:style w:styleId="Heading4" w:type="paragraph">
+  <w:style w:type="paragraph" w:styleId="Heading4">
     <w:name w:val="heading 4"/>
     <w:basedOn w:val="Normal"/>
     <w:next w:val="BodyText"/>
@@ -2878,17 +3485,17 @@
     <w:pPr>
       <w:keepNext/>
       <w:keepLines/>
-      <w:spacing w:after="40" w:before="80"/>
+      <w:spacing w:before="80" w:after="40"/>
       <w:outlineLvl w:val="3"/>
     </w:pPr>
     <w:rPr>
-      <w:rFonts w:cstheme="majorBidi" w:eastAsiaTheme="majorEastAsia"/>
+      <w:rFonts w:eastAsiaTheme="majorEastAsia" w:cstheme="majorBidi"/>
       <w:i/>
       <w:iCs/>
-      <w:color w:themeColor="accent1" w:themeShade="BF" w:val="0F4761"/>
-    </w:rPr>
-  </w:style>
-  <w:style w:styleId="Heading5" w:type="paragraph">
+      <w:color w:val="0F4761" w:themeColor="accent1" w:themeShade="BF"/>
+    </w:rPr>
+  </w:style>
+  <w:style w:type="paragraph" w:styleId="Heading5">
     <w:name w:val="heading 5"/>
     <w:basedOn w:val="Normal"/>
     <w:next w:val="BodyText"/>
@@ -2901,15 +3508,15 @@
     <w:pPr>
       <w:keepNext/>
       <w:keepLines/>
-      <w:spacing w:after="40" w:before="80"/>
+      <w:spacing w:before="80" w:after="40"/>
       <w:outlineLvl w:val="4"/>
     </w:pPr>
     <w:rPr>
-      <w:rFonts w:cstheme="majorBidi" w:eastAsiaTheme="majorEastAsia"/>
-      <w:color w:themeColor="accent1" w:themeShade="BF" w:val="0F4761"/>
-    </w:rPr>
-  </w:style>
-  <w:style w:styleId="Heading6" w:type="paragraph">
+      <w:rFonts w:eastAsiaTheme="majorEastAsia" w:cstheme="majorBidi"/>
+      <w:color w:val="0F4761" w:themeColor="accent1" w:themeShade="BF"/>
+    </w:rPr>
+  </w:style>
+  <w:style w:type="paragraph" w:styleId="Heading6">
     <w:name w:val="heading 6"/>
     <w:basedOn w:val="Normal"/>
     <w:next w:val="BodyText"/>
@@ -2922,17 +3529,17 @@
     <w:pPr>
       <w:keepNext/>
       <w:keepLines/>
-      <w:spacing w:after="0" w:before="40"/>
+      <w:spacing w:before="40" w:after="0"/>
       <w:outlineLvl w:val="5"/>
     </w:pPr>
     <w:rPr>
-      <w:rFonts w:cstheme="majorBidi" w:eastAsiaTheme="majorEastAsia"/>
+      <w:rFonts w:eastAsiaTheme="majorEastAsia" w:cstheme="majorBidi"/>
       <w:i/>
       <w:iCs/>
-      <w:color w:themeColor="text1" w:themeTint="A6" w:val="595959"/>
-    </w:rPr>
-  </w:style>
-  <w:style w:styleId="Heading7" w:type="paragraph">
+      <w:color w:val="595959" w:themeColor="text1" w:themeTint="A6"/>
+    </w:rPr>
+  </w:style>
+  <w:style w:type="paragraph" w:styleId="Heading7">
     <w:name w:val="heading 7"/>
     <w:basedOn w:val="Normal"/>
     <w:next w:val="BodyText"/>
@@ -2945,15 +3552,15 @@
     <w:pPr>
       <w:keepNext/>
       <w:keepLines/>
-      <w:spacing w:after="0" w:before="40"/>
+      <w:spacing w:before="40" w:after="0"/>
       <w:outlineLvl w:val="6"/>
     </w:pPr>
     <w:rPr>
-      <w:rFonts w:cstheme="majorBidi" w:eastAsiaTheme="majorEastAsia"/>
-      <w:color w:themeColor="text1" w:themeTint="A6" w:val="595959"/>
-    </w:rPr>
-  </w:style>
-  <w:style w:styleId="Heading8" w:type="paragraph">
+      <w:rFonts w:eastAsiaTheme="majorEastAsia" w:cstheme="majorBidi"/>
+      <w:color w:val="595959" w:themeColor="text1" w:themeTint="A6"/>
+    </w:rPr>
+  </w:style>
+  <w:style w:type="paragraph" w:styleId="Heading8">
     <w:name w:val="heading 8"/>
     <w:basedOn w:val="Normal"/>
     <w:next w:val="BodyText"/>
@@ -2970,13 +3577,13 @@
       <w:outlineLvl w:val="7"/>
     </w:pPr>
     <w:rPr>
-      <w:rFonts w:cstheme="majorBidi" w:eastAsiaTheme="majorEastAsia"/>
+      <w:rFonts w:eastAsiaTheme="majorEastAsia" w:cstheme="majorBidi"/>
       <w:i/>
       <w:iCs/>
-      <w:color w:themeColor="text1" w:themeTint="D8" w:val="272727"/>
-    </w:rPr>
-  </w:style>
-  <w:style w:styleId="Heading9" w:type="paragraph">
+      <w:color w:val="272727" w:themeColor="text1" w:themeTint="D8"/>
+    </w:rPr>
+  </w:style>
+  <w:style w:type="paragraph" w:styleId="Heading9">
     <w:name w:val="heading 9"/>
     <w:basedOn w:val="Normal"/>
     <w:next w:val="BodyText"/>
@@ -2993,24 +3600,202 @@
       <w:outlineLvl w:val="8"/>
     </w:pPr>
     <w:rPr>
-      <w:rFonts w:cstheme="majorBidi" w:eastAsiaTheme="majorEastAsia"/>
-      <w:color w:themeColor="text1" w:themeTint="D8" w:val="272727"/>
-    </w:rPr>
-  </w:style>
-  <w:style w:customStyle="1" w:styleId="Heading1Char" w:type="character">
+      <w:rFonts w:eastAsiaTheme="majorEastAsia" w:cstheme="majorBidi"/>
+      <w:color w:val="272727" w:themeColor="text1" w:themeTint="D8"/>
+    </w:rPr>
+  </w:style>
+  <w:style w:type="character" w:default="1" w:styleId="DefaultParagraphFont">
+    <w:name w:val="Default Paragraph Font"/>
+    <w:uiPriority w:val="1"/>
+    <w:semiHidden/>
+    <w:unhideWhenUsed/>
+  </w:style>
+  <w:style w:type="table" w:default="1" w:styleId="TableNormal">
+    <w:name w:val="Normal Table"/>
+    <w:uiPriority w:val="99"/>
+    <w:semiHidden/>
+    <w:unhideWhenUsed/>
+    <w:tblPr>
+      <w:tblInd w:w="0" w:type="dxa"/>
+      <w:tblCellMar>
+        <w:top w:w="0" w:type="dxa"/>
+        <w:left w:w="108" w:type="dxa"/>
+        <w:bottom w:w="0" w:type="dxa"/>
+        <w:right w:w="108" w:type="dxa"/>
+      </w:tblCellMar>
+    </w:tblPr>
+  </w:style>
+  <w:style w:type="numbering" w:default="1" w:styleId="NoList">
+    <w:name w:val="No List"/>
+    <w:uiPriority w:val="99"/>
+    <w:semiHidden/>
+    <w:unhideWhenUsed/>
+  </w:style>
+  <w:style w:type="paragraph" w:styleId="BodyText">
+    <w:name w:val="Body Text"/>
+    <w:basedOn w:val="Normal"/>
+    <w:qFormat/>
+    <w:pPr>
+      <w:spacing w:before="180" w:after="180"/>
+    </w:pPr>
+  </w:style>
+  <w:style w:type="paragraph" w:customStyle="1" w:styleId="FirstParagraph">
+    <w:name w:val="First Paragraph"/>
+    <w:basedOn w:val="BodyText"/>
+    <w:next w:val="BodyText"/>
+    <w:qFormat/>
+  </w:style>
+  <w:style w:type="paragraph" w:customStyle="1" w:styleId="Compact">
+    <w:name w:val="Compact"/>
+    <w:basedOn w:val="BodyText"/>
+    <w:qFormat/>
+    <w:pPr>
+      <w:spacing w:before="36" w:after="36"/>
+    </w:pPr>
+  </w:style>
+  <w:style w:type="paragraph" w:styleId="Title">
+    <w:name w:val="Title"/>
+    <w:basedOn w:val="Normal"/>
+    <w:next w:val="BodyText"/>
+    <w:link w:val="TitleChar"/>
+    <w:uiPriority w:val="10"/>
+    <w:qFormat/>
+    <w:rsid w:val="00A10FD9"/>
+    <w:pPr>
+      <w:spacing w:after="80"/>
+      <w:contextualSpacing/>
+      <w:jc w:val="center"/>
+    </w:pPr>
+    <w:rPr>
+      <w:rFonts w:asciiTheme="majorHAnsi" w:eastAsiaTheme="majorEastAsia" w:hAnsiTheme="majorHAnsi" w:cstheme="majorBidi"/>
+      <w:sz w:val="56"/>
+      <w:szCs w:val="56"/>
+    </w:rPr>
+  </w:style>
+  <w:style w:type="character" w:customStyle="1" w:styleId="TitleChar">
+    <w:name w:val="Title Char"/>
+    <w:basedOn w:val="DefaultParagraphFont"/>
+    <w:link w:val="Title"/>
+    <w:uiPriority w:val="10"/>
+    <w:rsid w:val="00A10FD9"/>
+    <w:rPr>
+      <w:rFonts w:asciiTheme="majorHAnsi" w:eastAsiaTheme="majorEastAsia" w:hAnsiTheme="majorHAnsi" w:cstheme="majorBidi"/>
+      <w:sz w:val="56"/>
+      <w:szCs w:val="56"/>
+    </w:rPr>
+  </w:style>
+  <w:style w:type="paragraph" w:styleId="Subtitle">
+    <w:name w:val="Subtitle"/>
+    <w:basedOn w:val="Title"/>
+    <w:next w:val="BodyText"/>
+    <w:link w:val="SubtitleChar"/>
+    <w:uiPriority w:val="11"/>
+    <w:qFormat/>
+    <w:rsid w:val="00A10FD9"/>
+    <w:pPr>
+      <w:numPr>
+        <w:ilvl w:val="1"/>
+      </w:numPr>
+    </w:pPr>
+    <w:rPr>
+      <w:spacing w:val="15"/>
+      <w:sz w:val="28"/>
+      <w:szCs w:val="28"/>
+    </w:rPr>
+  </w:style>
+  <w:style w:type="character" w:customStyle="1" w:styleId="SubtitleChar">
+    <w:name w:val="Subtitle Char"/>
+    <w:basedOn w:val="DefaultParagraphFont"/>
+    <w:link w:val="Subtitle"/>
+    <w:uiPriority w:val="11"/>
+    <w:rsid w:val="00A10FD9"/>
+    <w:rPr>
+      <w:rFonts w:eastAsiaTheme="majorEastAsia" w:cstheme="majorBidi"/>
+      <w:color w:val="595959" w:themeColor="text1" w:themeTint="A6"/>
+      <w:spacing w:val="15"/>
+      <w:sz w:val="28"/>
+      <w:szCs w:val="28"/>
+    </w:rPr>
+  </w:style>
+  <w:style w:type="paragraph" w:customStyle="1" w:styleId="Author">
+    <w:name w:val="Author"/>
+    <w:basedOn w:val="Title"/>
+    <w:next w:val="BodyText"/>
+    <w:qFormat/>
+    <w:pPr>
+      <w:keepNext/>
+      <w:keepLines/>
+    </w:pPr>
+    <w:rPr>
+      <w:sz w:val="24"/>
+      <w:szCs w:val="24"/>
+    </w:rPr>
+  </w:style>
+  <w:style w:type="paragraph" w:styleId="Date">
+    <w:name w:val="Date"/>
+    <w:basedOn w:val="Title"/>
+    <w:next w:val="BodyText"/>
+    <w:qFormat/>
+    <w:pPr>
+      <w:keepNext/>
+      <w:keepLines/>
+    </w:pPr>
+    <w:rPr>
+      <w:sz w:val="24"/>
+      <w:szCs w:val="24"/>
+    </w:rPr>
+  </w:style>
+  <w:style w:type="paragraph" w:customStyle="1" w:styleId="AbstractTitle">
+    <w:name w:val="Abstract Title"/>
+    <w:basedOn w:val="Normal"/>
+    <w:next w:val="Abstract"/>
+    <w:qFormat/>
+    <w:pPr>
+      <w:keepNext/>
+      <w:keepLines/>
+      <w:spacing w:before="300" w:after="0"/>
+      <w:jc w:val="center"/>
+    </w:pPr>
+    <w:rPr>
+      <w:b/>
+      <w:sz w:val="20"/>
+      <w:szCs w:val="20"/>
+    </w:rPr>
+  </w:style>
+  <w:style w:type="paragraph" w:customStyle="1" w:styleId="Abstract">
+    <w:name w:val="Abstract"/>
+    <w:basedOn w:val="Normal"/>
+    <w:next w:val="BodyText"/>
+    <w:qFormat/>
+    <w:pPr>
+      <w:keepNext/>
+      <w:keepLines/>
+      <w:spacing w:before="100" w:after="300"/>
+    </w:pPr>
+    <w:rPr>
+      <w:sz w:val="20"/>
+      <w:szCs w:val="20"/>
+    </w:rPr>
+  </w:style>
+  <w:style w:type="paragraph" w:styleId="Bibliography">
+    <w:name w:val="Bibliography"/>
+    <w:basedOn w:val="Normal"/>
+    <w:qFormat/>
+  </w:style>
+  <w:style w:type="character" w:customStyle="1" w:styleId="Heading1Char">
     <w:name w:val="Heading 1 Char"/>
     <w:basedOn w:val="DefaultParagraphFont"/>
     <w:link w:val="Heading1"/>
     <w:uiPriority w:val="9"/>
     <w:rsid w:val="00A10FD9"/>
     <w:rPr>
-      <w:rFonts w:asciiTheme="majorHAnsi" w:cstheme="majorBidi" w:eastAsiaTheme="majorEastAsia" w:hAnsiTheme="majorHAnsi"/>
-      <w:color w:themeColor="accent1" w:themeShade="BF" w:val="0F4761"/>
+      <w:rFonts w:asciiTheme="majorHAnsi" w:eastAsiaTheme="majorEastAsia" w:hAnsiTheme="majorHAnsi" w:cstheme="majorBidi"/>
+      <w:color w:val="0F4761" w:themeColor="accent1" w:themeShade="BF"/>
       <w:sz w:val="40"/>
       <w:szCs w:val="40"/>
     </w:rPr>
   </w:style>
-  <w:style w:customStyle="1" w:styleId="Heading2Char" w:type="character">
+  <w:style w:type="character" w:customStyle="1" w:styleId="Heading2Char">
     <w:name w:val="Heading 2 Char"/>
     <w:basedOn w:val="DefaultParagraphFont"/>
     <w:link w:val="Heading2"/>
@@ -3018,13 +3803,13 @@
     <w:semiHidden/>
     <w:rsid w:val="00A10FD9"/>
     <w:rPr>
-      <w:rFonts w:asciiTheme="majorHAnsi" w:cstheme="majorBidi" w:eastAsiaTheme="majorEastAsia" w:hAnsiTheme="majorHAnsi"/>
-      <w:color w:themeColor="accent1" w:themeShade="BF" w:val="0F4761"/>
+      <w:rFonts w:asciiTheme="majorHAnsi" w:eastAsiaTheme="majorEastAsia" w:hAnsiTheme="majorHAnsi" w:cstheme="majorBidi"/>
+      <w:color w:val="0F4761" w:themeColor="accent1" w:themeShade="BF"/>
       <w:sz w:val="32"/>
       <w:szCs w:val="32"/>
     </w:rPr>
   </w:style>
-  <w:style w:customStyle="1" w:styleId="Heading3Char" w:type="character">
+  <w:style w:type="character" w:customStyle="1" w:styleId="Heading3Char">
     <w:name w:val="Heading 3 Char"/>
     <w:basedOn w:val="DefaultParagraphFont"/>
     <w:link w:val="Heading3"/>
@@ -3032,13 +3817,13 @@
     <w:semiHidden/>
     <w:rsid w:val="00A10FD9"/>
     <w:rPr>
-      <w:rFonts w:cstheme="majorBidi" w:eastAsiaTheme="majorEastAsia"/>
-      <w:color w:themeColor="accent1" w:themeShade="BF" w:val="0F4761"/>
+      <w:rFonts w:eastAsiaTheme="majorEastAsia" w:cstheme="majorBidi"/>
+      <w:color w:val="0F4761" w:themeColor="accent1" w:themeShade="BF"/>
       <w:sz w:val="28"/>
       <w:szCs w:val="28"/>
     </w:rPr>
   </w:style>
-  <w:style w:customStyle="1" w:styleId="Heading4Char" w:type="character">
+  <w:style w:type="character" w:customStyle="1" w:styleId="Heading4Char">
     <w:name w:val="Heading 4 Char"/>
     <w:basedOn w:val="DefaultParagraphFont"/>
     <w:link w:val="Heading4"/>
@@ -3046,13 +3831,13 @@
     <w:semiHidden/>
     <w:rsid w:val="00A10FD9"/>
     <w:rPr>
-      <w:rFonts w:cstheme="majorBidi" w:eastAsiaTheme="majorEastAsia"/>
+      <w:rFonts w:eastAsiaTheme="majorEastAsia" w:cstheme="majorBidi"/>
       <w:i/>
       <w:iCs/>
-      <w:color w:themeColor="accent1" w:themeShade="BF" w:val="0F4761"/>
-    </w:rPr>
-  </w:style>
-  <w:style w:customStyle="1" w:styleId="Heading5Char" w:type="character">
+      <w:color w:val="0F4761" w:themeColor="accent1" w:themeShade="BF"/>
+    </w:rPr>
+  </w:style>
+  <w:style w:type="character" w:customStyle="1" w:styleId="Heading5Char">
     <w:name w:val="Heading 5 Char"/>
     <w:basedOn w:val="DefaultParagraphFont"/>
     <w:link w:val="Heading5"/>
@@ -3060,11 +3845,11 @@
     <w:semiHidden/>
     <w:rsid w:val="00A10FD9"/>
     <w:rPr>
-      <w:rFonts w:cstheme="majorBidi" w:eastAsiaTheme="majorEastAsia"/>
-      <w:color w:themeColor="accent1" w:themeShade="BF" w:val="0F4761"/>
-    </w:rPr>
-  </w:style>
-  <w:style w:customStyle="1" w:styleId="Heading6Char" w:type="character">
+      <w:rFonts w:eastAsiaTheme="majorEastAsia" w:cstheme="majorBidi"/>
+      <w:color w:val="0F4761" w:themeColor="accent1" w:themeShade="BF"/>
+    </w:rPr>
+  </w:style>
+  <w:style w:type="character" w:customStyle="1" w:styleId="Heading6Char">
     <w:name w:val="Heading 6 Char"/>
     <w:basedOn w:val="DefaultParagraphFont"/>
     <w:link w:val="Heading6"/>
@@ -3072,13 +3857,13 @@
     <w:semiHidden/>
     <w:rsid w:val="00A10FD9"/>
     <w:rPr>
-      <w:rFonts w:cstheme="majorBidi" w:eastAsiaTheme="majorEastAsia"/>
+      <w:rFonts w:eastAsiaTheme="majorEastAsia" w:cstheme="majorBidi"/>
       <w:i/>
       <w:iCs/>
-      <w:color w:themeColor="text1" w:themeTint="A6" w:val="595959"/>
-    </w:rPr>
-  </w:style>
-  <w:style w:customStyle="1" w:styleId="Heading7Char" w:type="character">
+      <w:color w:val="595959" w:themeColor="text1" w:themeTint="A6"/>
+    </w:rPr>
+  </w:style>
+  <w:style w:type="character" w:customStyle="1" w:styleId="Heading7Char">
     <w:name w:val="Heading 7 Char"/>
     <w:basedOn w:val="DefaultParagraphFont"/>
     <w:link w:val="Heading7"/>
@@ -3086,11 +3871,11 @@
     <w:semiHidden/>
     <w:rsid w:val="00A10FD9"/>
     <w:rPr>
-      <w:rFonts w:cstheme="majorBidi" w:eastAsiaTheme="majorEastAsia"/>
-      <w:color w:themeColor="text1" w:themeTint="A6" w:val="595959"/>
-    </w:rPr>
-  </w:style>
-  <w:style w:customStyle="1" w:styleId="Heading8Char" w:type="character">
+      <w:rFonts w:eastAsiaTheme="majorEastAsia" w:cstheme="majorBidi"/>
+      <w:color w:val="595959" w:themeColor="text1" w:themeTint="A6"/>
+    </w:rPr>
+  </w:style>
+  <w:style w:type="character" w:customStyle="1" w:styleId="Heading8Char">
     <w:name w:val="Heading 8 Char"/>
     <w:basedOn w:val="DefaultParagraphFont"/>
     <w:link w:val="Heading8"/>
@@ -3098,13 +3883,13 @@
     <w:semiHidden/>
     <w:rsid w:val="00A10FD9"/>
     <w:rPr>
-      <w:rFonts w:cstheme="majorBidi" w:eastAsiaTheme="majorEastAsia"/>
+      <w:rFonts w:eastAsiaTheme="majorEastAsia" w:cstheme="majorBidi"/>
       <w:i/>
       <w:iCs/>
-      <w:color w:themeColor="text1" w:themeTint="D8" w:val="272727"/>
-    </w:rPr>
-  </w:style>
-  <w:style w:customStyle="1" w:styleId="Heading9Char" w:type="character">
+      <w:color w:val="272727" w:themeColor="text1" w:themeTint="D8"/>
+    </w:rPr>
+  </w:style>
+  <w:style w:type="character" w:customStyle="1" w:styleId="Heading9Char">
     <w:name w:val="Heading 9 Char"/>
     <w:basedOn w:val="DefaultParagraphFont"/>
     <w:link w:val="Heading9"/>
@@ -3112,11 +3897,11 @@
     <w:semiHidden/>
     <w:rsid w:val="00A10FD9"/>
     <w:rPr>
-      <w:rFonts w:cstheme="majorBidi" w:eastAsiaTheme="majorEastAsia"/>
-      <w:color w:themeColor="text1" w:themeTint="D8" w:val="272727"/>
-    </w:rPr>
-  </w:style>
-  <w:style w:styleId="BlockText" w:type="paragraph">
+      <w:rFonts w:eastAsiaTheme="majorEastAsia" w:cstheme="majorBidi"/>
+      <w:color w:val="272727" w:themeColor="text1" w:themeTint="D8"/>
+    </w:rPr>
+  </w:style>
+  <w:style w:type="paragraph" w:styleId="BlockText">
     <w:name w:val="Block Text"/>
     <w:basedOn w:val="BodyText"/>
     <w:next w:val="BodyText"/>
@@ -3124,19 +3909,18 @@
     <w:unhideWhenUsed/>
     <w:qFormat/>
     <w:pPr>
-      <w:spacing w:after="100" w:before="100"/>
-      <w:ind w:firstLine="0" w:left="480" w:right="480"/>
+      <w:spacing w:before="100" w:after="100"/>
+      <w:ind w:left="480" w:right="480"/>
     </w:pPr>
   </w:style>
-  <w:style w:styleId="FootnoteText" w:type="paragraph">
-    <w:name w:val="Footnote Text"/>
+  <w:style w:type="paragraph" w:styleId="FootnoteText">
+    <w:name w:val="footnote text"/>
     <w:basedOn w:val="Normal"/>
-    <w:next w:val="FootnoteText"/>
     <w:uiPriority w:val="9"/>
     <w:unhideWhenUsed/>
     <w:qFormat/>
   </w:style>
-  <w:style w:styleId="FootnoteBlockText" w:type="paragraph">
+  <w:style w:type="paragraph" w:customStyle="1" w:styleId="FootnoteBlockText">
     <w:name w:val="Footnote Block Text"/>
     <w:basedOn w:val="FootnoteText"/>
     <w:next w:val="FootnoteText"/>
@@ -3144,40 +3928,35 @@
     <w:unhideWhenUsed/>
     <w:qFormat/>
     <w:pPr>
-      <w:spacing w:after="100" w:before="100"/>
-      <w:ind w:firstLine="0" w:left="480" w:right="480"/>
+      <w:spacing w:before="100" w:after="100"/>
+      <w:ind w:left="480" w:right="480"/>
     </w:pPr>
   </w:style>
-  <w:style w:default="1" w:styleId="DefaultParagraphFont" w:type="character">
-    <w:name w:val="Default Paragraph Font"/>
-    <w:semiHidden/>
-    <w:unhideWhenUsed/>
-  </w:style>
-  <w:style w:default="1" w:styleId="Table" w:type="table">
+  <w:style w:type="table" w:customStyle="1" w:styleId="Table">
     <w:name w:val="Table"/>
-    <w:basedOn w:val="TableNormal"/>
     <w:semiHidden/>
     <w:unhideWhenUsed/>
     <w:qFormat/>
     <w:tblPr>
-      <w:tblInd w:type="dxa" w:w="0"/>
+      <w:tblInd w:w="0" w:type="dxa"/>
       <w:tblCellMar>
-        <w:top w:type="dxa" w:w="0"/>
-        <w:left w:type="dxa" w:w="108"/>
-        <w:bottom w:type="dxa" w:w="0"/>
-        <w:right w:type="dxa" w:w="108"/>
+        <w:top w:w="0" w:type="dxa"/>
+        <w:left w:w="108" w:type="dxa"/>
+        <w:bottom w:w="0" w:type="dxa"/>
+        <w:right w:w="108" w:type="dxa"/>
       </w:tblCellMar>
     </w:tblPr>
     <w:tblStylePr w:type="firstRow">
+      <w:tblPr/>
       <w:tcPr>
         <w:tcBorders>
-          <w:bottom w:val="single"/>
+          <w:bottom w:val="single" w:sz="0" w:space="0" w:color="auto"/>
         </w:tcBorders>
         <w:vAlign w:val="bottom"/>
       </w:tcPr>
     </w:tblStylePr>
   </w:style>
-  <w:style w:customStyle="1" w:styleId="DefinitionTerm" w:type="paragraph">
+  <w:style w:type="paragraph" w:customStyle="1" w:styleId="DefinitionTerm">
     <w:name w:val="Definition Term"/>
     <w:basedOn w:val="Normal"/>
     <w:next w:val="Definition"/>
@@ -3190,75 +3969,77 @@
       <w:b/>
     </w:rPr>
   </w:style>
-  <w:style w:customStyle="1" w:styleId="Definition" w:type="paragraph">
+  <w:style w:type="paragraph" w:customStyle="1" w:styleId="Definition">
     <w:name w:val="Definition"/>
     <w:basedOn w:val="Normal"/>
   </w:style>
-  <w:style w:styleId="Caption" w:type="paragraph">
-    <w:name w:val="Caption"/>
+  <w:style w:type="paragraph" w:styleId="Caption">
+    <w:name w:val="caption"/>
     <w:basedOn w:val="Normal"/>
-    <w:link w:val="BodyTextChar"/>
+    <w:link w:val="CaptionChar"/>
     <w:pPr>
-      <w:spacing w:after="120" w:before="0"/>
+      <w:spacing w:after="120"/>
     </w:pPr>
     <w:rPr>
       <w:i/>
     </w:rPr>
   </w:style>
-  <w:style w:customStyle="1" w:styleId="TableCaption" w:type="paragraph">
+  <w:style w:type="paragraph" w:customStyle="1" w:styleId="TableCaption">
     <w:name w:val="Table Caption"/>
     <w:basedOn w:val="Caption"/>
     <w:pPr>
       <w:keepNext/>
     </w:pPr>
   </w:style>
-  <w:style w:customStyle="1" w:styleId="ImageCaption" w:type="paragraph">
+  <w:style w:type="paragraph" w:customStyle="1" w:styleId="ImageCaption">
     <w:name w:val="Image Caption"/>
     <w:basedOn w:val="Caption"/>
   </w:style>
-  <w:style w:customStyle="1" w:styleId="Figure" w:type="paragraph">
+  <w:style w:type="paragraph" w:customStyle="1" w:styleId="Figure">
     <w:name w:val="Figure"/>
     <w:basedOn w:val="Normal"/>
   </w:style>
-  <w:style w:customStyle="1" w:styleId="CaptionedFigure" w:type="paragraph">
+  <w:style w:type="paragraph" w:customStyle="1" w:styleId="CaptionedFigure">
     <w:name w:val="Captioned Figure"/>
     <w:basedOn w:val="Figure"/>
     <w:pPr>
       <w:keepNext/>
     </w:pPr>
   </w:style>
-  <w:style w:customStyle="1" w:styleId="BodyTextChar" w:type="character">
-    <w:name w:val="Body Text Char"/>
+  <w:style w:type="character" w:customStyle="1" w:styleId="CaptionChar">
+    <w:name w:val="Caption Char"/>
     <w:basedOn w:val="DefaultParagraphFont"/>
-    <w:link w:val="BodyText"/>
-  </w:style>
-  <w:style w:customStyle="1" w:styleId="VerbatimChar" w:type="character">
+    <w:link w:val="Caption"/>
+  </w:style>
+  <w:style w:type="character" w:customStyle="1" w:styleId="VerbatimChar">
     <w:name w:val="Verbatim Char"/>
-    <w:basedOn w:val="BodyTextChar"/>
+    <w:basedOn w:val="CaptionChar"/>
+    <w:link w:val="SourceCode"/>
     <w:rPr>
       <w:rFonts w:ascii="Consolas" w:hAnsi="Consolas"/>
       <w:sz w:val="22"/>
     </w:rPr>
   </w:style>
-  <w:style w:customStyle="1" w:styleId="SectionNumber" w:type="character">
+  <w:style w:type="character" w:customStyle="1" w:styleId="SectionNumber">
     <w:name w:val="Section Number"/>
-    <w:basedOn w:val="BodyTextChar"/>
-  </w:style>
-  <w:style w:styleId="FootnoteReference" w:type="character">
-    <w:name w:val="Footnote Reference"/>
-    <w:basedOn w:val="BodyTextChar"/>
+    <w:basedOn w:val="CaptionChar"/>
+  </w:style>
+  <w:style w:type="character" w:styleId="FootnoteReference">
+    <w:name w:val="footnote reference"/>
+    <w:basedOn w:val="CaptionChar"/>
     <w:rPr>
       <w:vertAlign w:val="superscript"/>
     </w:rPr>
   </w:style>
-  <w:style w:styleId="Hyperlink" w:type="character">
+  <w:style w:type="character" w:styleId="Hyperlink">
     <w:name w:val="Hyperlink"/>
-    <w:basedOn w:val="BodyTextChar"/>
-    <w:rPr>
-      <w:color w:themeColor="accent1" w:val="4F81BD"/>
-    </w:rPr>
-  </w:style>
-  <w:style w:styleId="TOCHeading" w:type="paragraph">
+    <w:basedOn w:val="CaptionChar"/>
+    <w:uiPriority w:val="99"/>
+    <w:rPr>
+      <w:color w:val="156082" w:themeColor="accent1"/>
+    </w:rPr>
+  </w:style>
+  <w:style w:type="paragraph" w:styleId="TOCHeading">
     <w:name w:val="TOC Heading"/>
     <w:basedOn w:val="Heading1"/>
     <w:next w:val="BodyText"/>
@@ -3269,246 +4050,316 @@
       <w:spacing w:before="240" w:line="259" w:lineRule="auto"/>
       <w:outlineLvl w:val="9"/>
     </w:pPr>
-    <w:rPr>
-      <w:rFonts w:asciiTheme="majorHAnsi" w:cstheme="majorBidi" w:eastAsiaTheme="majorEastAsia" w:hAnsiTheme="majorHAnsi"/>
-      <w:b w:val="0"/>
-      <w:bCs w:val="0"/>
-      <w:color w:themeColor="accent1" w:themeShade="BF" w:val="365F91"/>
-    </w:rPr>
   </w:style>
   <w:style w:type="paragraph" w:customStyle="1" w:styleId="SourceCode">
     <w:name w:val="Source Code"/>
     <w:basedOn w:val="Normal"/>
     <w:link w:val="VerbatimChar"/>
     <w:pPr>
-      <w:wordWrap w:val="off"/>
+      <w:wordWrap w:val="0"/>
     </w:pPr>
   </w:style>
   <w:style w:type="character" w:customStyle="1" w:styleId="KeywordTok">
     <w:name w:val="KeywordTok"/>
     <w:basedOn w:val="VerbatimChar"/>
     <w:rPr>
+      <w:rFonts w:ascii="Consolas" w:hAnsi="Consolas"/>
       <w:b/>
       <w:color w:val="007020"/>
+      <w:sz w:val="22"/>
     </w:rPr>
   </w:style>
   <w:style w:type="character" w:customStyle="1" w:styleId="DataTypeTok">
     <w:name w:val="DataTypeTok"/>
     <w:basedOn w:val="VerbatimChar"/>
     <w:rPr>
+      <w:rFonts w:ascii="Consolas" w:hAnsi="Consolas"/>
       <w:color w:val="902000"/>
+      <w:sz w:val="22"/>
     </w:rPr>
   </w:style>
   <w:style w:type="character" w:customStyle="1" w:styleId="DecValTok">
     <w:name w:val="DecValTok"/>
     <w:basedOn w:val="VerbatimChar"/>
     <w:rPr>
-      <w:color w:val="40a070"/>
+      <w:rFonts w:ascii="Consolas" w:hAnsi="Consolas"/>
+      <w:color w:val="40A070"/>
+      <w:sz w:val="22"/>
     </w:rPr>
   </w:style>
   <w:style w:type="character" w:customStyle="1" w:styleId="BaseNTok">
     <w:name w:val="BaseNTok"/>
     <w:basedOn w:val="VerbatimChar"/>
     <w:rPr>
-      <w:color w:val="40a070"/>
+      <w:rFonts w:ascii="Consolas" w:hAnsi="Consolas"/>
+      <w:color w:val="40A070"/>
+      <w:sz w:val="22"/>
     </w:rPr>
   </w:style>
   <w:style w:type="character" w:customStyle="1" w:styleId="FloatTok">
     <w:name w:val="FloatTok"/>
     <w:basedOn w:val="VerbatimChar"/>
     <w:rPr>
-      <w:color w:val="40a070"/>
+      <w:rFonts w:ascii="Consolas" w:hAnsi="Consolas"/>
+      <w:color w:val="40A070"/>
+      <w:sz w:val="22"/>
     </w:rPr>
   </w:style>
   <w:style w:type="character" w:customStyle="1" w:styleId="ConstantTok">
     <w:name w:val="ConstantTok"/>
     <w:basedOn w:val="VerbatimChar"/>
     <w:rPr>
+      <w:rFonts w:ascii="Consolas" w:hAnsi="Consolas"/>
       <w:color w:val="880000"/>
+      <w:sz w:val="22"/>
     </w:rPr>
   </w:style>
   <w:style w:type="character" w:customStyle="1" w:styleId="CharTok">
     <w:name w:val="CharTok"/>
     <w:basedOn w:val="VerbatimChar"/>
     <w:rPr>
-      <w:color w:val="4070a0"/>
+      <w:rFonts w:ascii="Consolas" w:hAnsi="Consolas"/>
+      <w:color w:val="4070A0"/>
+      <w:sz w:val="22"/>
     </w:rPr>
   </w:style>
   <w:style w:type="character" w:customStyle="1" w:styleId="SpecialCharTok">
     <w:name w:val="SpecialCharTok"/>
     <w:basedOn w:val="VerbatimChar"/>
     <w:rPr>
-      <w:color w:val="4070a0"/>
+      <w:rFonts w:ascii="Consolas" w:hAnsi="Consolas"/>
+      <w:color w:val="4070A0"/>
+      <w:sz w:val="22"/>
     </w:rPr>
   </w:style>
   <w:style w:type="character" w:customStyle="1" w:styleId="StringTok">
     <w:name w:val="StringTok"/>
     <w:basedOn w:val="VerbatimChar"/>
     <w:rPr>
-      <w:color w:val="4070a0"/>
+      <w:rFonts w:ascii="Consolas" w:hAnsi="Consolas"/>
+      <w:color w:val="4070A0"/>
+      <w:sz w:val="22"/>
     </w:rPr>
   </w:style>
   <w:style w:type="character" w:customStyle="1" w:styleId="VerbatimStringTok">
     <w:name w:val="VerbatimStringTok"/>
     <w:basedOn w:val="VerbatimChar"/>
     <w:rPr>
-      <w:color w:val="4070a0"/>
+      <w:rFonts w:ascii="Consolas" w:hAnsi="Consolas"/>
+      <w:color w:val="4070A0"/>
+      <w:sz w:val="22"/>
     </w:rPr>
   </w:style>
   <w:style w:type="character" w:customStyle="1" w:styleId="SpecialStringTok">
     <w:name w:val="SpecialStringTok"/>
     <w:basedOn w:val="VerbatimChar"/>
     <w:rPr>
-      <w:color w:val="bb6688"/>
+      <w:rFonts w:ascii="Consolas" w:hAnsi="Consolas"/>
+      <w:color w:val="BB6688"/>
+      <w:sz w:val="22"/>
     </w:rPr>
   </w:style>
   <w:style w:type="character" w:customStyle="1" w:styleId="ImportTok">
     <w:name w:val="ImportTok"/>
     <w:basedOn w:val="VerbatimChar"/>
     <w:rPr>
+      <w:rFonts w:ascii="Consolas" w:hAnsi="Consolas"/>
       <w:b/>
       <w:color w:val="008000"/>
+      <w:sz w:val="22"/>
     </w:rPr>
   </w:style>
   <w:style w:type="character" w:customStyle="1" w:styleId="CommentTok">
     <w:name w:val="CommentTok"/>
     <w:basedOn w:val="VerbatimChar"/>
     <w:rPr>
+      <w:rFonts w:ascii="Consolas" w:hAnsi="Consolas"/>
       <w:i/>
-      <w:color w:val="60a0b0"/>
+      <w:color w:val="60A0B0"/>
+      <w:sz w:val="22"/>
     </w:rPr>
   </w:style>
   <w:style w:type="character" w:customStyle="1" w:styleId="DocumentationTok">
     <w:name w:val="DocumentationTok"/>
     <w:basedOn w:val="VerbatimChar"/>
     <w:rPr>
+      <w:rFonts w:ascii="Consolas" w:hAnsi="Consolas"/>
       <w:i/>
-      <w:color w:val="ba2121"/>
+      <w:color w:val="BA2121"/>
+      <w:sz w:val="22"/>
     </w:rPr>
   </w:style>
   <w:style w:type="character" w:customStyle="1" w:styleId="AnnotationTok">
     <w:name w:val="AnnotationTok"/>
     <w:basedOn w:val="VerbatimChar"/>
     <w:rPr>
+      <w:rFonts w:ascii="Consolas" w:hAnsi="Consolas"/>
       <w:b/>
       <w:i/>
-      <w:color w:val="60a0b0"/>
+      <w:color w:val="60A0B0"/>
+      <w:sz w:val="22"/>
     </w:rPr>
   </w:style>
   <w:style w:type="character" w:customStyle="1" w:styleId="CommentVarTok">
     <w:name w:val="CommentVarTok"/>
     <w:basedOn w:val="VerbatimChar"/>
     <w:rPr>
+      <w:rFonts w:ascii="Consolas" w:hAnsi="Consolas"/>
       <w:b/>
       <w:i/>
-      <w:color w:val="60a0b0"/>
+      <w:color w:val="60A0B0"/>
+      <w:sz w:val="22"/>
     </w:rPr>
   </w:style>
   <w:style w:type="character" w:customStyle="1" w:styleId="OtherTok">
     <w:name w:val="OtherTok"/>
     <w:basedOn w:val="VerbatimChar"/>
     <w:rPr>
+      <w:rFonts w:ascii="Consolas" w:hAnsi="Consolas"/>
       <w:color w:val="007020"/>
+      <w:sz w:val="22"/>
     </w:rPr>
   </w:style>
   <w:style w:type="character" w:customStyle="1" w:styleId="FunctionTok">
     <w:name w:val="FunctionTok"/>
     <w:basedOn w:val="VerbatimChar"/>
     <w:rPr>
-      <w:color w:val="06287e"/>
+      <w:rFonts w:ascii="Consolas" w:hAnsi="Consolas"/>
+      <w:color w:val="06287E"/>
+      <w:sz w:val="22"/>
     </w:rPr>
   </w:style>
   <w:style w:type="character" w:customStyle="1" w:styleId="VariableTok">
     <w:name w:val="VariableTok"/>
     <w:basedOn w:val="VerbatimChar"/>
     <w:rPr>
-      <w:color w:val="19177c"/>
+      <w:rFonts w:ascii="Consolas" w:hAnsi="Consolas"/>
+      <w:color w:val="19177C"/>
+      <w:sz w:val="22"/>
     </w:rPr>
   </w:style>
   <w:style w:type="character" w:customStyle="1" w:styleId="ControlFlowTok">
     <w:name w:val="ControlFlowTok"/>
     <w:basedOn w:val="VerbatimChar"/>
     <w:rPr>
+      <w:rFonts w:ascii="Consolas" w:hAnsi="Consolas"/>
       <w:b/>
       <w:color w:val="007020"/>
+      <w:sz w:val="22"/>
     </w:rPr>
   </w:style>
   <w:style w:type="character" w:customStyle="1" w:styleId="OperatorTok">
     <w:name w:val="OperatorTok"/>
     <w:basedOn w:val="VerbatimChar"/>
     <w:rPr>
+      <w:rFonts w:ascii="Consolas" w:hAnsi="Consolas"/>
       <w:color w:val="666666"/>
+      <w:sz w:val="22"/>
     </w:rPr>
   </w:style>
   <w:style w:type="character" w:customStyle="1" w:styleId="BuiltInTok">
     <w:name w:val="BuiltInTok"/>
     <w:basedOn w:val="VerbatimChar"/>
     <w:rPr>
+      <w:rFonts w:ascii="Consolas" w:hAnsi="Consolas"/>
       <w:color w:val="008000"/>
+      <w:sz w:val="22"/>
     </w:rPr>
   </w:style>
   <w:style w:type="character" w:customStyle="1" w:styleId="ExtensionTok">
     <w:name w:val="ExtensionTok"/>
     <w:basedOn w:val="VerbatimChar"/>
-    <w:rPr/>
+    <w:rPr>
+      <w:rFonts w:ascii="Consolas" w:hAnsi="Consolas"/>
+      <w:sz w:val="22"/>
+    </w:rPr>
   </w:style>
   <w:style w:type="character" w:customStyle="1" w:styleId="PreprocessorTok">
     <w:name w:val="PreprocessorTok"/>
     <w:basedOn w:val="VerbatimChar"/>
     <w:rPr>
-      <w:color w:val="bc7a00"/>
+      <w:rFonts w:ascii="Consolas" w:hAnsi="Consolas"/>
+      <w:color w:val="BC7A00"/>
+      <w:sz w:val="22"/>
     </w:rPr>
   </w:style>
   <w:style w:type="character" w:customStyle="1" w:styleId="AttributeTok">
     <w:name w:val="AttributeTok"/>
     <w:basedOn w:val="VerbatimChar"/>
     <w:rPr>
-      <w:color w:val="7d9029"/>
+      <w:rFonts w:ascii="Consolas" w:hAnsi="Consolas"/>
+      <w:color w:val="7D9029"/>
+      <w:sz w:val="22"/>
     </w:rPr>
   </w:style>
   <w:style w:type="character" w:customStyle="1" w:styleId="RegionMarkerTok">
     <w:name w:val="RegionMarkerTok"/>
     <w:basedOn w:val="VerbatimChar"/>
-    <w:rPr/>
+    <w:rPr>
+      <w:rFonts w:ascii="Consolas" w:hAnsi="Consolas"/>
+      <w:sz w:val="22"/>
+    </w:rPr>
   </w:style>
   <w:style w:type="character" w:customStyle="1" w:styleId="InformationTok">
     <w:name w:val="InformationTok"/>
     <w:basedOn w:val="VerbatimChar"/>
     <w:rPr>
+      <w:rFonts w:ascii="Consolas" w:hAnsi="Consolas"/>
       <w:b/>
       <w:i/>
-      <w:color w:val="60a0b0"/>
+      <w:color w:val="60A0B0"/>
+      <w:sz w:val="22"/>
     </w:rPr>
   </w:style>
   <w:style w:type="character" w:customStyle="1" w:styleId="WarningTok">
     <w:name w:val="WarningTok"/>
     <w:basedOn w:val="VerbatimChar"/>
     <w:rPr>
+      <w:rFonts w:ascii="Consolas" w:hAnsi="Consolas"/>
       <w:b/>
       <w:i/>
-      <w:color w:val="60a0b0"/>
+      <w:color w:val="60A0B0"/>
+      <w:sz w:val="22"/>
     </w:rPr>
   </w:style>
   <w:style w:type="character" w:customStyle="1" w:styleId="AlertTok">
     <w:name w:val="AlertTok"/>
     <w:basedOn w:val="VerbatimChar"/>
     <w:rPr>
+      <w:rFonts w:ascii="Consolas" w:hAnsi="Consolas"/>
       <w:b/>
-      <w:color w:val="ff0000"/>
+      <w:color w:val="FF0000"/>
+      <w:sz w:val="22"/>
     </w:rPr>
   </w:style>
   <w:style w:type="character" w:customStyle="1" w:styleId="ErrorTok">
     <w:name w:val="ErrorTok"/>
     <w:basedOn w:val="VerbatimChar"/>
     <w:rPr>
+      <w:rFonts w:ascii="Consolas" w:hAnsi="Consolas"/>
       <w:b/>
-      <w:color w:val="ff0000"/>
+      <w:color w:val="FF0000"/>
+      <w:sz w:val="22"/>
     </w:rPr>
   </w:style>
   <w:style w:type="character" w:customStyle="1" w:styleId="NormalTok">
     <w:name w:val="NormalTok"/>
     <w:basedOn w:val="VerbatimChar"/>
-    <w:rPr/>
+    <w:rPr>
+      <w:rFonts w:ascii="Consolas" w:hAnsi="Consolas"/>
+      <w:sz w:val="22"/>
+    </w:rPr>
+  </w:style>
+  <w:style w:type="paragraph" w:styleId="TOC1">
+    <w:name w:val="toc 1"/>
+    <w:basedOn w:val="Normal"/>
+    <w:next w:val="Normal"/>
+    <w:autoRedefine/>
+    <w:uiPriority w:val="39"/>
+    <w:rsid w:val="00275180"/>
+    <w:pPr>
+      <w:spacing w:after="100"/>
+    </w:pPr>
   </w:style>
 </w:styles>
 </file>
